--- a/PNASTemplateforMainManuscript Group-based V1.docx
+++ b/PNASTemplateforMainManuscript Group-based V1.docx
@@ -510,6 +510,7 @@
           <w:lang w:val="da-DK"/>
         </w:rPr>
       </w:pPr>
+      <w:proofErr w:type="spellStart"/>
       <w:r>
         <w:rPr>
           <w:rFonts w:ascii="Arial" w:hAnsi="Arial" w:cs="Arial"/>
@@ -518,7 +519,18 @@
           <w:szCs w:val="20"/>
           <w:lang w:val="da-DK"/>
         </w:rPr>
-        <w:t xml:space="preserve">Email: </w:t>
+        <w:t>Email</w:t>
+      </w:r>
+      <w:proofErr w:type="spellEnd"/>
+      <w:r>
+        <w:rPr>
+          <w:rFonts w:ascii="Arial" w:hAnsi="Arial" w:cs="Arial"/>
+          <w:b/>
+          <w:sz w:val="20"/>
+          <w:szCs w:val="20"/>
+          <w:lang w:val="da-DK"/>
+        </w:rPr>
+        <w:t xml:space="preserve">: </w:t>
       </w:r>
       <w:r>
         <w:rPr>
@@ -1041,18 +1053,17 @@
         <w:jc w:val="both"/>
         <w:rPr>
           <w:rFonts w:ascii="Arial" w:hAnsi="Arial" w:cs="Arial"/>
-          <w:color w:val="000000"/>
-          <w:sz w:val="20"/>
-          <w:szCs w:val="20"/>
-        </w:rPr>
-      </w:pPr>
-      <w:r>
-        <w:rPr>
-          <w:rFonts w:ascii="Arial" w:hAnsi="Arial" w:cs="Arial"/>
-          <w:sz w:val="20"/>
-          <w:szCs w:val="20"/>
-        </w:rPr>
-        <w:t>This paper presents a preregistered systematic review and meta-analysis of the effects of group-based community interventions for socially marginalized adults with mental illness in OECD countries. Extensive literature searches identified 28,980 records from which 49 studies (349 effect sizes) contributed to the meta-analysis. Outcomes were categorized as social reintegration, including social functioning, loneliness, employment, and quality of life, or mental health, including anxiety, depression, and psychotic symptoms. Sophisticated multivariate meta-analysis showed that group-based interventions improved both social reintegration (</w:t>
+          <w:sz w:val="20"/>
+          <w:szCs w:val="20"/>
+        </w:rPr>
+      </w:pPr>
+      <w:r>
+        <w:rPr>
+          <w:rFonts w:ascii="Arial" w:hAnsi="Arial" w:cs="Arial"/>
+          <w:sz w:val="20"/>
+          <w:szCs w:val="20"/>
+        </w:rPr>
+        <w:t>This paper presents a preregistered systematic review and meta-analysis of group-based community interventions for socially marginalized adults with mental illness in OECD countries. Extensive literature searches identified 28,980 records, of which 49 studies, contributing 349 effect sizes, were included in the meta-analysis. Outcomes were classified as social reintegration, including social functioning, loneliness, employment, and quality of life, or mental health, including anxiety, depression, and psychotic symptoms. Multivariate meta-analysis showed that group-based interventions improved both social reintegration (</w:t>
       </w:r>
       <w:r>
         <w:rPr>
@@ -1070,7 +1081,7 @@
           <w:sz w:val="20"/>
           <w:szCs w:val="20"/>
         </w:rPr>
-        <w:t xml:space="preserve"> = 0.195, 95% </w:t>
+        <w:t xml:space="preserve"> = 0.195, 95% CI [0.122, 0.268]) and mental health (</w:t>
       </w:r>
       <w:r>
         <w:rPr>
@@ -1080,24 +1091,6 @@
           <w:sz w:val="20"/>
           <w:szCs w:val="20"/>
         </w:rPr>
-        <w:t>CI</w:t>
-      </w:r>
-      <w:r>
-        <w:rPr>
-          <w:rFonts w:ascii="Arial" w:hAnsi="Arial" w:cs="Arial"/>
-          <w:sz w:val="20"/>
-          <w:szCs w:val="20"/>
-        </w:rPr>
-        <w:t>[0.122-0.268]) and mental health (</w:t>
-      </w:r>
-      <w:r>
-        <w:rPr>
-          <w:rFonts w:ascii="Arial" w:hAnsi="Arial" w:cs="Arial"/>
-          <w:i/>
-          <w:iCs/>
-          <w:sz w:val="20"/>
-          <w:szCs w:val="20"/>
-        </w:rPr>
         <w:t>g</w:t>
       </w:r>
       <w:r>
@@ -1106,34 +1099,119 @@
           <w:sz w:val="20"/>
           <w:szCs w:val="20"/>
         </w:rPr>
-        <w:t xml:space="preserve"> = 0.215, 95% </w:t>
-      </w:r>
-      <w:r>
-        <w:rPr>
-          <w:rFonts w:ascii="Arial" w:hAnsi="Arial" w:cs="Arial"/>
-          <w:i/>
-          <w:iCs/>
-          <w:sz w:val="20"/>
-          <w:szCs w:val="20"/>
-        </w:rPr>
-        <w:t>CI</w:t>
-      </w:r>
-      <w:r>
-        <w:rPr>
-          <w:rFonts w:ascii="Arial" w:hAnsi="Arial" w:cs="Arial"/>
-          <w:sz w:val="20"/>
-          <w:szCs w:val="20"/>
-        </w:rPr>
-        <w:t>[0.090-0.340]) relative to control conditions. Effects were generally invariant across sensitivity and moderator analyses and showed little indication of publication bias. Nearly half of the included studies were preregistered, strengthening confidence in the evidence. Overall, these findings suggest that group-based interventions can support multidimensional recovery among adults experiencing both mental and social problems, while offering cost-effective alternatives to individual care</w:t>
-      </w:r>
-      <w:r>
-        <w:rPr>
-          <w:rFonts w:ascii="Arial" w:hAnsi="Arial" w:cs="Arial"/>
-          <w:color w:val="000000"/>
-          <w:sz w:val="20"/>
-          <w:szCs w:val="20"/>
-        </w:rPr>
-        <w:t>.</w:t>
+        <w:t xml:space="preserve"> = 0.215, 95% CI [0.090, 0.340]) relative to control conditions. </w:t>
+      </w:r>
+      <w:r>
+        <w:rPr>
+          <w:rFonts w:ascii="Arial" w:hAnsi="Arial" w:cs="Arial"/>
+          <w:sz w:val="20"/>
+          <w:szCs w:val="20"/>
+        </w:rPr>
+        <w:t>In addition, e</w:t>
+      </w:r>
+      <w:r>
+        <w:rPr>
+          <w:rFonts w:ascii="Arial" w:hAnsi="Arial" w:cs="Arial"/>
+          <w:sz w:val="20"/>
+          <w:szCs w:val="20"/>
+        </w:rPr>
+        <w:t>ffects in the two domains were positively associated, indicating that studies with larger effects on social reintegration also tended to show larger effects on mental health. Effects were generally robust across sensitivity</w:t>
+      </w:r>
+      <w:r>
+        <w:rPr>
+          <w:rFonts w:ascii="Arial" w:hAnsi="Arial" w:cs="Arial"/>
+          <w:sz w:val="20"/>
+          <w:szCs w:val="20"/>
+        </w:rPr>
+        <w:t xml:space="preserve"> </w:t>
+      </w:r>
+      <w:r>
+        <w:rPr>
+          <w:rFonts w:ascii="Arial" w:hAnsi="Arial" w:cs="Arial"/>
+          <w:sz w:val="20"/>
+          <w:szCs w:val="20"/>
+        </w:rPr>
+        <w:t xml:space="preserve">analyses and showed little indication of publication bias. Nearly half of the included studies were preregistered and contributed approximately two-thirds of all effect sizes, strengthening confidence in the evidence. </w:t>
+      </w:r>
+      <w:r>
+        <w:rPr>
+          <w:rFonts w:ascii="Arial" w:hAnsi="Arial" w:cs="Arial"/>
+          <w:sz w:val="20"/>
+          <w:szCs w:val="20"/>
+        </w:rPr>
+        <w:t>However, p</w:t>
+      </w:r>
+      <w:r>
+        <w:rPr>
+          <w:rFonts w:ascii="Arial" w:hAnsi="Arial" w:cs="Arial"/>
+          <w:sz w:val="20"/>
+          <w:szCs w:val="20"/>
+        </w:rPr>
+        <w:t>reregistered studies yielded</w:t>
+      </w:r>
+      <w:r>
+        <w:rPr>
+          <w:rFonts w:ascii="Arial" w:hAnsi="Arial" w:cs="Arial"/>
+          <w:sz w:val="20"/>
+          <w:szCs w:val="20"/>
+        </w:rPr>
+        <w:t xml:space="preserve"> a</w:t>
+      </w:r>
+      <w:r>
+        <w:rPr>
+          <w:rFonts w:ascii="Arial" w:hAnsi="Arial" w:cs="Arial"/>
+          <w:sz w:val="20"/>
+          <w:szCs w:val="20"/>
+        </w:rPr>
+        <w:t xml:space="preserve"> significantly smaller </w:t>
+      </w:r>
+      <w:r>
+        <w:rPr>
+          <w:rFonts w:ascii="Arial" w:hAnsi="Arial" w:cs="Arial"/>
+          <w:sz w:val="20"/>
+          <w:szCs w:val="20"/>
+        </w:rPr>
+        <w:t xml:space="preserve">overall average </w:t>
+      </w:r>
+      <w:r>
+        <w:rPr>
+          <w:rFonts w:ascii="Arial" w:hAnsi="Arial" w:cs="Arial"/>
+          <w:sz w:val="20"/>
+          <w:szCs w:val="20"/>
+        </w:rPr>
+        <w:t xml:space="preserve">effect than non-preregistered studies, but </w:t>
+      </w:r>
+      <w:r>
+        <w:rPr>
+          <w:rFonts w:ascii="Arial" w:hAnsi="Arial" w:cs="Arial"/>
+          <w:sz w:val="20"/>
+          <w:szCs w:val="20"/>
+        </w:rPr>
+        <w:t xml:space="preserve">the </w:t>
+      </w:r>
+      <w:r>
+        <w:rPr>
+          <w:rFonts w:ascii="Arial" w:hAnsi="Arial" w:cs="Arial"/>
+          <w:sz w:val="20"/>
+          <w:szCs w:val="20"/>
+        </w:rPr>
+        <w:t xml:space="preserve">effect among preregistered studies remained statistically significant and substantively meaningful, corresponding to 1.6 times the typical improvement under treatment as usual. </w:t>
+      </w:r>
+      <w:r>
+        <w:rPr>
+          <w:rFonts w:ascii="Arial" w:hAnsi="Arial" w:cs="Arial"/>
+          <w:sz w:val="20"/>
+          <w:szCs w:val="20"/>
+        </w:rPr>
+        <w:t>All t</w:t>
+      </w:r>
+      <w:r>
+        <w:rPr>
+          <w:rFonts w:ascii="Arial" w:hAnsi="Arial" w:cs="Arial"/>
+          <w:sz w:val="20"/>
+          <w:szCs w:val="20"/>
+        </w:rPr>
+        <w:t>aken together, the findings suggest that group-based interventions can support multidimensional recovery among adults experiencing both mental health and social problems, while potentially offering a cost-effective alternative to individual care.</w:t>
       </w:r>
     </w:p>
     <w:p>
@@ -1446,6 +1524,7 @@
           <w:sz w:val="20"/>
           <w:szCs w:val="20"/>
         </w:rPr>
+        <w:lastRenderedPageBreak/>
         <w:t>A range of interventions has been developed to address these needs, including occupational therapy, case management, psychoeducation, supportive psychotherapy, and mentoring. However, such interventions are often resource-intensive, and evidence of their effectiveness remains mixed.</w:t>
       </w:r>
       <w:r>
@@ -1495,7 +1574,685 @@
           <w:sz w:val="20"/>
           <w:szCs w:val="20"/>
         </w:rPr>
-        <w:t xml:space="preserve"> At the same time, mental healthcare systems in many high-income countries have shifted from hospital-centered care toward community-based and outpatient services. This </w:t>
+        <w:t xml:space="preserve"> At the same time, mental healthcare systems in many high-income countries have shifted from hospital-centered care toward community-based and outpatient services. This transition has increased pressure on local systems to deliver effective support under constrained budgets.</w:t>
+      </w:r>
+      <w:r>
+        <w:rPr>
+          <w:rFonts w:ascii="Arial" w:hAnsi="Arial" w:cs="Arial"/>
+          <w:sz w:val="20"/>
+          <w:szCs w:val="20"/>
+        </w:rPr>
+        <w:fldChar w:fldCharType="begin"/>
+      </w:r>
+      <w:r>
+        <w:rPr>
+          <w:rFonts w:ascii="Arial" w:hAnsi="Arial" w:cs="Arial"/>
+          <w:sz w:val="20"/>
+          <w:szCs w:val="20"/>
+        </w:rPr>
+        <w:instrText xml:space="preserve"> ADDIN ZOTERO_ITEM CSL_CITATION {"citationID":"nvO8nStY","properties":{"formattedCitation":"\\super 11\\nosupersub{}","plainCitation":"11","noteIndex":0},"citationItems":[{"id":1130,"uris":["http://zotero.org/users/17688719/items/LA7EH72T"],"itemData":{"id":1130,"type":"article-journal","container-title":"The British Journal of Psychiatry","issue":"6","note":"publisher: Cambridge University Press","page":"453-458","title":"Outcomes of Nordic mental health systems: life expectancy of patients with mental disorders","volume":"199","author":[{"family":"Wahlbeck","given":"Kristian"},{"family":"Westman","given":"Jeanette"},{"family":"Nordentoft","given":"Merete"},{"family":"Gissler","given":"Mika"},{"family":"Laursen","given":"Thomas Munk"}],"issued":{"date-parts":[["2011"]]}}}],"schema":"https://github.com/citation-style-language/schema/raw/master/csl-citation.json"} </w:instrText>
+      </w:r>
+      <w:r>
+        <w:rPr>
+          <w:rFonts w:ascii="Arial" w:hAnsi="Arial" w:cs="Arial"/>
+          <w:sz w:val="20"/>
+          <w:szCs w:val="20"/>
+        </w:rPr>
+        <w:fldChar w:fldCharType="separate"/>
+      </w:r>
+      <w:r>
+        <w:rPr>
+          <w:rFonts w:ascii="Arial" w:hAnsi="Arial" w:cs="Arial"/>
+          <w:sz w:val="20"/>
+          <w:szCs w:val="20"/>
+          <w:vertAlign w:val="superscript"/>
+        </w:rPr>
+        <w:t>11</w:t>
+      </w:r>
+      <w:r>
+        <w:rPr>
+          <w:rFonts w:ascii="Arial" w:hAnsi="Arial" w:cs="Arial"/>
+          <w:sz w:val="20"/>
+          <w:szCs w:val="20"/>
+        </w:rPr>
+        <w:fldChar w:fldCharType="end"/>
+      </w:r>
+      <w:r>
+        <w:rPr>
+          <w:rFonts w:ascii="Arial" w:hAnsi="Arial" w:cs="Arial"/>
+          <w:sz w:val="20"/>
+          <w:szCs w:val="20"/>
+        </w:rPr>
+        <w:t xml:space="preserve"> Within this context, group-based interventions have become increasingly attractive because they can serve multiple participants simultaneously and may offer a more scalable alternative to individually delivered care with low costs.</w:t>
+      </w:r>
+      <w:r>
+        <w:rPr>
+          <w:rFonts w:ascii="Arial" w:hAnsi="Arial" w:cs="Arial"/>
+          <w:sz w:val="20"/>
+          <w:szCs w:val="20"/>
+        </w:rPr>
+        <w:fldChar w:fldCharType="begin"/>
+      </w:r>
+      <w:r>
+        <w:rPr>
+          <w:rFonts w:ascii="Arial" w:hAnsi="Arial" w:cs="Arial"/>
+          <w:sz w:val="20"/>
+          <w:szCs w:val="20"/>
+        </w:rPr>
+        <w:instrText xml:space="preserve"> ADDIN ZOTERO_ITEM CSL_CITATION {"citationID":"uAsURFI2","properties":{"formattedCitation":"\\super 12,13\\nosupersub{}","plainCitation":"12,13","noteIndex":0},"citationItems":[{"id":63,"uris":["http://zotero.org/users/17688719/items/TQ5IZL58"],"itemData":{"id":63,"type":"article-journal","container-title":"Trials","issue":"1","page":"1-11","title":"Immediate help through group therapy for patients with somatic diseases and depressive or adjustment disorders in outpatient care: study protocol for a randomized controlled trial","volume":"16","author":[{"family":"Ruesch","given":"M."},{"family":"Helmes","given":"A. W."},{"literal":"Bengel"},{"literal":"J"}],"issued":{"date-parts":[["2015"]]}}},{"id":106,"uris":["http://zotero.org/users/17688719/items/P9ZN4DLK"],"itemData":{"id":106,"type":"article-journal","container-title":"National Institute for Health and Care Excellence","title":"Gambling related-harms: identification, assessment and management","volume":"NG248","author":[{"family":"NICE","given":""}],"issued":{"date-parts":[["2025"]]}}}],"schema":"https://github.com/citation-style-language/schema/raw/master/csl-citation.json"} </w:instrText>
+      </w:r>
+      <w:r>
+        <w:rPr>
+          <w:rFonts w:ascii="Arial" w:hAnsi="Arial" w:cs="Arial"/>
+          <w:sz w:val="20"/>
+          <w:szCs w:val="20"/>
+        </w:rPr>
+        <w:fldChar w:fldCharType="separate"/>
+      </w:r>
+      <w:r>
+        <w:rPr>
+          <w:rFonts w:ascii="Arial" w:hAnsi="Arial" w:cs="Arial"/>
+          <w:sz w:val="20"/>
+          <w:szCs w:val="20"/>
+          <w:vertAlign w:val="superscript"/>
+        </w:rPr>
+        <w:t>12,13</w:t>
+      </w:r>
+      <w:r>
+        <w:rPr>
+          <w:rFonts w:ascii="Arial" w:hAnsi="Arial" w:cs="Arial"/>
+          <w:sz w:val="20"/>
+          <w:szCs w:val="20"/>
+        </w:rPr>
+        <w:fldChar w:fldCharType="end"/>
+      </w:r>
+    </w:p>
+    <w:p>
+      <w:pPr>
+        <w:jc w:val="both"/>
+        <w:rPr>
+          <w:rFonts w:ascii="Arial" w:hAnsi="Arial" w:cs="Arial"/>
+          <w:sz w:val="20"/>
+          <w:szCs w:val="20"/>
+        </w:rPr>
+      </w:pPr>
+      <w:r>
+        <w:rPr>
+          <w:rFonts w:ascii="Arial" w:hAnsi="Arial" w:cs="Arial"/>
+          <w:sz w:val="20"/>
+          <w:szCs w:val="20"/>
+        </w:rPr>
+        <w:t>Group-based interventions may also offer benefits beyond efficiency. Their distinctive feature is that interpersonal contact and social support are built into the intervention itself. Group-based interventions will often be provided in a small, selected group of individuals who meet regularly with a therapist or case worker.</w:t>
+      </w:r>
+      <w:r>
+        <w:rPr>
+          <w:rFonts w:ascii="Arial" w:hAnsi="Arial" w:cs="Arial"/>
+          <w:sz w:val="20"/>
+          <w:szCs w:val="20"/>
+        </w:rPr>
+        <w:fldChar w:fldCharType="begin"/>
+      </w:r>
+      <w:r>
+        <w:rPr>
+          <w:rFonts w:ascii="Arial" w:hAnsi="Arial" w:cs="Arial"/>
+          <w:sz w:val="20"/>
+          <w:szCs w:val="20"/>
+        </w:rPr>
+        <w:instrText xml:space="preserve"> ADDIN ZOTERO_ITEM CSL_CITATION {"citationID":"55PT3JmE","properties":{"formattedCitation":"\\super 14\\nosupersub{}","plainCitation":"14","noteIndex":0},"citationItems":[{"id":2010,"uris":["http://zotero.org/users/17688719/items/PHVCS6ED"],"itemData":{"id":2010,"type":"book","collection-title":"Routledge, London: UK","title":"Introduction to group therapy ( 3rd ed.)","author":[{"family":"Fehr","given":"S. S"}],"issued":{"date-parts":[["2019"]]}}}],"schema":"https://github.com/citation-style-language/schema/raw/master/csl-citation.json"} </w:instrText>
+      </w:r>
+      <w:r>
+        <w:rPr>
+          <w:rFonts w:ascii="Arial" w:hAnsi="Arial" w:cs="Arial"/>
+          <w:sz w:val="20"/>
+          <w:szCs w:val="20"/>
+        </w:rPr>
+        <w:fldChar w:fldCharType="separate"/>
+      </w:r>
+      <w:r>
+        <w:rPr>
+          <w:rFonts w:ascii="Arial" w:hAnsi="Arial" w:cs="Arial"/>
+          <w:sz w:val="20"/>
+          <w:szCs w:val="20"/>
+          <w:vertAlign w:val="superscript"/>
+        </w:rPr>
+        <w:t>14</w:t>
+      </w:r>
+      <w:r>
+        <w:rPr>
+          <w:rFonts w:ascii="Arial" w:hAnsi="Arial" w:cs="Arial"/>
+          <w:sz w:val="20"/>
+          <w:szCs w:val="20"/>
+        </w:rPr>
+        <w:fldChar w:fldCharType="end"/>
+      </w:r>
+      <w:r>
+        <w:rPr>
+          <w:rFonts w:ascii="Arial" w:hAnsi="Arial" w:cs="Arial"/>
+          <w:sz w:val="20"/>
+          <w:szCs w:val="20"/>
+        </w:rPr>
+        <w:t xml:space="preserve"> This may be especially important for populations whose difficulties are closely linked to loneliness, stigma, and impaired social functioning</w:t>
+      </w:r>
+      <w:r>
+        <w:rPr>
+          <w:rFonts w:ascii="Arial" w:hAnsi="Arial" w:cs="Arial"/>
+          <w:sz w:val="20"/>
+          <w:szCs w:val="20"/>
+        </w:rPr>
+        <w:fldChar w:fldCharType="begin"/>
+      </w:r>
+      <w:r>
+        <w:rPr>
+          <w:rFonts w:ascii="Arial" w:hAnsi="Arial" w:cs="Arial"/>
+          <w:sz w:val="20"/>
+          <w:szCs w:val="20"/>
+        </w:rPr>
+        <w:instrText xml:space="preserve"> ADDIN ZOTERO_ITEM CSL_CITATION {"citationID":"a1o0evi9f8j","properties":{"formattedCitation":"\\super 12\\nosupersub{}","plainCitation":"12","noteIndex":0},"citationItems":[{"id":63,"uris":["http://zotero.org/users/17688719/items/TQ5IZL58"],"itemData":{"id":63,"type":"article-journal","container-title":"Trials","issue":"1","page":"1-11","title":"Immediate help through group therapy for patients with somatic diseases and depressive or adjustment disorders in outpatient care: study protocol for a randomized controlled trial","volume":"16","author":[{"family":"Ruesch","given":"M."},{"family":"Helmes","given":"A. W."},{"literal":"Bengel"},{"literal":"J"}],"issued":{"date-parts":[["2015"]]}}}],"schema":"https://github.com/citation-style-language/schema/raw/master/csl-citation.json"} </w:instrText>
+      </w:r>
+      <w:r>
+        <w:rPr>
+          <w:rFonts w:ascii="Arial" w:hAnsi="Arial" w:cs="Arial"/>
+          <w:sz w:val="20"/>
+          <w:szCs w:val="20"/>
+        </w:rPr>
+        <w:fldChar w:fldCharType="separate"/>
+      </w:r>
+      <w:r>
+        <w:rPr>
+          <w:rFonts w:ascii="Arial" w:hAnsi="Arial" w:cs="Arial"/>
+          <w:sz w:val="20"/>
+          <w:szCs w:val="20"/>
+          <w:vertAlign w:val="superscript"/>
+        </w:rPr>
+        <w:t>12</w:t>
+      </w:r>
+      <w:r>
+        <w:rPr>
+          <w:rFonts w:ascii="Arial" w:hAnsi="Arial" w:cs="Arial"/>
+          <w:sz w:val="20"/>
+          <w:szCs w:val="20"/>
+        </w:rPr>
+        <w:fldChar w:fldCharType="end"/>
+      </w:r>
+      <w:r>
+        <w:rPr>
+          <w:rFonts w:ascii="Arial" w:hAnsi="Arial" w:cs="Arial"/>
+          <w:sz w:val="20"/>
+          <w:szCs w:val="20"/>
+        </w:rPr>
+        <w:t>. Across mental health conditions, interpersonal functioning and social support are important predictors of relapse, recurrence, and longer-term adjustment.</w:t>
+      </w:r>
+      <w:r>
+        <w:rPr>
+          <w:rFonts w:ascii="Arial" w:hAnsi="Arial" w:cs="Arial"/>
+          <w:sz w:val="20"/>
+          <w:szCs w:val="20"/>
+        </w:rPr>
+        <w:fldChar w:fldCharType="begin"/>
+      </w:r>
+      <w:r>
+        <w:rPr>
+          <w:rFonts w:ascii="Arial" w:hAnsi="Arial" w:cs="Arial"/>
+          <w:sz w:val="20"/>
+          <w:szCs w:val="20"/>
+        </w:rPr>
+        <w:instrText xml:space="preserve"> ADDIN ZOTERO_ITEM CSL_CITATION {"citationID":"a18lfbk1tll","properties":{"formattedCitation":"\\super 15\\uc0\\u8211{}18\\nosupersub{}","plainCitation":"15–18","noteIndex":0},"citationItems":[{"id":2025,"uris":["http://zotero.org/users/17688719/items/DYRWCH5Y"],"itemData":{"id":2025,"type":"article-journal","container-title":"Journal of Consulting and Clinical Psychology","issue":"5","page":"774","title":"A psychoeducational approach to the treatment of depression: Comparison of group, individual, and minimal contact procedures","volume":"52","author":[{"family":"Brown","given":"R. A."},{"family":"Lewinsohn","given":"P. M"}],"issued":{"date-parts":[["1984"]]}}},{"id":1147,"uris":["http://zotero.org/users/17688719/items/M9DZHLPC"],"itemData":{"id":1147,"type":"article-journal","container-title":"New York : Springer</w:instrText>
+      </w:r>
+      <w:r>
+        <w:rPr>
+          <w:rFonts w:ascii="Cambria Math" w:hAnsi="Cambria Math" w:cs="Cambria Math"/>
+          <w:sz w:val="20"/>
+          <w:szCs w:val="20"/>
+        </w:rPr>
+        <w:instrText>‐</w:instrText>
+      </w:r>
+      <w:r>
+        <w:rPr>
+          <w:rFonts w:ascii="Arial" w:hAnsi="Arial" w:cs="Arial"/>
+          <w:sz w:val="20"/>
+          <w:szCs w:val="20"/>
+        </w:rPr>
+        <w:instrText xml:space="preserve">Verlag.","title":"Depression Runs in Families: The social context of risk and resilience in children of depressed mothers","author":[{"family":"Hammen","given":"C"}],"issued":{"date-parts":[["1991"]]}}},{"id":97,"uris":["http://zotero.org/users/17688719/items/PS8N4GS8"],"itemData":{"id":97,"type":"article-journal","container-title":"The American Journal of Psychiatry","page":"1128-1137","title":"Family functioning and major depression: An overview","volume":"147","author":[{"family":"Keitner","given":"G. I."},{"family":"Miller","given":"I. W"}],"issued":{"date-parts":[["1990"]]}}},{"id":2004,"uris":["http://zotero.org/users/17688719/items/C9PMBDBL"],"itemData":{"id":2004,"type":"article-journal","container-title":"Treating complex traumatic stress disorders: An evidence-based guide, 415-440","title":"Group therapy","author":[{"family":"Ford","given":"J. D."},{"family":"Fallot","given":"R. D."},{"literal":"Harris"},{"literal":"M"}],"issued":{"date-parts":[["2009"]]}}}],"schema":"https://github.com/citation-style-language/schema/raw/master/csl-citation.json"} </w:instrText>
+      </w:r>
+      <w:r>
+        <w:rPr>
+          <w:rFonts w:ascii="Arial" w:hAnsi="Arial" w:cs="Arial"/>
+          <w:sz w:val="20"/>
+          <w:szCs w:val="20"/>
+        </w:rPr>
+        <w:fldChar w:fldCharType="separate"/>
+      </w:r>
+      <w:r>
+        <w:rPr>
+          <w:rFonts w:ascii="Arial" w:hAnsi="Arial" w:cs="Arial"/>
+          <w:sz w:val="20"/>
+          <w:szCs w:val="20"/>
+          <w:vertAlign w:val="superscript"/>
+        </w:rPr>
+        <w:t>15–18</w:t>
+      </w:r>
+      <w:r>
+        <w:rPr>
+          <w:rFonts w:ascii="Arial" w:hAnsi="Arial" w:cs="Arial"/>
+          <w:sz w:val="20"/>
+          <w:szCs w:val="20"/>
+        </w:rPr>
+        <w:fldChar w:fldCharType="end"/>
+      </w:r>
+      <w:r>
+        <w:rPr>
+          <w:rFonts w:ascii="Arial" w:hAnsi="Arial" w:cs="Arial"/>
+          <w:sz w:val="20"/>
+          <w:szCs w:val="20"/>
+        </w:rPr>
+        <w:t xml:space="preserve"> These are also modifiable factors relevant to sustained recovery</w:t>
+      </w:r>
+      <w:r>
+        <w:rPr>
+          <w:rFonts w:ascii="Arial" w:hAnsi="Arial" w:cs="Arial"/>
+          <w:sz w:val="20"/>
+          <w:szCs w:val="20"/>
+        </w:rPr>
+        <w:fldChar w:fldCharType="begin"/>
+      </w:r>
+      <w:r>
+        <w:rPr>
+          <w:rFonts w:ascii="Arial" w:hAnsi="Arial" w:cs="Arial"/>
+          <w:sz w:val="20"/>
+          <w:szCs w:val="20"/>
+        </w:rPr>
+        <w:instrText xml:space="preserve"> ADDIN ZOTERO_ITEM CSL_CITATION {"citationID":"a3tco2kj04","properties":{"formattedCitation":"\\super 19\\nosupersub{}","plainCitation":"19","noteIndex":0},"citationItems":[{"id":96,"uris":["http://zotero.org/users/17688719/items/Z5EE6SMX"],"itemData":{"id":96,"type":"article-journal","container-title":"The American Journal of Psychiatry","page":"93-99","title":"Recovery and major depression: Factors associated with twelve-month outcome","volume":"149","author":[{"family":"Keitner","given":"G. I."},{"family":"Ryan","given":"C. E."},{"family":"Miller","given":"I. W."},{"literal":"Norman"},{"literal":"William"},{"literal":"H"}],"issued":{"date-parts":[["1992"]]}}}],"schema":"https://github.com/citation-style-language/schema/raw/master/csl-citation.json"} </w:instrText>
+      </w:r>
+      <w:r>
+        <w:rPr>
+          <w:rFonts w:ascii="Arial" w:hAnsi="Arial" w:cs="Arial"/>
+          <w:sz w:val="20"/>
+          <w:szCs w:val="20"/>
+        </w:rPr>
+        <w:fldChar w:fldCharType="separate"/>
+      </w:r>
+      <w:r>
+        <w:rPr>
+          <w:rFonts w:ascii="Arial" w:hAnsi="Arial" w:cs="Arial"/>
+          <w:sz w:val="20"/>
+          <w:szCs w:val="20"/>
+          <w:vertAlign w:val="superscript"/>
+        </w:rPr>
+        <w:t>19</w:t>
+      </w:r>
+      <w:r>
+        <w:rPr>
+          <w:rFonts w:ascii="Arial" w:hAnsi="Arial" w:cs="Arial"/>
+          <w:sz w:val="20"/>
+          <w:szCs w:val="20"/>
+        </w:rPr>
+        <w:fldChar w:fldCharType="end"/>
+      </w:r>
+      <w:r>
+        <w:rPr>
+          <w:rFonts w:ascii="Arial" w:hAnsi="Arial" w:cs="Arial"/>
+          <w:sz w:val="20"/>
+          <w:szCs w:val="20"/>
+        </w:rPr>
+        <w:t>. Group settings may therefore address mechanisms that individual treatment cannot fully target, including social learning, mutual recognition, shared norms, and supportive relationships.</w:t>
+      </w:r>
+      <w:r>
+        <w:rPr>
+          <w:rFonts w:ascii="Arial" w:hAnsi="Arial" w:cs="Arial"/>
+          <w:sz w:val="20"/>
+          <w:szCs w:val="20"/>
+        </w:rPr>
+        <w:fldChar w:fldCharType="begin"/>
+      </w:r>
+      <w:r>
+        <w:rPr>
+          <w:rFonts w:ascii="Arial" w:hAnsi="Arial" w:cs="Arial"/>
+          <w:sz w:val="20"/>
+          <w:szCs w:val="20"/>
+        </w:rPr>
+        <w:instrText xml:space="preserve"> ADDIN ZOTERO_ITEM CSL_CITATION {"citationID":"c3m000wL","properties":{"formattedCitation":"\\super 12,17\\uc0\\u8211{}20\\nosupersub{}","plainCitation":"12,17–20","noteIndex":0},"citationItems":[{"id":63,"uris":["http://zotero.org/users/17688719/items/TQ5IZL58"],"itemData":{"id":63,"type":"article-journal","container-title":"Trials","issue":"1","page":"1-11","title":"Immediate help through group therapy for patients with somatic diseases and depressive or adjustment disorders in outpatient care: study protocol for a randomized controlled trial","volume":"16","author":[{"family":"Ruesch","given":"M."},{"family":"Helmes","given":"A. W."},{"literal":"Bengel"},{"literal":"J"}],"issued":{"date-parts":[["2015"]]}}},{"id":97,"uris":["http://zotero.org/users/17688719/items/PS8N4GS8"],"itemData":{"id":97,"type":"article-journal","container-title":"The American Journal of Psychiatry","page":"1128-1137","title":"Family functioning and major depression: An overview","volume":"147","author":[{"family":"Keitner","given":"G. I."},{"family":"Miller","given":"I. W"}],"issued":{"date-parts":[["1990"]]}}},{"id":96,"uris":["http://zotero.org/users/17688719/items/Z5EE6SMX"],"itemData":{"id":96,"type":"article-journal","container-title":"The American Journal of Psychiatry","page":"93-99","title":"Recovery and major depression: Factors associated with twelve-month outcome","volume":"149","author":[{"family":"Keitner","given":"G. I."},{"family":"Ryan","given":"C. E."},{"family":"Miller","given":"I. W."},{"literal":"Norman"},{"literal":"William"},{"literal":"H"}],"issued":{"date-parts":[["1992"]]}}},{"id":2004,"uris":["http://zotero.org/users/17688719/items/C9PMBDBL"],"itemData":{"id":2004,"type":"article-journal","container-title":"Treating complex traumatic stress disorders: An evidence-based guide, 415-440","title":"Group therapy","author":[{"family":"Ford","given":"J. D."},{"family":"Fallot","given":"R. D."},{"literal":"Harris"},{"literal":"M"}],"issued":{"date-parts":[["2009"]]}}},{"id":1129,"uris":["http://zotero.org/users/17688719/items/Q3IAIK6Z"],"itemData":{"id":1129,"type":"article-journal","container-title":"Clinical Psychology: Science and Practice","issue":"1","note":"publisher: Wiley Online Library","page":"98-116","title":"The efficacy of group psychotherapy for depression: A meta-analysis and review of the empirical research","volume":"8","author":[{"family":"McDermut","given":"Wilson"},{"family":"Miller","given":"Ivan W"},{"family":"Brown","given":"Richard A"}],"issued":{"date-parts":[["2001"]]}}}],"schema":"https://github.com/citation-style-language/schema/raw/master/csl-citation.json"} </w:instrText>
+      </w:r>
+      <w:r>
+        <w:rPr>
+          <w:rFonts w:ascii="Arial" w:hAnsi="Arial" w:cs="Arial"/>
+          <w:sz w:val="20"/>
+          <w:szCs w:val="20"/>
+        </w:rPr>
+        <w:fldChar w:fldCharType="separate"/>
+      </w:r>
+      <w:r>
+        <w:rPr>
+          <w:rFonts w:ascii="Arial" w:hAnsi="Arial" w:cs="Arial"/>
+          <w:sz w:val="20"/>
+          <w:szCs w:val="20"/>
+          <w:vertAlign w:val="superscript"/>
+        </w:rPr>
+        <w:t>12,17–20</w:t>
+      </w:r>
+      <w:r>
+        <w:rPr>
+          <w:rFonts w:ascii="Arial" w:hAnsi="Arial" w:cs="Arial"/>
+          <w:sz w:val="20"/>
+          <w:szCs w:val="20"/>
+        </w:rPr>
+        <w:fldChar w:fldCharType="end"/>
+      </w:r>
+    </w:p>
+    <w:p>
+      <w:pPr>
+        <w:jc w:val="both"/>
+        <w:rPr>
+          <w:rFonts w:ascii="Arial" w:hAnsi="Arial" w:cs="Arial"/>
+          <w:sz w:val="20"/>
+          <w:szCs w:val="20"/>
+        </w:rPr>
+      </w:pPr>
+      <w:r>
+        <w:rPr>
+          <w:rFonts w:ascii="Arial" w:hAnsi="Arial" w:cs="Arial"/>
+          <w:sz w:val="20"/>
+          <w:szCs w:val="20"/>
+        </w:rPr>
+        <w:t>These potential benefits can be understood through recovery</w:t>
+      </w:r>
+      <w:r>
+        <w:rPr>
+          <w:rFonts w:ascii="Arial" w:hAnsi="Arial" w:cs="Arial"/>
+          <w:sz w:val="20"/>
+          <w:szCs w:val="20"/>
+        </w:rPr>
+        <w:fldChar w:fldCharType="begin"/>
+      </w:r>
+      <w:r>
+        <w:rPr>
+          <w:rFonts w:ascii="Arial" w:hAnsi="Arial" w:cs="Arial"/>
+          <w:sz w:val="20"/>
+          <w:szCs w:val="20"/>
+        </w:rPr>
+        <w:instrText xml:space="preserve"> ADDIN ZOTERO_ITEM CSL_CITATION {"citationID":"a27723h9j5r","properties":{"formattedCitation":"\\super 21\\nosupersub{}","plainCitation":"21","noteIndex":0},"citationItems":[{"id":9,"uris":["http://zotero.org/users/17688719/items/J7QDCXQH"],"itemData":{"id":9,"type":"article-journal","container-title":"American Journal of Occupational Therapy","issue":"3","note":"publisher: American Occupational Therapy Association","page":"247-256","title":"Occupational therapy interventions for recovery in the areas of community integration and normative life roles for adults with serious mental illness: A systematic review","volume":"65","author":[{"family":"Gibson","given":"Robert W"},{"family":"D'Amico","given":"Mariana"},{"family":"Jaffe","given":"Lynn"},{"family":"Arbesman","given":"Marian"}],"issued":{"date-parts":[["2011"]]}}}],"schema":"https://github.com/citation-style-language/schema/raw/master/csl-citation.json"} </w:instrText>
+      </w:r>
+      <w:r>
+        <w:rPr>
+          <w:rFonts w:ascii="Arial" w:hAnsi="Arial" w:cs="Arial"/>
+          <w:sz w:val="20"/>
+          <w:szCs w:val="20"/>
+        </w:rPr>
+        <w:fldChar w:fldCharType="separate"/>
+      </w:r>
+      <w:r>
+        <w:rPr>
+          <w:rFonts w:ascii="Arial" w:hAnsi="Arial" w:cs="Arial"/>
+          <w:sz w:val="20"/>
+          <w:szCs w:val="20"/>
+          <w:vertAlign w:val="superscript"/>
+        </w:rPr>
+        <w:t>21</w:t>
+      </w:r>
+      <w:r>
+        <w:rPr>
+          <w:rFonts w:ascii="Arial" w:hAnsi="Arial" w:cs="Arial"/>
+          <w:sz w:val="20"/>
+          <w:szCs w:val="20"/>
+        </w:rPr>
+        <w:fldChar w:fldCharType="end"/>
+      </w:r>
+      <w:r>
+        <w:rPr>
+          <w:rFonts w:ascii="Arial" w:hAnsi="Arial" w:cs="Arial"/>
+          <w:sz w:val="20"/>
+          <w:szCs w:val="20"/>
+        </w:rPr>
+        <w:t xml:space="preserve"> and social identity</w:t>
+      </w:r>
+      <w:r>
+        <w:rPr>
+          <w:rFonts w:ascii="Arial" w:hAnsi="Arial" w:cs="Arial"/>
+          <w:sz w:val="20"/>
+          <w:szCs w:val="20"/>
+        </w:rPr>
+        <w:fldChar w:fldCharType="begin"/>
+      </w:r>
+      <w:r>
+        <w:rPr>
+          <w:rFonts w:ascii="Arial" w:hAnsi="Arial" w:cs="Arial"/>
+          <w:sz w:val="20"/>
+          <w:szCs w:val="20"/>
+        </w:rPr>
+        <w:instrText xml:space="preserve"> ADDIN ZOTERO_ITEM CSL_CITATION {"citationID":"a2c4l29co6q","properties":{"formattedCitation":"\\super 22\\nosupersub{}","plainCitation":"22","noteIndex":0},"citationItems":[{"id":48,"uris":["http://zotero.org/users/17688719/items/F8WIDLAB"],"itemData":{"id":48,"type":"chapter","container-title":"In J. Jolanda, H. Catherine, &amp; S. Haslam Alexander (Eds.), The social cure: Identity, health and well-being (pp. 39–54). Psychology Press","title":"Promoting positive orientation towards health through social identity","author":[{"family":"Tarrant","given":"M."},{"family":"Hagger","given":"M. S."},{"family":"Farrow","given":"C. V"}],"issued":{"date-parts":[["2012"]]}}}],"schema":"https://github.com/citation-style-language/schema/raw/master/csl-citation.json"} </w:instrText>
+      </w:r>
+      <w:r>
+        <w:rPr>
+          <w:rFonts w:ascii="Arial" w:hAnsi="Arial" w:cs="Arial"/>
+          <w:sz w:val="20"/>
+          <w:szCs w:val="20"/>
+        </w:rPr>
+        <w:fldChar w:fldCharType="separate"/>
+      </w:r>
+      <w:r>
+        <w:rPr>
+          <w:rFonts w:ascii="Arial" w:hAnsi="Arial" w:cs="Arial"/>
+          <w:sz w:val="20"/>
+          <w:szCs w:val="20"/>
+          <w:vertAlign w:val="superscript"/>
+        </w:rPr>
+        <w:t>22</w:t>
+      </w:r>
+      <w:r>
+        <w:rPr>
+          <w:rFonts w:ascii="Arial" w:hAnsi="Arial" w:cs="Arial"/>
+          <w:sz w:val="20"/>
+          <w:szCs w:val="20"/>
+        </w:rPr>
+        <w:fldChar w:fldCharType="end"/>
+      </w:r>
+      <w:r>
+        <w:rPr>
+          <w:rFonts w:ascii="Arial" w:hAnsi="Arial" w:cs="Arial"/>
+          <w:sz w:val="20"/>
+          <w:szCs w:val="20"/>
+        </w:rPr>
+        <w:t xml:space="preserve"> perspectives. A recovery perspective emphasizes that improvement is not limited to symptom remission, but includes building a satisfying and meaningful life despite ongoing difficulties. Group-based interventions may support recovery by fostering coping skills, confidence, hope, and participation in social and occupational roles. A social identity perspective suggests that becoming part of a group may reshape how marginalized individuals see themselves and others. Group membership can foster a sense of belonging, validate experiences, and promote health-related behaviors through shared norms and mutual support.</w:t>
+      </w:r>
+    </w:p>
+    <w:p>
+      <w:pPr>
+        <w:jc w:val="both"/>
+        <w:rPr>
+          <w:rFonts w:ascii="Arial" w:hAnsi="Arial" w:cs="Arial"/>
+          <w:sz w:val="20"/>
+          <w:szCs w:val="20"/>
+        </w:rPr>
+      </w:pPr>
+      <w:r>
+        <w:rPr>
+          <w:rFonts w:ascii="Arial" w:hAnsi="Arial" w:cs="Arial"/>
+          <w:sz w:val="20"/>
+          <w:szCs w:val="20"/>
+        </w:rPr>
+        <w:t>Yet the promise of group-based interventions should not be assumed. Group processes can also be harmful</w:t>
+      </w:r>
+      <w:r>
+        <w:rPr>
+          <w:rFonts w:ascii="Arial" w:hAnsi="Arial" w:cs="Arial"/>
+          <w:sz w:val="20"/>
+          <w:szCs w:val="20"/>
+        </w:rPr>
+        <w:fldChar w:fldCharType="begin"/>
+      </w:r>
+      <w:r>
+        <w:rPr>
+          <w:rFonts w:ascii="Arial" w:hAnsi="Arial" w:cs="Arial"/>
+          <w:sz w:val="20"/>
+          <w:szCs w:val="20"/>
+        </w:rPr>
+        <w:instrText xml:space="preserve"> ADDIN ZOTERO_ITEM CSL_CITATION {"citationID":"a11io3troh1","properties":{"formattedCitation":"\\super 14,23,24\\nosupersub{}","plainCitation":"14,23,24","noteIndex":0},"citationItems":[{"id":2010,"uris":["http://zotero.org/users/17688719/items/PHVCS6ED"],"itemData":{"id":2010,"type":"book","collection-title":"Routledge, London: UK","title":"Introduction to group therapy ( 3rd ed.)","author":[{"family":"Fehr","given":"S. S"}],"issued":{"date-parts":[["2019"]]}}},{"id":1145,"uris":["http://zotero.org/users/17688719/items/DHGC6MHE"],"itemData":{"id":1145,"type":"article-journal","container-title":"The Journal of psychotherapy practice and research","issue":"3","note":"publisher: American Psychiatric Publishing","page":"113","title":"Adverse outcomes in group psychotherapy: Risk factors, prevention, and research directions","volume":"9","author":[{"family":"Roback","given":"Howard B"}],"issued":{"date-parts":[["2000"]]}}},{"id":1137,"uris":["http://zotero.org/users/17688719/items/XSN6A7LW"],"itemData":{"id":1137,"type":"book","publisher":"Jason Aronson","title":"Psychotherapy for better or worse: The problem of negative effects","author":[{"family":"Strupp","given":"Hans H"},{"family":"Hadley","given":"Suzanne W"},{"family":"Gomes-Schwartz","given":"Beverly"}],"issued":{"date-parts":[["1977"]]}}}],"schema":"https://github.com/citation-style-language/schema/raw/master/csl-citation.json"} </w:instrText>
+      </w:r>
+      <w:r>
+        <w:rPr>
+          <w:rFonts w:ascii="Arial" w:hAnsi="Arial" w:cs="Arial"/>
+          <w:sz w:val="20"/>
+          <w:szCs w:val="20"/>
+        </w:rPr>
+        <w:fldChar w:fldCharType="separate"/>
+      </w:r>
+      <w:r>
+        <w:rPr>
+          <w:rFonts w:ascii="Arial" w:hAnsi="Arial" w:cs="Arial"/>
+          <w:sz w:val="20"/>
+          <w:szCs w:val="20"/>
+          <w:vertAlign w:val="superscript"/>
+        </w:rPr>
+        <w:t>14,23,24</w:t>
+      </w:r>
+      <w:r>
+        <w:rPr>
+          <w:rFonts w:ascii="Arial" w:hAnsi="Arial" w:cs="Arial"/>
+          <w:sz w:val="20"/>
+          <w:szCs w:val="20"/>
+        </w:rPr>
+        <w:fldChar w:fldCharType="end"/>
+      </w:r>
+      <w:r>
+        <w:rPr>
+          <w:rFonts w:ascii="Arial" w:hAnsi="Arial" w:cs="Arial"/>
+          <w:sz w:val="20"/>
+          <w:szCs w:val="20"/>
+        </w:rPr>
+        <w:t>. Poor cohesion, breaches of confidentiality, invalidation or rejection by other members may reinforce feelings of isolation and low self-worth. More generally, not all participants are equally likely to benefit from the same treatment format. Depending on diagnosis, comorbidity, interpersonal style, or broader circumstances, some individuals may benefit less from group-based care than from individual intervention. The key question is therefore not simply whether group-based interventions work, but for whom, under what conditions, and whether they improve outcomes relevant to both mental health and social reintegration among marginalized adults with mental illness.</w:t>
+      </w:r>
+    </w:p>
+    <w:p>
+      <w:pPr>
+        <w:jc w:val="both"/>
+        <w:rPr>
+          <w:rFonts w:ascii="Arial" w:hAnsi="Arial" w:cs="Arial"/>
+          <w:sz w:val="20"/>
+          <w:szCs w:val="20"/>
+        </w:rPr>
+      </w:pPr>
+      <w:r>
+        <w:rPr>
+          <w:rFonts w:ascii="Arial" w:hAnsi="Arial" w:cs="Arial"/>
+          <w:sz w:val="20"/>
+          <w:szCs w:val="20"/>
+        </w:rPr>
+        <w:t>Existing evidence does not provide a clear answer regarding the effects of group-based interventions on social reintegration outcomes. Reviews of psychiatric group interventions</w:t>
+      </w:r>
+      <w:r>
+        <w:rPr>
+          <w:rFonts w:ascii="Arial" w:hAnsi="Arial" w:cs="Arial"/>
+          <w:sz w:val="20"/>
+          <w:szCs w:val="20"/>
+        </w:rPr>
+        <w:fldChar w:fldCharType="begin"/>
+      </w:r>
+      <w:r>
+        <w:rPr>
+          <w:rFonts w:ascii="Arial" w:hAnsi="Arial" w:cs="Arial"/>
+          <w:sz w:val="20"/>
+          <w:szCs w:val="20"/>
+        </w:rPr>
+        <w:instrText xml:space="preserve"> ADDIN ZOTERO_ITEM CSL_CITATION {"citationID":"a1ak3dcqq2d","properties":{"formattedCitation":"\\super 25,26\\nosupersub{}","plainCitation":"25,26","noteIndex":0},"citationItems":[{"id":1154,"uris":["http://zotero.org/users/17688719/items/4ADVS7IH"],"itemData":{"id":1154,"type":"article-journal","container-title":"Psychotherapy Research","issue":"8","note":"publisher: Taylor &amp; Francis","page":"965-982","title":"Efficacy of group psychotherapy for anxiety disorders: A systematic review and meta-analysis","volume":"30","author":[{"family":"Barkowski","given":"Sarah"},{"family":"Schwartze","given":"Dominique"},{"family":"Strauss","given":"Bernhard"},{"family":"Burlingame","given":"Gary M"},{"family":"Rosendahl","given":"Jenny"}],"issued":{"date-parts":[["2020"]]}}},{"id":1155,"uris":["http://zotero.org/users/17688719/items/QRWVUBZN"],"itemData":{"id":1155,"type":"article-journal","container-title":"Psychotherapy","issue":"2","note":"publisher: Educational Publishing Foundation","page":"260","title":"Group psychotherapy for borderline personality disorder: A meta-analysis of randomized-controlled trials.","volume":"56","author":[{"family":"McLaughlin","given":"Stephanie P B"},{"family":"Barkowski","given":"Sarah"},{"family":"Burlingame","given":"Gary M"},{"family":"Strauss","given":"Bernard"},{"family":"Rosendahl","given":"Jenny"}],"issued":{"date-parts":[["2019"]]}}}],"schema":"https://github.com/citation-style-language/schema/raw/master/csl-citation.json"} </w:instrText>
+      </w:r>
+      <w:r>
+        <w:rPr>
+          <w:rFonts w:ascii="Arial" w:hAnsi="Arial" w:cs="Arial"/>
+          <w:sz w:val="20"/>
+          <w:szCs w:val="20"/>
+        </w:rPr>
+        <w:fldChar w:fldCharType="separate"/>
+      </w:r>
+      <w:r>
+        <w:rPr>
+          <w:rFonts w:ascii="Arial" w:hAnsi="Arial" w:cs="Arial"/>
+          <w:sz w:val="20"/>
+          <w:szCs w:val="20"/>
+          <w:vertAlign w:val="superscript"/>
+        </w:rPr>
+        <w:t>25,26</w:t>
+      </w:r>
+      <w:r>
+        <w:rPr>
+          <w:rFonts w:ascii="Arial" w:hAnsi="Arial" w:cs="Arial"/>
+          <w:sz w:val="20"/>
+          <w:szCs w:val="20"/>
+        </w:rPr>
+        <w:fldChar w:fldCharType="end"/>
+      </w:r>
+      <w:r>
+        <w:rPr>
+          <w:rFonts w:ascii="Arial" w:hAnsi="Arial" w:cs="Arial"/>
+          <w:sz w:val="20"/>
+          <w:szCs w:val="20"/>
+        </w:rPr>
+        <w:t xml:space="preserve"> have largely focused on specific diagnoses and typically prioritize symptom reduction as the main endpoint. Other reviews have examined broader outcomes in areas such as psychosis recovery, substance use, homelessness, and trauma, but these studies tend to focus on narrower populations, single comorbidities, or specific intervention models</w:t>
+      </w:r>
+      <w:r>
+        <w:rPr>
+          <w:rFonts w:ascii="Arial" w:hAnsi="Arial" w:cs="Arial"/>
+          <w:sz w:val="20"/>
+          <w:szCs w:val="20"/>
+        </w:rPr>
+        <w:fldChar w:fldCharType="begin"/>
+      </w:r>
+      <w:r>
+        <w:rPr>
+          <w:rFonts w:ascii="Arial" w:hAnsi="Arial" w:cs="Arial"/>
+          <w:sz w:val="20"/>
+          <w:szCs w:val="20"/>
+        </w:rPr>
+        <w:instrText xml:space="preserve"> ADDIN ZOTERO_ITEM CSL_CITATION {"citationID":"a2el1634gqi","properties":{"formattedCitation":"\\super 27\\uc0\\u8211{}32\\nosupersub{}","plainCitation":"27–32","noteIndex":0},"citationItems":[{"id":1131,"uris":["http://zotero.org/users/17688719/items/T3E9SB5N"],"itemData":{"id":1131,"type":"article-journal","container-title":"Annals of General Psychiatry","issue":"1","note":"publisher: Springer","page":"1","title":"Group programmes for recovery from psychosis: a systematic review","volume":"7","author":[{"family":"Segredou","given":"Eirini"},{"family":"Livaditis","given":"Miltos"},{"family":"Liolios","given":"Konstantinos"},{"family":"Skartsila","given":"Grigoria"}],"issued":{"date-parts":[["2008"]]}}},{"id":1139,"uris":["http://zotero.org/users/17688719/items/BK6AMARC"],"itemData":{"id":1139,"type":"article-journal","container-title":"Campbell Systematic Reviews","issue":"1","note":"publisher: Wiley Online Library","page":"1-149","title":"12-step programs for reducing illicit drug use","volume":"13","author":[{"family":"Bøg","given":"Martin"},{"family":"Filges","given":"Trine"},{"family":"Brännström","given":"Lars"},{"family":"Jørgensen","given":"Anne-Marie Klint"},{"family":"Fredrikksson","given":"Maja Karrman"}],"issued":{"date-parts":[["2017"]]}}},{"id":1150,"uris":["http://zotero.org/users/17688719/items/5CB4RILG"],"itemData":{"id":1150,"type":"article-journal","container-title":"Campbell Systematic Reviews","issue":"1","note":"publisher: Wiley Online Library","page":"1-281","title":"Effectiveness of interventions to reduce homelessness: a systematic review and meta-analysis","volume":"14","author":[{"family":"Munthe-Kaas","given":"Heather Menzies"},{"family":"Berg","given":"Rigmor C"},{"family":"Blaasvær","given":"Nora"}],"issued":{"date-parts":[["2018"]]}}},{"id":90,"uris":["http://zotero.org/users/17688719/items/WKM4J44U"],"itemData":{"id":90,"type":"article-journal","container-title":"Journal of Affective Disorders, 243, 305–321.Reproducibility of individual effect sizes in meta-analyses in psychology. PloS One","DOI":"10.1371/journal.pone.0233107","issue":"5","page":"e0233107","title":"A systematic review and meta-analysis of group treatments for adults with symptoms associated with complex post-traumatic stress disorder","volume":"15","author":[{"family":"Mahoney","given":"A."},{"family":"Karatzias","given":"T."},{"literal":"Hutton"},{"literal":"P"}],"issued":{"date-parts":[["2019"]]}}},{"id":1153,"uris":["http://zotero.org/users/17688719/items/U5EKFTZM"],"itemData":{"id":1153,"type":"article-journal","container-title":"Journal of Substance Abuse Treatment","note":"publisher: Elsevier","page":"104-116","title":"Group treatment for substance use disorder in adults: A systematic review and meta-analysis of randomized-controlled trials","volume":"99","author":[{"family":"Coco","given":"Gianluca Lo"},{"family":"Melchiori","given":"Francesco"},{"family":"Oieni","given":"Veronica"},{"family":"Infurna","given":"Maria Rita"},{"family":"Strauss","given":"Bernhard"},{"family":"Schwartze","given":"Dominique"},{"family":"Rosendahl","given":"Jenny"},{"family":"Gullo","given":"Salvatore"}],"issued":{"date-parts":[["2019"]]}}},{"id":95,"uris":["http://zotero.org/users/17688719/items/4L3PGPYN"],"itemData":{"id":95,"type":"article-journal","container-title":"Cochrane Database of Systematic Reviews","issue":"3","page":"012880","title":"Alcoholics anonymous and other 12-step programs for alcohol use disorder","volume":"3","author":[{"family":"Kelly","given":"J. F."},{"family":"Humphreys","given":"K."},{"literal":"Ferri"},{"literal":"M"}],"issued":{"date-parts":[["2020"]]}}}],"schema":"https://github.com/citation-style-language/schema/raw/master/csl-citation.json"} </w:instrText>
+      </w:r>
+      <w:r>
+        <w:rPr>
+          <w:rFonts w:ascii="Arial" w:hAnsi="Arial" w:cs="Arial"/>
+          <w:sz w:val="20"/>
+          <w:szCs w:val="20"/>
+        </w:rPr>
+        <w:fldChar w:fldCharType="separate"/>
+      </w:r>
+      <w:r>
+        <w:rPr>
+          <w:rFonts w:ascii="Arial" w:hAnsi="Arial" w:cs="Arial"/>
+          <w:sz w:val="20"/>
+          <w:szCs w:val="20"/>
+          <w:vertAlign w:val="superscript"/>
+        </w:rPr>
+        <w:t>27–32</w:t>
+      </w:r>
+      <w:r>
+        <w:rPr>
+          <w:rFonts w:ascii="Arial" w:hAnsi="Arial" w:cs="Arial"/>
+          <w:sz w:val="20"/>
+          <w:szCs w:val="20"/>
+        </w:rPr>
+        <w:fldChar w:fldCharType="end"/>
+      </w:r>
+      <w:r>
+        <w:rPr>
+          <w:rFonts w:ascii="Arial" w:hAnsi="Arial" w:cs="Arial"/>
+          <w:sz w:val="20"/>
+          <w:szCs w:val="20"/>
+        </w:rPr>
+        <w:t>. As a result, the evidence base remains fragmented. We still know relatively little about whether group-based community interventions improve the wider outcomes that matter for adults living with both mental illness and social marginalization.</w:t>
+      </w:r>
+    </w:p>
+    <w:p>
+      <w:pPr>
+        <w:jc w:val="both"/>
+        <w:rPr>
+          <w:rFonts w:ascii="Arial" w:hAnsi="Arial" w:cs="Arial"/>
+          <w:sz w:val="20"/>
+          <w:szCs w:val="20"/>
+        </w:rPr>
+      </w:pPr>
+      <w:r>
+        <w:rPr>
+          <w:rFonts w:ascii="Arial" w:hAnsi="Arial" w:cs="Arial"/>
+          <w:sz w:val="20"/>
+          <w:szCs w:val="20"/>
+        </w:rPr>
+        <w:t xml:space="preserve">This gap is important for science and policy. The social and economic burden of comorbidity is substantial. Yet, many evaluations rely on narrow clinical outcomes that may underestimate the value of interventions affecting housing, work, social functioning, or quality of life. Policymakers are increasingly asked to fund group-based community interventions because of their potential </w:t>
       </w:r>
       <w:r>
         <w:rPr>
@@ -1504,97 +2261,7 @@
           <w:szCs w:val="20"/>
         </w:rPr>
         <w:lastRenderedPageBreak/>
-        <w:t>transition has increased pressure on local systems to deliver effective support under constrained budgets.</w:t>
-      </w:r>
-      <w:r>
-        <w:rPr>
-          <w:rFonts w:ascii="Arial" w:hAnsi="Arial" w:cs="Arial"/>
-          <w:sz w:val="20"/>
-          <w:szCs w:val="20"/>
-        </w:rPr>
-        <w:fldChar w:fldCharType="begin"/>
-      </w:r>
-      <w:r>
-        <w:rPr>
-          <w:rFonts w:ascii="Arial" w:hAnsi="Arial" w:cs="Arial"/>
-          <w:sz w:val="20"/>
-          <w:szCs w:val="20"/>
-        </w:rPr>
-        <w:instrText xml:space="preserve"> ADDIN ZOTERO_ITEM CSL_CITATION {"citationID":"nvO8nStY","properties":{"formattedCitation":"\\super 11\\nosupersub{}","plainCitation":"11","noteIndex":0},"citationItems":[{"id":1130,"uris":["http://zotero.org/users/17688719/items/LA7EH72T"],"itemData":{"id":1130,"type":"article-journal","container-title":"The British Journal of Psychiatry","issue":"6","note":"publisher: Cambridge University Press","page":"453-458","title":"Outcomes of Nordic mental health systems: life expectancy of patients with mental disorders","volume":"199","author":[{"family":"Wahlbeck","given":"Kristian"},{"family":"Westman","given":"Jeanette"},{"family":"Nordentoft","given":"Merete"},{"family":"Gissler","given":"Mika"},{"family":"Laursen","given":"Thomas Munk"}],"issued":{"date-parts":[["2011"]]}}}],"schema":"https://github.com/citation-style-language/schema/raw/master/csl-citation.json"} </w:instrText>
-      </w:r>
-      <w:r>
-        <w:rPr>
-          <w:rFonts w:ascii="Arial" w:hAnsi="Arial" w:cs="Arial"/>
-          <w:sz w:val="20"/>
-          <w:szCs w:val="20"/>
-        </w:rPr>
-        <w:fldChar w:fldCharType="separate"/>
-      </w:r>
-      <w:r>
-        <w:rPr>
-          <w:rFonts w:ascii="Arial" w:hAnsi="Arial" w:cs="Arial"/>
-          <w:sz w:val="20"/>
-          <w:szCs w:val="20"/>
-          <w:vertAlign w:val="superscript"/>
-        </w:rPr>
-        <w:t>11</w:t>
-      </w:r>
-      <w:r>
-        <w:rPr>
-          <w:rFonts w:ascii="Arial" w:hAnsi="Arial" w:cs="Arial"/>
-          <w:sz w:val="20"/>
-          <w:szCs w:val="20"/>
-        </w:rPr>
-        <w:fldChar w:fldCharType="end"/>
-      </w:r>
-      <w:r>
-        <w:rPr>
-          <w:rFonts w:ascii="Arial" w:hAnsi="Arial" w:cs="Arial"/>
-          <w:sz w:val="20"/>
-          <w:szCs w:val="20"/>
-        </w:rPr>
-        <w:t xml:space="preserve"> Within this context, group-based interventions have become increasingly attractive because they can serve multiple participants simultaneously and may offer a more scalable alternative to individually delivered care with low costs.</w:t>
-      </w:r>
-      <w:r>
-        <w:rPr>
-          <w:rFonts w:ascii="Arial" w:hAnsi="Arial" w:cs="Arial"/>
-          <w:sz w:val="20"/>
-          <w:szCs w:val="20"/>
-        </w:rPr>
-        <w:fldChar w:fldCharType="begin"/>
-      </w:r>
-      <w:r>
-        <w:rPr>
-          <w:rFonts w:ascii="Arial" w:hAnsi="Arial" w:cs="Arial"/>
-          <w:sz w:val="20"/>
-          <w:szCs w:val="20"/>
-        </w:rPr>
-        <w:instrText xml:space="preserve"> ADDIN ZOTERO_ITEM CSL_CITATION {"citationID":"uAsURFI2","properties":{"formattedCitation":"\\super 12,13\\nosupersub{}","plainCitation":"12,13","noteIndex":0},"citationItems":[{"id":63,"uris":["http://zotero.org/users/17688719/items/TQ5IZL58"],"itemData":{"id":63,"type":"article-journal","container-title":"Trials","issue":"1","page":"1-11","title":"Immediate help through group therapy for patients with somatic diseases and depressive or adjustment disorders in outpatient care: study protocol for a randomized controlled trial","volume":"16","author":[{"family":"Ruesch","given":"M."},{"family":"Helmes","given":"A. W."},{"literal":"Bengel"},{"literal":"J"}],"issued":{"date-parts":[["2015"]]}}},{"id":106,"uris":["http://zotero.org/users/17688719/items/P9ZN4DLK"],"itemData":{"id":106,"type":"article-journal","container-title":"National Institute for Health and Care Excellence","title":"Gambling related-harms: identification, assessment and management","volume":"NG248","author":[{"family":"NICE","given":""}],"issued":{"date-parts":[["2025"]]}}}],"schema":"https://github.com/citation-style-language/schema/raw/master/csl-citation.json"} </w:instrText>
-      </w:r>
-      <w:r>
-        <w:rPr>
-          <w:rFonts w:ascii="Arial" w:hAnsi="Arial" w:cs="Arial"/>
-          <w:sz w:val="20"/>
-          <w:szCs w:val="20"/>
-        </w:rPr>
-        <w:fldChar w:fldCharType="separate"/>
-      </w:r>
-      <w:r>
-        <w:rPr>
-          <w:rFonts w:ascii="Arial" w:hAnsi="Arial" w:cs="Arial"/>
-          <w:sz w:val="20"/>
-          <w:szCs w:val="20"/>
-          <w:vertAlign w:val="superscript"/>
-        </w:rPr>
-        <w:t>12,13</w:t>
-      </w:r>
-      <w:r>
-        <w:rPr>
-          <w:rFonts w:ascii="Arial" w:hAnsi="Arial" w:cs="Arial"/>
-          <w:sz w:val="20"/>
-          <w:szCs w:val="20"/>
-        </w:rPr>
-        <w:fldChar w:fldCharType="end"/>
+        <w:t>scalability and lower cost relative to individual treatment. These decisions require stronger evidence.</w:t>
       </w:r>
     </w:p>
     <w:p>
@@ -1612,604 +2279,7 @@
           <w:sz w:val="20"/>
           <w:szCs w:val="20"/>
         </w:rPr>
-        <w:t>Group-based interventions may also offer benefits beyond efficiency. Their distinctive feature is that interpersonal contact and social support are built into the intervention itself. Group-based interventions will often be provided in a small, selected group of individuals who meet regularly with a therapist or case worker.</w:t>
-      </w:r>
-      <w:r>
-        <w:rPr>
-          <w:rFonts w:ascii="Arial" w:hAnsi="Arial" w:cs="Arial"/>
-          <w:sz w:val="20"/>
-          <w:szCs w:val="20"/>
-        </w:rPr>
-        <w:fldChar w:fldCharType="begin"/>
-      </w:r>
-      <w:r>
-        <w:rPr>
-          <w:rFonts w:ascii="Arial" w:hAnsi="Arial" w:cs="Arial"/>
-          <w:sz w:val="20"/>
-          <w:szCs w:val="20"/>
-        </w:rPr>
-        <w:instrText xml:space="preserve"> ADDIN ZOTERO_ITEM CSL_CITATION {"citationID":"55PT3JmE","properties":{"formattedCitation":"\\super 14\\nosupersub{}","plainCitation":"14","noteIndex":0},"citationItems":[{"id":2010,"uris":["http://zotero.org/users/17688719/items/PHVCS6ED"],"itemData":{"id":2010,"type":"book","collection-title":"Routledge, London: UK","title":"Introduction to group therapy ( 3rd ed.)","author":[{"family":"Fehr","given":"S. S"}],"issued":{"date-parts":[["2019"]]}}}],"schema":"https://github.com/citation-style-language/schema/raw/master/csl-citation.json"} </w:instrText>
-      </w:r>
-      <w:r>
-        <w:rPr>
-          <w:rFonts w:ascii="Arial" w:hAnsi="Arial" w:cs="Arial"/>
-          <w:sz w:val="20"/>
-          <w:szCs w:val="20"/>
-        </w:rPr>
-        <w:fldChar w:fldCharType="separate"/>
-      </w:r>
-      <w:r>
-        <w:rPr>
-          <w:rFonts w:ascii="Arial" w:hAnsi="Arial" w:cs="Arial"/>
-          <w:sz w:val="20"/>
-          <w:szCs w:val="20"/>
-          <w:vertAlign w:val="superscript"/>
-        </w:rPr>
-        <w:t>14</w:t>
-      </w:r>
-      <w:r>
-        <w:rPr>
-          <w:rFonts w:ascii="Arial" w:hAnsi="Arial" w:cs="Arial"/>
-          <w:sz w:val="20"/>
-          <w:szCs w:val="20"/>
-        </w:rPr>
-        <w:fldChar w:fldCharType="end"/>
-      </w:r>
-      <w:r>
-        <w:rPr>
-          <w:rFonts w:ascii="Arial" w:hAnsi="Arial" w:cs="Arial"/>
-          <w:sz w:val="20"/>
-          <w:szCs w:val="20"/>
-        </w:rPr>
-        <w:t xml:space="preserve"> This may be especially important for populations whose difficulties are closely linked to loneliness, stigma, and impaired social functioning</w:t>
-      </w:r>
-      <w:r>
-        <w:rPr>
-          <w:rFonts w:ascii="Arial" w:hAnsi="Arial" w:cs="Arial"/>
-          <w:sz w:val="20"/>
-          <w:szCs w:val="20"/>
-        </w:rPr>
-        <w:fldChar w:fldCharType="begin"/>
-      </w:r>
-      <w:r>
-        <w:rPr>
-          <w:rFonts w:ascii="Arial" w:hAnsi="Arial" w:cs="Arial"/>
-          <w:sz w:val="20"/>
-          <w:szCs w:val="20"/>
-        </w:rPr>
-        <w:instrText xml:space="preserve"> ADDIN ZOTERO_ITEM CSL_CITATION {"citationID":"a1o0evi9f8j","properties":{"formattedCitation":"\\super 12\\nosupersub{}","plainCitation":"12","noteIndex":0},"citationItems":[{"id":63,"uris":["http://zotero.org/users/17688719/items/TQ5IZL58"],"itemData":{"id":63,"type":"article-journal","container-title":"Trials","issue":"1","page":"1-11","title":"Immediate help through group therapy for patients with somatic diseases and depressive or adjustment disorders in outpatient care: study protocol for a randomized controlled trial","volume":"16","author":[{"family":"Ruesch","given":"M."},{"family":"Helmes","given":"A. W."},{"literal":"Bengel"},{"literal":"J"}],"issued":{"date-parts":[["2015"]]}}}],"schema":"https://github.com/citation-style-language/schema/raw/master/csl-citation.json"} </w:instrText>
-      </w:r>
-      <w:r>
-        <w:rPr>
-          <w:rFonts w:ascii="Arial" w:hAnsi="Arial" w:cs="Arial"/>
-          <w:sz w:val="20"/>
-          <w:szCs w:val="20"/>
-        </w:rPr>
-        <w:fldChar w:fldCharType="separate"/>
-      </w:r>
-      <w:r>
-        <w:rPr>
-          <w:rFonts w:ascii="Arial" w:hAnsi="Arial" w:cs="Arial"/>
-          <w:sz w:val="20"/>
-          <w:szCs w:val="20"/>
-          <w:vertAlign w:val="superscript"/>
-        </w:rPr>
-        <w:t>12</w:t>
-      </w:r>
-      <w:r>
-        <w:rPr>
-          <w:rFonts w:ascii="Arial" w:hAnsi="Arial" w:cs="Arial"/>
-          <w:sz w:val="20"/>
-          <w:szCs w:val="20"/>
-        </w:rPr>
-        <w:fldChar w:fldCharType="end"/>
-      </w:r>
-      <w:r>
-        <w:rPr>
-          <w:rFonts w:ascii="Arial" w:hAnsi="Arial" w:cs="Arial"/>
-          <w:sz w:val="20"/>
-          <w:szCs w:val="20"/>
-        </w:rPr>
-        <w:t>. Across mental health conditions, interpersonal functioning and social support are important predictors of relapse, recurrence, and longer-term adjustment.</w:t>
-      </w:r>
-      <w:r>
-        <w:rPr>
-          <w:rFonts w:ascii="Arial" w:hAnsi="Arial" w:cs="Arial"/>
-          <w:sz w:val="20"/>
-          <w:szCs w:val="20"/>
-        </w:rPr>
-        <w:fldChar w:fldCharType="begin"/>
-      </w:r>
-      <w:r>
-        <w:rPr>
-          <w:rFonts w:ascii="Arial" w:hAnsi="Arial" w:cs="Arial"/>
-          <w:sz w:val="20"/>
-          <w:szCs w:val="20"/>
-        </w:rPr>
-        <w:instrText xml:space="preserve"> ADDIN ZOTERO_ITEM CSL_CITATION {"citationID":"a18lfbk1tll","properties":{"formattedCitation":"\\super 15\\uc0\\u8211{}18\\nosupersub{}","plainCitation":"15–18","noteIndex":0},"citationItems":[{"id":2025,"uris":["http://zotero.org/users/17688719/items/DYRWCH5Y"],"itemData":{"id":2025,"type":"article-journal","container-title":"Journal of Consulting and Clinical Psychology","issue":"5","page":"774","title":"A psychoeducational approach to the treatment of depression: Comparison of group, individual, and minimal contact procedures","volume":"52","author":[{"family":"Brown","given":"R. A."},{"family":"Lewinsohn","given":"P. M"}],"issued":{"date-parts":[["1984"]]}}},{"id":1147,"uris":["http://zotero.org/users/17688719/items/M9DZHLPC"],"itemData":{"id":1147,"type":"article-journal","container-title":"New York : Springer</w:instrText>
-      </w:r>
-      <w:r>
-        <w:rPr>
-          <w:rFonts w:ascii="Cambria Math" w:hAnsi="Cambria Math" w:cs="Cambria Math"/>
-          <w:sz w:val="20"/>
-          <w:szCs w:val="20"/>
-        </w:rPr>
-        <w:instrText>‐</w:instrText>
-      </w:r>
-      <w:r>
-        <w:rPr>
-          <w:rFonts w:ascii="Arial" w:hAnsi="Arial" w:cs="Arial"/>
-          <w:sz w:val="20"/>
-          <w:szCs w:val="20"/>
-        </w:rPr>
-        <w:instrText xml:space="preserve">Verlag.","title":"Depression Runs in Families: The social context of risk and resilience in children of depressed mothers","author":[{"family":"Hammen","given":"C"}],"issued":{"date-parts":[["1991"]]}}},{"id":97,"uris":["http://zotero.org/users/17688719/items/PS8N4GS8"],"itemData":{"id":97,"type":"article-journal","container-title":"The American Journal of Psychiatry","page":"1128-1137","title":"Family functioning and major depression: An overview","volume":"147","author":[{"family":"Keitner","given":"G. I."},{"family":"Miller","given":"I. W"}],"issued":{"date-parts":[["1990"]]}}},{"id":2004,"uris":["http://zotero.org/users/17688719/items/C9PMBDBL"],"itemData":{"id":2004,"type":"article-journal","container-title":"Treating complex traumatic stress disorders: An evidence-based guide, 415-440","title":"Group therapy","author":[{"family":"Ford","given":"J. D."},{"family":"Fallot","given":"R. D."},{"literal":"Harris"},{"literal":"M"}],"issued":{"date-parts":[["2009"]]}}}],"schema":"https://github.com/citation-style-language/schema/raw/master/csl-citation.json"} </w:instrText>
-      </w:r>
-      <w:r>
-        <w:rPr>
-          <w:rFonts w:ascii="Arial" w:hAnsi="Arial" w:cs="Arial"/>
-          <w:sz w:val="20"/>
-          <w:szCs w:val="20"/>
-        </w:rPr>
-        <w:fldChar w:fldCharType="separate"/>
-      </w:r>
-      <w:r>
-        <w:rPr>
-          <w:rFonts w:ascii="Arial" w:hAnsi="Arial" w:cs="Arial"/>
-          <w:sz w:val="20"/>
-          <w:szCs w:val="20"/>
-          <w:vertAlign w:val="superscript"/>
-        </w:rPr>
-        <w:t>15–18</w:t>
-      </w:r>
-      <w:r>
-        <w:rPr>
-          <w:rFonts w:ascii="Arial" w:hAnsi="Arial" w:cs="Arial"/>
-          <w:sz w:val="20"/>
-          <w:szCs w:val="20"/>
-        </w:rPr>
-        <w:fldChar w:fldCharType="end"/>
-      </w:r>
-      <w:r>
-        <w:rPr>
-          <w:rFonts w:ascii="Arial" w:hAnsi="Arial" w:cs="Arial"/>
-          <w:sz w:val="20"/>
-          <w:szCs w:val="20"/>
-        </w:rPr>
-        <w:t xml:space="preserve"> These are also modifiable factors relevant to sustained recovery</w:t>
-      </w:r>
-      <w:r>
-        <w:rPr>
-          <w:rFonts w:ascii="Arial" w:hAnsi="Arial" w:cs="Arial"/>
-          <w:sz w:val="20"/>
-          <w:szCs w:val="20"/>
-        </w:rPr>
-        <w:fldChar w:fldCharType="begin"/>
-      </w:r>
-      <w:r>
-        <w:rPr>
-          <w:rFonts w:ascii="Arial" w:hAnsi="Arial" w:cs="Arial"/>
-          <w:sz w:val="20"/>
-          <w:szCs w:val="20"/>
-        </w:rPr>
-        <w:instrText xml:space="preserve"> ADDIN ZOTERO_ITEM CSL_CITATION {"citationID":"a3tco2kj04","properties":{"formattedCitation":"\\super 19\\nosupersub{}","plainCitation":"19","noteIndex":0},"citationItems":[{"id":96,"uris":["http://zotero.org/users/17688719/items/Z5EE6SMX"],"itemData":{"id":96,"type":"article-journal","container-title":"The American Journal of Psychiatry","page":"93-99","title":"Recovery and major depression: Factors associated with twelve-month outcome","volume":"149","author":[{"family":"Keitner","given":"G. I."},{"family":"Ryan","given":"C. E."},{"family":"Miller","given":"I. W."},{"literal":"Norman"},{"literal":"William"},{"literal":"H"}],"issued":{"date-parts":[["1992"]]}}}],"schema":"https://github.com/citation-style-language/schema/raw/master/csl-citation.json"} </w:instrText>
-      </w:r>
-      <w:r>
-        <w:rPr>
-          <w:rFonts w:ascii="Arial" w:hAnsi="Arial" w:cs="Arial"/>
-          <w:sz w:val="20"/>
-          <w:szCs w:val="20"/>
-        </w:rPr>
-        <w:fldChar w:fldCharType="separate"/>
-      </w:r>
-      <w:r>
-        <w:rPr>
-          <w:rFonts w:ascii="Arial" w:hAnsi="Arial" w:cs="Arial"/>
-          <w:sz w:val="20"/>
-          <w:szCs w:val="20"/>
-          <w:vertAlign w:val="superscript"/>
-        </w:rPr>
-        <w:t>19</w:t>
-      </w:r>
-      <w:r>
-        <w:rPr>
-          <w:rFonts w:ascii="Arial" w:hAnsi="Arial" w:cs="Arial"/>
-          <w:sz w:val="20"/>
-          <w:szCs w:val="20"/>
-        </w:rPr>
-        <w:fldChar w:fldCharType="end"/>
-      </w:r>
-      <w:r>
-        <w:rPr>
-          <w:rFonts w:ascii="Arial" w:hAnsi="Arial" w:cs="Arial"/>
-          <w:sz w:val="20"/>
-          <w:szCs w:val="20"/>
-        </w:rPr>
-        <w:t>. Group settings may therefore address mechanisms that individual treatment cannot fully target, including social learning, mutual recognition, shared norms, and supportive relationships.</w:t>
-      </w:r>
-      <w:r>
-        <w:rPr>
-          <w:rFonts w:ascii="Arial" w:hAnsi="Arial" w:cs="Arial"/>
-          <w:sz w:val="20"/>
-          <w:szCs w:val="20"/>
-        </w:rPr>
-        <w:fldChar w:fldCharType="begin"/>
-      </w:r>
-      <w:r>
-        <w:rPr>
-          <w:rFonts w:ascii="Arial" w:hAnsi="Arial" w:cs="Arial"/>
-          <w:sz w:val="20"/>
-          <w:szCs w:val="20"/>
-        </w:rPr>
-        <w:instrText xml:space="preserve"> ADDIN ZOTERO_ITEM CSL_CITATION {"citationID":"c3m000wL","properties":{"formattedCitation":"\\super 12,17\\uc0\\u8211{}20\\nosupersub{}","plainCitation":"12,17–20","noteIndex":0},"citationItems":[{"id":63,"uris":["http://zotero.org/users/17688719/items/TQ5IZL58"],"itemData":{"id":63,"type":"article-journal","container-title":"Trials","issue":"1","page":"1-11","title":"Immediate help through group therapy for patients with somatic diseases and depressive or adjustment disorders in outpatient care: study protocol for a randomized controlled trial","volume":"16","author":[{"family":"Ruesch","given":"M."},{"family":"Helmes","given":"A. W."},{"literal":"Bengel"},{"literal":"J"}],"issued":{"date-parts":[["2015"]]}}},{"id":97,"uris":["http://zotero.org/users/17688719/items/PS8N4GS8"],"itemData":{"id":97,"type":"article-journal","container-title":"The American Journal of Psychiatry","page":"1128-1137","title":"Family functioning and major depression: An overview","volume":"147","author":[{"family":"Keitner","given":"G. I."},{"family":"Miller","given":"I. W"}],"issued":{"date-parts":[["1990"]]}}},{"id":96,"uris":["http://zotero.org/users/17688719/items/Z5EE6SMX"],"itemData":{"id":96,"type":"article-journal","container-title":"The American Journal of Psychiatry","page":"93-99","title":"Recovery and major depression: Factors associated with twelve-month outcome","volume":"149","author":[{"family":"Keitner","given":"G. I."},{"family":"Ryan","given":"C. E."},{"family":"Miller","given":"I. W."},{"literal":"Norman"},{"literal":"William"},{"literal":"H"}],"issued":{"date-parts":[["1992"]]}}},{"id":2004,"uris":["http://zotero.org/users/17688719/items/C9PMBDBL"],"itemData":{"id":2004,"type":"article-journal","container-title":"Treating complex traumatic stress disorders: An evidence-based guide, 415-440","title":"Group therapy","author":[{"family":"Ford","given":"J. D."},{"family":"Fallot","given":"R. D."},{"literal":"Harris"},{"literal":"M"}],"issued":{"date-parts":[["2009"]]}}},{"id":1129,"uris":["http://zotero.org/users/17688719/items/Q3IAIK6Z"],"itemData":{"id":1129,"type":"article-journal","container-title":"Clinical Psychology: Science and Practice","issue":"1","note":"publisher: Wiley Online Library","page":"98-116","title":"The efficacy of group psychotherapy for depression: A meta-analysis and review of the empirical research","volume":"8","author":[{"family":"McDermut","given":"Wilson"},{"family":"Miller","given":"Ivan W"},{"family":"Brown","given":"Richard A"}],"issued":{"date-parts":[["2001"]]}}}],"schema":"https://github.com/citation-style-language/schema/raw/master/csl-citation.json"} </w:instrText>
-      </w:r>
-      <w:r>
-        <w:rPr>
-          <w:rFonts w:ascii="Arial" w:hAnsi="Arial" w:cs="Arial"/>
-          <w:sz w:val="20"/>
-          <w:szCs w:val="20"/>
-        </w:rPr>
-        <w:fldChar w:fldCharType="separate"/>
-      </w:r>
-      <w:r>
-        <w:rPr>
-          <w:rFonts w:ascii="Arial" w:hAnsi="Arial" w:cs="Arial"/>
-          <w:sz w:val="20"/>
-          <w:szCs w:val="20"/>
-          <w:vertAlign w:val="superscript"/>
-        </w:rPr>
-        <w:t>12,17–20</w:t>
-      </w:r>
-      <w:r>
-        <w:rPr>
-          <w:rFonts w:ascii="Arial" w:hAnsi="Arial" w:cs="Arial"/>
-          <w:sz w:val="20"/>
-          <w:szCs w:val="20"/>
-        </w:rPr>
-        <w:fldChar w:fldCharType="end"/>
-      </w:r>
-    </w:p>
-    <w:p>
-      <w:pPr>
-        <w:jc w:val="both"/>
-        <w:rPr>
-          <w:rFonts w:ascii="Arial" w:hAnsi="Arial" w:cs="Arial"/>
-          <w:sz w:val="20"/>
-          <w:szCs w:val="20"/>
-        </w:rPr>
-      </w:pPr>
-      <w:r>
-        <w:rPr>
-          <w:rFonts w:ascii="Arial" w:hAnsi="Arial" w:cs="Arial"/>
-          <w:sz w:val="20"/>
-          <w:szCs w:val="20"/>
-        </w:rPr>
-        <w:t>These potential benefits can be understood through recovery</w:t>
-      </w:r>
-      <w:r>
-        <w:rPr>
-          <w:rFonts w:ascii="Arial" w:hAnsi="Arial" w:cs="Arial"/>
-          <w:sz w:val="20"/>
-          <w:szCs w:val="20"/>
-        </w:rPr>
-        <w:fldChar w:fldCharType="begin"/>
-      </w:r>
-      <w:r>
-        <w:rPr>
-          <w:rFonts w:ascii="Arial" w:hAnsi="Arial" w:cs="Arial"/>
-          <w:sz w:val="20"/>
-          <w:szCs w:val="20"/>
-        </w:rPr>
-        <w:instrText xml:space="preserve"> ADDIN ZOTERO_ITEM CSL_CITATION {"citationID":"a27723h9j5r","properties":{"formattedCitation":"\\super 21\\nosupersub{}","plainCitation":"21","noteIndex":0},"citationItems":[{"id":9,"uris":["http://zotero.org/users/17688719/items/J7QDCXQH"],"itemData":{"id":9,"type":"article-journal","container-title":"American Journal of Occupational Therapy","issue":"3","note":"publisher: American Occupational Therapy Association","page":"247-256","title":"Occupational therapy interventions for recovery in the areas of community integration and normative life roles for adults with serious mental illness: A systematic review","volume":"65","author":[{"family":"Gibson","given":"Robert W"},{"family":"D'Amico","given":"Mariana"},{"family":"Jaffe","given":"Lynn"},{"family":"Arbesman","given":"Marian"}],"issued":{"date-parts":[["2011"]]}}}],"schema":"https://github.com/citation-style-language/schema/raw/master/csl-citation.json"} </w:instrText>
-      </w:r>
-      <w:r>
-        <w:rPr>
-          <w:rFonts w:ascii="Arial" w:hAnsi="Arial" w:cs="Arial"/>
-          <w:sz w:val="20"/>
-          <w:szCs w:val="20"/>
-        </w:rPr>
-        <w:fldChar w:fldCharType="separate"/>
-      </w:r>
-      <w:r>
-        <w:rPr>
-          <w:rFonts w:ascii="Arial" w:hAnsi="Arial" w:cs="Arial"/>
-          <w:sz w:val="20"/>
-          <w:szCs w:val="20"/>
-          <w:vertAlign w:val="superscript"/>
-        </w:rPr>
-        <w:t>21</w:t>
-      </w:r>
-      <w:r>
-        <w:rPr>
-          <w:rFonts w:ascii="Arial" w:hAnsi="Arial" w:cs="Arial"/>
-          <w:sz w:val="20"/>
-          <w:szCs w:val="20"/>
-        </w:rPr>
-        <w:fldChar w:fldCharType="end"/>
-      </w:r>
-      <w:r>
-        <w:rPr>
-          <w:rFonts w:ascii="Arial" w:hAnsi="Arial" w:cs="Arial"/>
-          <w:sz w:val="20"/>
-          <w:szCs w:val="20"/>
-        </w:rPr>
-        <w:t xml:space="preserve"> and social identity</w:t>
-      </w:r>
-      <w:r>
-        <w:rPr>
-          <w:rFonts w:ascii="Arial" w:hAnsi="Arial" w:cs="Arial"/>
-          <w:sz w:val="20"/>
-          <w:szCs w:val="20"/>
-        </w:rPr>
-        <w:fldChar w:fldCharType="begin"/>
-      </w:r>
-      <w:r>
-        <w:rPr>
-          <w:rFonts w:ascii="Arial" w:hAnsi="Arial" w:cs="Arial"/>
-          <w:sz w:val="20"/>
-          <w:szCs w:val="20"/>
-        </w:rPr>
-        <w:instrText xml:space="preserve"> ADDIN ZOTERO_ITEM CSL_CITATION {"citationID":"a2c4l29co6q","properties":{"formattedCitation":"\\super 22\\nosupersub{}","plainCitation":"22","noteIndex":0},"citationItems":[{"id":48,"uris":["http://zotero.org/users/17688719/items/F8WIDLAB"],"itemData":{"id":48,"type":"chapter","container-title":"In J. Jolanda, H. Catherine, &amp; S. Haslam Alexander (Eds.), The social cure: Identity, health and well-being (pp. 39–54). Psychology Press","title":"Promoting positive orientation towards health through social identity","author":[{"family":"Tarrant","given":"M."},{"family":"Hagger","given":"M. S."},{"family":"Farrow","given":"C. V"}],"issued":{"date-parts":[["2012"]]}}}],"schema":"https://github.com/citation-style-language/schema/raw/master/csl-citation.json"} </w:instrText>
-      </w:r>
-      <w:r>
-        <w:rPr>
-          <w:rFonts w:ascii="Arial" w:hAnsi="Arial" w:cs="Arial"/>
-          <w:sz w:val="20"/>
-          <w:szCs w:val="20"/>
-        </w:rPr>
-        <w:fldChar w:fldCharType="separate"/>
-      </w:r>
-      <w:r>
-        <w:rPr>
-          <w:rFonts w:ascii="Arial" w:hAnsi="Arial" w:cs="Arial"/>
-          <w:sz w:val="20"/>
-          <w:szCs w:val="20"/>
-          <w:vertAlign w:val="superscript"/>
-        </w:rPr>
-        <w:t>22</w:t>
-      </w:r>
-      <w:r>
-        <w:rPr>
-          <w:rFonts w:ascii="Arial" w:hAnsi="Arial" w:cs="Arial"/>
-          <w:sz w:val="20"/>
-          <w:szCs w:val="20"/>
-        </w:rPr>
-        <w:fldChar w:fldCharType="end"/>
-      </w:r>
-      <w:r>
-        <w:rPr>
-          <w:rFonts w:ascii="Arial" w:hAnsi="Arial" w:cs="Arial"/>
-          <w:sz w:val="20"/>
-          <w:szCs w:val="20"/>
-        </w:rPr>
-        <w:t xml:space="preserve"> perspectives. A recovery perspective emphasizes that improvement is not limited to symptom remission, but includes building a satisfying and meaningful life despite ongoing difficulties. Group-based interventions may support recovery by fostering coping skills, confidence, hope, and participation in social and occupational roles. A social identity perspective suggests that becoming part of a group may reshape how marginalized individuals see themselves and others. Group membership can foster a sense of belonging, validate experiences, and promote health-related behaviors through shared norms and mutual support.</w:t>
-      </w:r>
-    </w:p>
-    <w:p>
-      <w:pPr>
-        <w:jc w:val="both"/>
-        <w:rPr>
-          <w:rFonts w:ascii="Arial" w:hAnsi="Arial" w:cs="Arial"/>
-          <w:sz w:val="20"/>
-          <w:szCs w:val="20"/>
-        </w:rPr>
-      </w:pPr>
-      <w:r>
-        <w:rPr>
-          <w:rFonts w:ascii="Arial" w:hAnsi="Arial" w:cs="Arial"/>
-          <w:sz w:val="20"/>
-          <w:szCs w:val="20"/>
-        </w:rPr>
-        <w:t>Yet the promise of group-based interventions should not be assumed. Group processes can also be harmful</w:t>
-      </w:r>
-      <w:r>
-        <w:rPr>
-          <w:rFonts w:ascii="Arial" w:hAnsi="Arial" w:cs="Arial"/>
-          <w:sz w:val="20"/>
-          <w:szCs w:val="20"/>
-        </w:rPr>
-        <w:fldChar w:fldCharType="begin"/>
-      </w:r>
-      <w:r>
-        <w:rPr>
-          <w:rFonts w:ascii="Arial" w:hAnsi="Arial" w:cs="Arial"/>
-          <w:sz w:val="20"/>
-          <w:szCs w:val="20"/>
-        </w:rPr>
-        <w:instrText xml:space="preserve"> ADDIN ZOTERO_ITEM CSL_CITATION {"citationID":"a11io3troh1","properties":{"formattedCitation":"\\super 14,23,24\\nosupersub{}","plainCitation":"14,23,24","noteIndex":0},"citationItems":[{"id":2010,"uris":["http://zotero.org/users/17688719/items/PHVCS6ED"],"itemData":{"id":2010,"type":"book","collection-title":"Routledge, London: UK","title":"Introduction to group therapy ( 3rd ed.)","author":[{"family":"Fehr","given":"S. S"}],"issued":{"date-parts":[["2019"]]}}},{"id":1145,"uris":["http://zotero.org/users/17688719/items/DHGC6MHE"],"itemData":{"id":1145,"type":"article-journal","container-title":"The Journal of psychotherapy practice and research","issue":"3","note":"publisher: American Psychiatric Publishing","page":"113","title":"Adverse outcomes in group psychotherapy: Risk factors, prevention, and research directions","volume":"9","author":[{"family":"Roback","given":"Howard B"}],"issued":{"date-parts":[["2000"]]}}},{"id":1137,"uris":["http://zotero.org/users/17688719/items/XSN6A7LW"],"itemData":{"id":1137,"type":"book","publisher":"Jason Aronson","title":"Psychotherapy for better or worse: The problem of negative effects","author":[{"family":"Strupp","given":"Hans H"},{"family":"Hadley","given":"Suzanne W"},{"family":"Gomes-Schwartz","given":"Beverly"}],"issued":{"date-parts":[["1977"]]}}}],"schema":"https://github.com/citation-style-language/schema/raw/master/csl-citation.json"} </w:instrText>
-      </w:r>
-      <w:r>
-        <w:rPr>
-          <w:rFonts w:ascii="Arial" w:hAnsi="Arial" w:cs="Arial"/>
-          <w:sz w:val="20"/>
-          <w:szCs w:val="20"/>
-        </w:rPr>
-        <w:fldChar w:fldCharType="separate"/>
-      </w:r>
-      <w:r>
-        <w:rPr>
-          <w:rFonts w:ascii="Arial" w:hAnsi="Arial" w:cs="Arial"/>
-          <w:sz w:val="20"/>
-          <w:szCs w:val="20"/>
-          <w:vertAlign w:val="superscript"/>
-        </w:rPr>
-        <w:t>14,23,24</w:t>
-      </w:r>
-      <w:r>
-        <w:rPr>
-          <w:rFonts w:ascii="Arial" w:hAnsi="Arial" w:cs="Arial"/>
-          <w:sz w:val="20"/>
-          <w:szCs w:val="20"/>
-        </w:rPr>
-        <w:fldChar w:fldCharType="end"/>
-      </w:r>
-      <w:r>
-        <w:rPr>
-          <w:rFonts w:ascii="Arial" w:hAnsi="Arial" w:cs="Arial"/>
-          <w:sz w:val="20"/>
-          <w:szCs w:val="20"/>
-        </w:rPr>
-        <w:t>. Poor cohesion, breaches of confidentiality, invalidation or rejection by other members may reinforce feelings of isolation and low self-worth. More generally, not all participants are equally likely to benefit from the same treatment format. Depending on diagnosis, comorbidity, interpersonal style, or broader circumstances, some individuals may benefit less from group-based care than from individual intervention. The key question is therefore not simply whether group-based interventions work, but for whom, under what conditions, and whether they improve outcomes relevant to both mental health and social reintegration among marginalized adults with mental illness.</w:t>
-      </w:r>
-    </w:p>
-    <w:p>
-      <w:pPr>
-        <w:jc w:val="both"/>
-        <w:rPr>
-          <w:rFonts w:ascii="Arial" w:hAnsi="Arial" w:cs="Arial"/>
-          <w:sz w:val="20"/>
-          <w:szCs w:val="20"/>
-        </w:rPr>
-      </w:pPr>
-      <w:r>
-        <w:rPr>
-          <w:rFonts w:ascii="Arial" w:hAnsi="Arial" w:cs="Arial"/>
-          <w:sz w:val="20"/>
-          <w:szCs w:val="20"/>
-        </w:rPr>
-        <w:t>Existing evidence does not provide a clear answer regarding the effects of group-based interventions on social reintegration outcomes. Reviews of psychiatric group interventions</w:t>
-      </w:r>
-      <w:r>
-        <w:rPr>
-          <w:rFonts w:ascii="Arial" w:hAnsi="Arial" w:cs="Arial"/>
-          <w:sz w:val="20"/>
-          <w:szCs w:val="20"/>
-        </w:rPr>
-        <w:fldChar w:fldCharType="begin"/>
-      </w:r>
-      <w:r>
-        <w:rPr>
-          <w:rFonts w:ascii="Arial" w:hAnsi="Arial" w:cs="Arial"/>
-          <w:sz w:val="20"/>
-          <w:szCs w:val="20"/>
-        </w:rPr>
-        <w:instrText xml:space="preserve"> ADDIN ZOTERO_ITEM CSL_CITATION {"citationID":"a1ak3dcqq2d","properties":{"formattedCitation":"\\super 25,26\\nosupersub{}","plainCitation":"25,26","noteIndex":0},"citationItems":[{"id":1154,"uris":["http://zotero.org/users/17688719/items/4ADVS7IH"],"itemData":{"id":1154,"type":"article-journal","container-title":"Psychotherapy Research","issue":"8","note":"publisher: Taylor &amp; Francis","page":"965-982","title":"Efficacy of group psychotherapy for anxiety disorders: A systematic review and meta-analysis","volume":"30","author":[{"family":"Barkowski","given":"Sarah"},{"family":"Schwartze","given":"Dominique"},{"family":"Strauss","given":"Bernhard"},{"family":"Burlingame","given":"Gary M"},{"family":"Rosendahl","given":"Jenny"}],"issued":{"date-parts":[["2020"]]}}},{"id":1155,"uris":["http://zotero.org/users/17688719/items/QRWVUBZN"],"itemData":{"id":1155,"type":"article-journal","container-title":"Psychotherapy","issue":"2","note":"publisher: Educational Publishing Foundation","page":"260","title":"Group psychotherapy for borderline personality disorder: A meta-analysis of randomized-controlled trials.","volume":"56","author":[{"family":"McLaughlin","given":"Stephanie P B"},{"family":"Barkowski","given":"Sarah"},{"family":"Burlingame","given":"Gary M"},{"family":"Strauss","given":"Bernard"},{"family":"Rosendahl","given":"Jenny"}],"issued":{"date-parts":[["2019"]]}}}],"schema":"https://github.com/citation-style-language/schema/raw/master/csl-citation.json"} </w:instrText>
-      </w:r>
-      <w:r>
-        <w:rPr>
-          <w:rFonts w:ascii="Arial" w:hAnsi="Arial" w:cs="Arial"/>
-          <w:sz w:val="20"/>
-          <w:szCs w:val="20"/>
-        </w:rPr>
-        <w:fldChar w:fldCharType="separate"/>
-      </w:r>
-      <w:r>
-        <w:rPr>
-          <w:rFonts w:ascii="Arial" w:hAnsi="Arial" w:cs="Arial"/>
-          <w:sz w:val="20"/>
-          <w:szCs w:val="20"/>
-          <w:vertAlign w:val="superscript"/>
-        </w:rPr>
-        <w:t>25,26</w:t>
-      </w:r>
-      <w:r>
-        <w:rPr>
-          <w:rFonts w:ascii="Arial" w:hAnsi="Arial" w:cs="Arial"/>
-          <w:sz w:val="20"/>
-          <w:szCs w:val="20"/>
-        </w:rPr>
-        <w:fldChar w:fldCharType="end"/>
-      </w:r>
-      <w:r>
-        <w:rPr>
-          <w:rFonts w:ascii="Arial" w:hAnsi="Arial" w:cs="Arial"/>
-          <w:sz w:val="20"/>
-          <w:szCs w:val="20"/>
-        </w:rPr>
-        <w:t xml:space="preserve"> have largely focused on specific diagnoses and typically prioritize symptom reduction as the main endpoint. Other reviews have examined broader outcomes in areas such as psychosis recovery, substance use, homelessness, and trauma, but these studies tend to focus on narrower populations, single comorbidities, or specific intervention models</w:t>
-      </w:r>
-      <w:r>
-        <w:rPr>
-          <w:rFonts w:ascii="Arial" w:hAnsi="Arial" w:cs="Arial"/>
-          <w:sz w:val="20"/>
-          <w:szCs w:val="20"/>
-        </w:rPr>
-        <w:fldChar w:fldCharType="begin"/>
-      </w:r>
-      <w:r>
-        <w:rPr>
-          <w:rFonts w:ascii="Arial" w:hAnsi="Arial" w:cs="Arial"/>
-          <w:sz w:val="20"/>
-          <w:szCs w:val="20"/>
-        </w:rPr>
-        <w:instrText xml:space="preserve"> ADDIN ZOTERO_ITEM CSL_CITATION {"citationID":"a2el1634gqi","properties":{"formattedCitation":"\\super 27\\uc0\\u8211{}32\\nosupersub{}","plainCitation":"27–32","noteIndex":0},"citationItems":[{"id":1131,"uris":["http://zotero.org/users/17688719/items/T3E9SB5N"],"itemData":{"id":1131,"type":"article-journal","container-title":"Annals of General Psychiatry","issue":"1","note":"publisher: Springer","page":"1","title":"Group programmes for recovery from psychosis: a systematic review","volume":"7","author":[{"family":"Segredou","given":"Eirini"},{"family":"Livaditis","given":"Miltos"},{"family":"Liolios","given":"Konstantinos"},{"family":"Skartsila","given":"Grigoria"}],"issued":{"date-parts":[["2008"]]}}},{"id":1139,"uris":["http://zotero.org/users/17688719/items/BK6AMARC"],"itemData":{"id":1139,"type":"article-journal","container-title":"Campbell Systematic Reviews","issue":"1","note":"publisher: Wiley Online Library","page":"1-149","title":"12-step programs for reducing illicit drug use","volume":"13","author":[{"family":"Bøg","given":"Martin"},{"family":"Filges","given":"Trine"},{"family":"Brännström","given":"Lars"},{"family":"Jørgensen","given":"Anne-Marie Klint"},{"family":"Fredrikksson","given":"Maja Karrman"}],"issued":{"date-parts":[["2017"]]}}},{"id":1150,"uris":["http://zotero.org/users/17688719/items/5CB4RILG"],"itemData":{"id":1150,"type":"article-journal","container-title":"Campbell Systematic Reviews","issue":"1","note":"publisher: Wiley Online Library","page":"1-281","title":"Effectiveness of interventions to reduce homelessness: a systematic review and meta-analysis","volume":"14","author":[{"family":"Munthe-Kaas","given":"Heather Menzies"},{"family":"Berg","given":"Rigmor C"},{"family":"Blaasvær","given":"Nora"}],"issued":{"date-parts":[["2018"]]}}},{"id":90,"uris":["http://zotero.org/users/17688719/items/WKM4J44U"],"itemData":{"id":90,"type":"article-journal","container-title":"Journal of Affective Disorders, 243, 305–321.Reproducibility of individual effect sizes in meta-analyses in psychology. PloS One","DOI":"10.1371/journal.pone.0233107","issue":"5","page":"e0233107","title":"A systematic review and meta-analysis of group treatments for adults with symptoms associated with complex post-traumatic stress disorder","volume":"15","author":[{"family":"Mahoney","given":"A."},{"family":"Karatzias","given":"T."},{"literal":"Hutton"},{"literal":"P"}],"issued":{"date-parts":[["2019"]]}}},{"id":1153,"uris":["http://zotero.org/users/17688719/items/U5EKFTZM"],"itemData":{"id":1153,"type":"article-journal","container-title":"Journal of Substance Abuse Treatment","note":"publisher: Elsevier","page":"104-116","title":"Group treatment for substance use disorder in adults: A systematic review and meta-analysis of randomized-controlled trials","volume":"99","author":[{"family":"Coco","given":"Gianluca Lo"},{"family":"Melchiori","given":"Francesco"},{"family":"Oieni","given":"Veronica"},{"family":"Infurna","given":"Maria Rita"},{"family":"Strauss","given":"Bernhard"},{"family":"Schwartze","given":"Dominique"},{"family":"Rosendahl","given":"Jenny"},{"family":"Gullo","given":"Salvatore"}],"issued":{"date-parts":[["2019"]]}}},{"id":95,"uris":["http://zotero.org/users/17688719/items/4L3PGPYN"],"itemData":{"id":95,"type":"article-journal","container-title":"Cochrane Database of Systematic Reviews","issue":"3","page":"012880","title":"Alcoholics anonymous and other 12-step programs for alcohol use disorder","volume":"3","author":[{"family":"Kelly","given":"J. F."},{"family":"Humphreys","given":"K."},{"literal":"Ferri"},{"literal":"M"}],"issued":{"date-parts":[["2020"]]}}}],"schema":"https://github.com/citation-style-language/schema/raw/master/csl-citation.json"} </w:instrText>
-      </w:r>
-      <w:r>
-        <w:rPr>
-          <w:rFonts w:ascii="Arial" w:hAnsi="Arial" w:cs="Arial"/>
-          <w:sz w:val="20"/>
-          <w:szCs w:val="20"/>
-        </w:rPr>
-        <w:fldChar w:fldCharType="separate"/>
-      </w:r>
-      <w:r>
-        <w:rPr>
-          <w:rFonts w:ascii="Arial" w:hAnsi="Arial" w:cs="Arial"/>
-          <w:sz w:val="20"/>
-          <w:szCs w:val="20"/>
-          <w:vertAlign w:val="superscript"/>
-        </w:rPr>
-        <w:t>27–32</w:t>
-      </w:r>
-      <w:r>
-        <w:rPr>
-          <w:rFonts w:ascii="Arial" w:hAnsi="Arial" w:cs="Arial"/>
-          <w:sz w:val="20"/>
-          <w:szCs w:val="20"/>
-        </w:rPr>
-        <w:fldChar w:fldCharType="end"/>
-      </w:r>
-      <w:r>
-        <w:rPr>
-          <w:rFonts w:ascii="Arial" w:hAnsi="Arial" w:cs="Arial"/>
-          <w:sz w:val="20"/>
-          <w:szCs w:val="20"/>
-        </w:rPr>
-        <w:t>. As a result, the evidence base remains fragmented. We still know relatively little about whether group-based community interventions improve the wider outcomes that matter for adults living with both mental illness and social marginalization.</w:t>
-      </w:r>
-    </w:p>
-    <w:p>
-      <w:pPr>
-        <w:jc w:val="both"/>
-        <w:rPr>
-          <w:rFonts w:ascii="Arial" w:hAnsi="Arial" w:cs="Arial"/>
-          <w:sz w:val="20"/>
-          <w:szCs w:val="20"/>
-        </w:rPr>
-      </w:pPr>
-      <w:r>
-        <w:rPr>
-          <w:rFonts w:ascii="Arial" w:hAnsi="Arial" w:cs="Arial"/>
-          <w:sz w:val="20"/>
-          <w:szCs w:val="20"/>
-        </w:rPr>
-        <w:t>This gap is important for science and policy. The social and economic burden of comorbidity is substantial. Yet, many evaluations rely on narrow clinical outcomes that may underestimate the value of interventions affecting housing, work, social functioning, or quality of life. Policymakers are increasingly asked to fund group-based community interventions because of their potential scalability and lower cost relative to individual treatment. These decisions require stronger evidence.</w:t>
-      </w:r>
-    </w:p>
-    <w:p>
-      <w:pPr>
-        <w:jc w:val="both"/>
-        <w:rPr>
-          <w:rFonts w:ascii="Arial" w:hAnsi="Arial" w:cs="Arial"/>
-          <w:sz w:val="20"/>
-          <w:szCs w:val="20"/>
-        </w:rPr>
-      </w:pPr>
-      <w:r>
-        <w:rPr>
-          <w:rFonts w:ascii="Arial" w:hAnsi="Arial" w:cs="Arial"/>
-          <w:sz w:val="20"/>
-          <w:szCs w:val="20"/>
-        </w:rPr>
-        <w:t xml:space="preserve">The present review addresses this gap by systematically evaluating group-based community interventions for adults with mental illness who also experience social or personal problems associated with marginalization. We examine effects not only on mental health but also on social </w:t>
-      </w:r>
-      <w:r>
-        <w:rPr>
-          <w:rFonts w:ascii="Arial" w:hAnsi="Arial" w:cs="Arial"/>
-          <w:sz w:val="20"/>
-          <w:szCs w:val="20"/>
-        </w:rPr>
-        <w:lastRenderedPageBreak/>
-        <w:t>reintegration outcomes, including substance use, homelessness, employment, loneliness, well-being, and quality of life. By synthesizing evidence across intervention types and populations, the review assesses whether group-based community interventions more generally support multidimensional recovery in a population for whom both clinical and social outcomes are central.</w:t>
+        <w:t>The present review addresses this gap by systematically evaluating group-based community interventions for adults with mental illness who also experience social or personal problems associated with marginalization. We examine effects not only on mental health but also on social reintegration outcomes, including substance use, homelessness, employment, loneliness, well-being, and quality of life. By synthesizing evidence across intervention types and populations, the review assesses whether group-based community interventions more generally support multidimensional recovery in a population for whom both clinical and social outcomes are central.</w:t>
       </w:r>
     </w:p>
     <w:p>
@@ -2562,7 +2632,6 @@
           <w:sz w:val="20"/>
           <w:szCs w:val="20"/>
         </w:rPr>
-        <w:lastRenderedPageBreak/>
         <w:t>Figure 2 shows the publication year and preregistration status of the studies included in the meta-analysis. The evidence base has grown substantially since 2009, with 40 (82%) studies published from 2009 onwards. Preregistration also became increasingly common after 2012: among studies published between 2012 and 2022, 23 of 34 studies were preregistered. This pattern suggests a marked improvement in the transparency and methodological quality of the literature over time.</w:t>
       </w:r>
     </w:p>
@@ -6065,7 +6134,7 @@
           <w:sz w:val="20"/>
           <w:szCs w:val="20"/>
         </w:rPr>
-        <w:t xml:space="preserve">The included studies covered a clinically diverse population, but with a clear concentration around schizophrenia or other primary psychotic disorders, followed by depressive, bipolar, and anxiety disorders. Indicators of social marginalization were more unevenly reported. Substance abuse was the most frequently specified social or personal problem, whereas homelessness, loneliness, and criminal justice involvement were rarely represented. Notably, nearly half of the studies did not clearly specify the form of social marginalization. Here, ‘not clearly specified’ means that the study authors did not explicitly state the relevant characteristic, but that it could be identified from their description of the participant sample. Find a full description of the included participants by primary </w:t>
+        <w:t xml:space="preserve">The included studies covered a clinically diverse population, but with a clear concentration around schizophrenia or other primary psychotic disorders, followed by depressive, bipolar, and anxiety </w:t>
       </w:r>
       <w:r>
         <w:rPr>
@@ -6074,7 +6143,7 @@
           <w:szCs w:val="20"/>
         </w:rPr>
         <w:lastRenderedPageBreak/>
-        <w:t>type of mental disorder and primary indicator of social marginalization in the Supplementary Material Table S1</w:t>
+        <w:t>disorders. Indicators of social marginalization were more unevenly reported. Substance abuse was the most frequently specified social or personal problem, whereas homelessness, loneliness, and criminal justice involvement were rarely represented. Notably, nearly half of the studies did not clearly specify the form of social marginalization. Here, ‘not clearly specified’ means that the study authors did not explicitly state the relevant characteristic, but that it could be identified from their description of the participant sample. Find a full description of the included participants by primary type of mental disorder and primary indicator of social marginalization in the Supplementary Material Table S1</w:t>
       </w:r>
       <w:r>
         <w:rPr>
@@ -6190,7 +6259,23 @@
           <w:sz w:val="20"/>
           <w:szCs w:val="20"/>
         </w:rPr>
-        <w:t xml:space="preserve">Most studies were randomized controlled trials (38 of 46), of which 22 were preregistered. The remaining eight were quasi-experimental. Only three studies accounted for clustering introduced by group-based delivery. The most common comparison condition was treatment as usual, with or without a waiting list (39 studies). Interventions lasted, on average, 18 weeks (median = 12; range = 4-78), with most delivered at a frequency of 0.5 to 2 sessions per week. See Online Appendix B Figure 72 for a visualization of the joint distribution of duration and intensity. </w:t>
+        <w:t>Most studies were randomized controlled trials (38 of 46), of which 22 were preregistered. The remaining eight were quasi-experimental. Only three studies accounted for clustering introduced by group-based delivery. The most common comparison condition was treatment as usual, with or without a waiting list (39 studies). Interventions lasted, on average, 18 weeks (median = 12; range = 4-78), with most delivered at a frequency of 0.5 to 2 sessions per week. See Online Appendix B Figure 7</w:t>
+      </w:r>
+      <w:r>
+        <w:rPr>
+          <w:rFonts w:ascii="Arial" w:hAnsi="Arial" w:cs="Arial"/>
+          <w:sz w:val="20"/>
+          <w:szCs w:val="20"/>
+        </w:rPr>
+        <w:t>5-79</w:t>
+      </w:r>
+      <w:r>
+        <w:rPr>
+          <w:rFonts w:ascii="Arial" w:hAnsi="Arial" w:cs="Arial"/>
+          <w:sz w:val="20"/>
+          <w:szCs w:val="20"/>
+        </w:rPr>
+        <w:t xml:space="preserve"> for a visualization of the joint distribution of duration and intensity. </w:t>
       </w:r>
     </w:p>
     <w:p>
@@ -6551,6 +6636,7 @@
           <w:sz w:val="20"/>
           <w:szCs w:val="20"/>
         </w:rPr>
+        <w:lastRenderedPageBreak/>
         <w:t>The quality of the evidence is generally sound</w:t>
       </w:r>
     </w:p>
@@ -6569,7 +6655,25 @@
           <w:sz w:val="20"/>
           <w:szCs w:val="20"/>
         </w:rPr>
-        <w:t>We conducted comprehensive risk-of-bias assessments to exclude critically flawed evidence, examine whether study quality influenced the meta-analytic findings, and describe the overall quality of the literature. Risk of bias for randomized studies was assessed using Cochrane’s RoB 2</w:t>
+        <w:t xml:space="preserve">We conducted comprehensive risk-of-bias assessments to exclude critically flawed evidence, examine whether study quality influenced the meta-analytic findings, and describe the overall quality of the literature. Risk of bias for randomized studies was assessed using Cochrane’s </w:t>
+      </w:r>
+      <w:proofErr w:type="spellStart"/>
+      <w:r>
+        <w:rPr>
+          <w:rFonts w:ascii="Arial" w:hAnsi="Arial" w:cs="Arial"/>
+          <w:sz w:val="20"/>
+          <w:szCs w:val="20"/>
+        </w:rPr>
+        <w:t>RoB</w:t>
+      </w:r>
+      <w:proofErr w:type="spellEnd"/>
+      <w:r>
+        <w:rPr>
+          <w:rFonts w:ascii="Arial" w:hAnsi="Arial" w:cs="Arial"/>
+          <w:sz w:val="20"/>
+          <w:szCs w:val="20"/>
+        </w:rPr>
+        <w:t xml:space="preserve"> 2</w:t>
       </w:r>
       <w:r>
         <w:rPr>
@@ -6618,16 +6722,7 @@
           <w:sz w:val="20"/>
           <w:szCs w:val="20"/>
         </w:rPr>
-        <w:t xml:space="preserve"> and is shown across preregistration status in Figure 3 Panel (A) for social reintegration and mental health outcomes. This distinction was only relevant for randomized trials, as no non-</w:t>
-      </w:r>
-      <w:r>
-        <w:rPr>
-          <w:rFonts w:ascii="Arial" w:hAnsi="Arial" w:cs="Arial"/>
-          <w:sz w:val="20"/>
-          <w:szCs w:val="20"/>
-        </w:rPr>
-        <w:lastRenderedPageBreak/>
-        <w:t xml:space="preserve">randomized studies were preregistered. Additional risk-of-bias plots are provided in the Online Appendix B, Figures 1-24. </w:t>
+        <w:t xml:space="preserve"> and is shown across preregistration status in Figure 3 Panel (A) for social reintegration and mental health outcomes. This distinction was only relevant for randomized trials, as no non-randomized studies were preregistered. Additional risk-of-bias plots are provided in the Online Appendix B, Figures 1-24. </w:t>
       </w:r>
     </w:p>
     <w:p>
@@ -7023,6 +7118,7 @@
           <w:sz w:val="20"/>
           <w:szCs w:val="20"/>
         </w:rPr>
+        <w:lastRenderedPageBreak/>
         <w:t>Substantial heterogeneity across both types of outcomes</w:t>
       </w:r>
     </w:p>
@@ -7113,7 +7209,6 @@
           <w:sz w:val="20"/>
           <w:szCs w:val="20"/>
         </w:rPr>
-        <w:lastRenderedPageBreak/>
         <w:t xml:space="preserve">Heterogeneity was even larger for mental health outcomes, with </w:t>
       </w:r>
       <w:r>
@@ -7351,23 +7446,198 @@
           <w:sz w:val="20"/>
           <w:szCs w:val="20"/>
         </w:rPr>
-        <w:t>-hacking. As seen in the funnel plots in Figure 6, we found no consistent association between effect sizes and standard errors, and publication bias-adjusted estimates generally remained positive. Overall, publication bias does not appear to be a major concern, likely aided by the high proportion of preregistered studies. See the Supplementary Table S5 for publication-bias adjusted overall average effects. Moreover, all publication bias tests and visualizations can be found in the Online Appendix E.</w:t>
-      </w:r>
-    </w:p>
-    <w:p>
-      <w:pPr>
-        <w:rPr>
-          <w:rFonts w:ascii="Arial" w:hAnsi="Arial" w:cs="Arial"/>
-          <w:sz w:val="20"/>
-          <w:szCs w:val="20"/>
-        </w:rPr>
-      </w:pPr>
-      <w:r>
-        <w:rPr>
-          <w:rFonts w:ascii="Arial" w:hAnsi="Arial" w:cs="Arial"/>
-          <w:sz w:val="20"/>
-          <w:szCs w:val="20"/>
-        </w:rPr>
+        <w:t xml:space="preserve">-hacking. </w:t>
+      </w:r>
+      <w:r>
+        <w:rPr>
+          <w:rFonts w:ascii="Arial" w:hAnsi="Arial" w:cs="Arial"/>
+          <w:sz w:val="20"/>
+          <w:szCs w:val="20"/>
+        </w:rPr>
+        <w:t>As shown in the funnel plots in Fig</w:t>
+      </w:r>
+      <w:r>
+        <w:rPr>
+          <w:rFonts w:ascii="Arial" w:hAnsi="Arial" w:cs="Arial"/>
+          <w:sz w:val="20"/>
+          <w:szCs w:val="20"/>
+        </w:rPr>
+        <w:t>ure</w:t>
+      </w:r>
+      <w:r>
+        <w:rPr>
+          <w:rFonts w:ascii="Arial" w:hAnsi="Arial" w:cs="Arial"/>
+          <w:sz w:val="20"/>
+          <w:szCs w:val="20"/>
+        </w:rPr>
+        <w:t xml:space="preserve"> 6, effect sizes showed no consistent association with standard errors, and publication-bias-adjusted estimates generally remained positive. This pattern may partly reflect the high proportion of preregistered studies, which contributed approximately two-thirds of all effect sizes.</w:t>
+      </w:r>
+      <w:r>
+        <w:rPr>
+          <w:rFonts w:ascii="Arial" w:hAnsi="Arial" w:cs="Arial"/>
+          <w:sz w:val="20"/>
+          <w:szCs w:val="20"/>
+        </w:rPr>
+        <w:t xml:space="preserve"> </w:t>
+      </w:r>
+    </w:p>
+    <w:p>
+      <w:pPr>
+        <w:jc w:val="both"/>
+        <w:rPr>
+          <w:rFonts w:ascii="Arial" w:hAnsi="Arial" w:cs="Arial"/>
+          <w:sz w:val="20"/>
+          <w:szCs w:val="20"/>
+        </w:rPr>
+      </w:pPr>
+      <w:r>
+        <w:rPr>
+          <w:rFonts w:ascii="Arial" w:hAnsi="Arial" w:cs="Arial"/>
+          <w:sz w:val="20"/>
+          <w:szCs w:val="20"/>
+        </w:rPr>
+        <w:t xml:space="preserve">We found some indication of selective reporting among non-preregistered social reintegration effects: negatively signed effects, defined as those with a one-sided </w:t>
+      </w:r>
+      <w:r>
+        <w:rPr>
+          <w:rFonts w:ascii="Arial" w:hAnsi="Arial" w:cs="Arial"/>
+          <w:i/>
+          <w:iCs/>
+          <w:sz w:val="20"/>
+          <w:szCs w:val="20"/>
+        </w:rPr>
+        <w:t>p</w:t>
+      </w:r>
+      <w:r>
+        <w:rPr>
+          <w:rFonts w:ascii="Arial" w:hAnsi="Arial" w:cs="Arial"/>
+          <w:sz w:val="20"/>
+          <w:szCs w:val="20"/>
+        </w:rPr>
+        <w:t>-value</w:t>
+      </w:r>
+      <w:r>
+        <w:rPr>
+          <w:rFonts w:ascii="Arial" w:hAnsi="Arial" w:cs="Arial"/>
+          <w:sz w:val="20"/>
+          <w:szCs w:val="20"/>
+        </w:rPr>
+        <w:t xml:space="preserve"> </w:t>
+      </w:r>
+      <w:r>
+        <w:rPr>
+          <w:rFonts w:ascii="Arial" w:hAnsi="Arial" w:cs="Arial"/>
+          <w:sz w:val="20"/>
+          <w:szCs w:val="20"/>
+        </w:rPr>
+        <w:t>&gt; 0.50, were four times less likely to be observed than positive but statistically nonsignificant effects (</w:t>
+      </w:r>
+      <w:r>
+        <w:rPr>
+          <w:rFonts w:ascii="Arial" w:hAnsi="Arial" w:cs="Arial"/>
+          <w:i/>
+          <w:iCs/>
+          <w:sz w:val="20"/>
+          <w:szCs w:val="20"/>
+        </w:rPr>
+        <w:t>p</w:t>
+      </w:r>
+      <w:r>
+        <w:rPr>
+          <w:rFonts w:ascii="Arial" w:hAnsi="Arial" w:cs="Arial"/>
+          <w:sz w:val="20"/>
+          <w:szCs w:val="20"/>
+        </w:rPr>
+        <w:t xml:space="preserve"> = 0.02, 95% CI [1.17, 19.23]). However, adjusting for this selection changed the point estimate by less than 0.02 SDs, and we found no corresponding evidence of selection among mental health outcomes. Overall, publication bias therefore does not appear to be a major concern. </w:t>
+      </w:r>
+      <w:r>
+        <w:rPr>
+          <w:rFonts w:ascii="Arial" w:hAnsi="Arial" w:cs="Arial"/>
+          <w:sz w:val="20"/>
+          <w:szCs w:val="20"/>
+        </w:rPr>
+        <w:t>All p</w:t>
+      </w:r>
+      <w:r>
+        <w:rPr>
+          <w:rFonts w:ascii="Arial" w:hAnsi="Arial" w:cs="Arial"/>
+          <w:sz w:val="20"/>
+          <w:szCs w:val="20"/>
+        </w:rPr>
+        <w:t xml:space="preserve">ublication-bias-adjusted </w:t>
+      </w:r>
+      <w:r>
+        <w:rPr>
+          <w:rFonts w:ascii="Arial" w:hAnsi="Arial" w:cs="Arial"/>
+          <w:sz w:val="20"/>
+          <w:szCs w:val="20"/>
+        </w:rPr>
+        <w:t xml:space="preserve">overall average </w:t>
+      </w:r>
+      <w:r>
+        <w:rPr>
+          <w:rFonts w:ascii="Arial" w:hAnsi="Arial" w:cs="Arial"/>
+          <w:sz w:val="20"/>
+          <w:szCs w:val="20"/>
+        </w:rPr>
+        <w:t xml:space="preserve">effects are reported in </w:t>
+      </w:r>
+      <w:r>
+        <w:rPr>
+          <w:rFonts w:ascii="Arial" w:hAnsi="Arial" w:cs="Arial"/>
+          <w:sz w:val="20"/>
+          <w:szCs w:val="20"/>
+        </w:rPr>
+        <w:t xml:space="preserve">the Supplementary Material </w:t>
+      </w:r>
+      <w:r>
+        <w:rPr>
+          <w:rFonts w:ascii="Arial" w:hAnsi="Arial" w:cs="Arial"/>
+          <w:sz w:val="20"/>
+          <w:szCs w:val="20"/>
+        </w:rPr>
+        <w:t xml:space="preserve">Table S5, and all </w:t>
+      </w:r>
+      <w:r>
+        <w:rPr>
+          <w:rFonts w:ascii="Arial" w:hAnsi="Arial" w:cs="Arial"/>
+          <w:sz w:val="20"/>
+          <w:szCs w:val="20"/>
+        </w:rPr>
+        <w:t xml:space="preserve">other </w:t>
+      </w:r>
+      <w:r>
+        <w:rPr>
+          <w:rFonts w:ascii="Arial" w:hAnsi="Arial" w:cs="Arial"/>
+          <w:sz w:val="20"/>
+          <w:szCs w:val="20"/>
+        </w:rPr>
+        <w:t>publication-bias tests and visualizations are provided in Online Appendix E</w:t>
+      </w:r>
+      <w:r>
+        <w:rPr>
+          <w:rFonts w:ascii="Arial" w:hAnsi="Arial" w:cs="Arial"/>
+          <w:sz w:val="20"/>
+          <w:szCs w:val="20"/>
+        </w:rPr>
+        <w:t>.</w:t>
+      </w:r>
+    </w:p>
+    <w:p>
+      <w:pPr>
+        <w:rPr>
+          <w:rFonts w:ascii="Arial" w:hAnsi="Arial" w:cs="Arial"/>
+          <w:sz w:val="20"/>
+          <w:szCs w:val="20"/>
+        </w:rPr>
+      </w:pPr>
+      <w:r>
+        <w:rPr>
+          <w:rFonts w:ascii="Arial" w:hAnsi="Arial" w:cs="Arial"/>
+          <w:sz w:val="20"/>
+          <w:szCs w:val="20"/>
+        </w:rPr>
+        <w:lastRenderedPageBreak/>
         <w:t>&lt;Insert Figure 6 here&gt;</w:t>
       </w:r>
       <w:r>
@@ -7445,7 +7715,7 @@
           <w:szCs w:val="20"/>
           <w14:ligatures w14:val="standardContextual"/>
         </w:rPr>
-        <w:t xml:space="preserve">Measured moderators explained little heterogeneity, but preregistered studies yielded </w:t>
+        <w:t>Measured moderators explained little heterogeneity</w:t>
       </w:r>
       <w:r>
         <w:rPr>
@@ -7458,7 +7728,7 @@
           <w:szCs w:val="20"/>
           <w14:ligatures w14:val="standardContextual"/>
         </w:rPr>
-        <w:t xml:space="preserve">significantly </w:t>
+        <w:t xml:space="preserve">, but preregistered studies yielded </w:t>
       </w:r>
       <w:r>
         <w:rPr>
@@ -7471,6 +7741,19 @@
           <w:szCs w:val="20"/>
           <w14:ligatures w14:val="standardContextual"/>
         </w:rPr>
+        <w:t xml:space="preserve">significantly </w:t>
+      </w:r>
+      <w:r>
+        <w:rPr>
+          <w:rFonts w:ascii="Arial" w:eastAsiaTheme="majorEastAsia" w:hAnsi="Arial" w:cs="Arial"/>
+          <w:b/>
+          <w:i/>
+          <w:color w:val="000000" w:themeColor="text1"/>
+          <w:kern w:val="2"/>
+          <w:sz w:val="20"/>
+          <w:szCs w:val="20"/>
+          <w14:ligatures w14:val="standardContextual"/>
+        </w:rPr>
         <w:t>smaller effects</w:t>
       </w:r>
     </w:p>
@@ -7531,7 +7814,23 @@
           <w:sz w:val="20"/>
           <w:szCs w:val="20"/>
         </w:rPr>
-        <w:t xml:space="preserve">Overall, moderators explained little of the heterogeneity in </w:t>
+        <w:t xml:space="preserve">Overall, moderators explained </w:t>
+      </w:r>
+      <w:r>
+        <w:rPr>
+          <w:rFonts w:ascii="Arial" w:hAnsi="Arial" w:cs="Arial"/>
+          <w:sz w:val="20"/>
+          <w:szCs w:val="20"/>
+        </w:rPr>
+        <w:t xml:space="preserve">rather </w:t>
+      </w:r>
+      <w:r>
+        <w:rPr>
+          <w:rFonts w:ascii="Arial" w:hAnsi="Arial" w:cs="Arial"/>
+          <w:sz w:val="20"/>
+          <w:szCs w:val="20"/>
+        </w:rPr>
+        <w:t xml:space="preserve">little of the heterogeneity in </w:t>
       </w:r>
       <w:r>
         <w:rPr>
@@ -7579,16 +7878,7 @@
           <w:sz w:val="20"/>
           <w:szCs w:val="20"/>
         </w:rPr>
-        <w:t xml:space="preserve">, </w:t>
-      </w:r>
-      <w:r>
-        <w:rPr>
-          <w:rFonts w:ascii="Arial" w:hAnsi="Arial" w:cs="Arial"/>
-          <w:sz w:val="20"/>
-          <w:szCs w:val="20"/>
-        </w:rPr>
-        <w:lastRenderedPageBreak/>
-        <w:t xml:space="preserve">and between-subgroup differences were generally small and statistically insignificant. We found no clear evidence that effects differed by outcome type, schizophrenia status, risk of bias, intervention duration, session frequency, follow-up timing, or sample gender composition. </w:t>
+        <w:t xml:space="preserve">, and between-subgroup differences were generally small and statistically insignificant. We found no clear evidence that effects differed by outcome type, schizophrenia status, risk of bias, intervention duration, session frequency, follow-up timing, or sample gender composition. </w:t>
       </w:r>
       <w:r>
         <w:rPr>
@@ -7804,7 +8094,25 @@
           <w:sz w:val="20"/>
           <w:szCs w:val="20"/>
         </w:rPr>
-        <w:t>Two further, less pronounced patterns concerned estimand type and intervention type</w:t>
+        <w:t xml:space="preserve">Two further, less pronounced patterns concerned </w:t>
+      </w:r>
+      <w:proofErr w:type="spellStart"/>
+      <w:r>
+        <w:rPr>
+          <w:rFonts w:ascii="Arial" w:hAnsi="Arial" w:cs="Arial"/>
+          <w:sz w:val="20"/>
+          <w:szCs w:val="20"/>
+        </w:rPr>
+        <w:t>estimand</w:t>
+      </w:r>
+      <w:proofErr w:type="spellEnd"/>
+      <w:r>
+        <w:rPr>
+          <w:rFonts w:ascii="Arial" w:hAnsi="Arial" w:cs="Arial"/>
+          <w:sz w:val="20"/>
+          <w:szCs w:val="20"/>
+        </w:rPr>
+        <w:t xml:space="preserve"> type and intervention type</w:t>
       </w:r>
       <w:r>
         <w:rPr>
@@ -7936,7 +8244,48 @@
           <w:sz w:val="20"/>
           <w:szCs w:val="20"/>
         </w:rPr>
-        <w:t xml:space="preserve">Some moderator patterns differed across outcome domains. Most notably, test type showed opposite associations: clinically rated measures yielded smaller effects for social reintegration outcomes but larger effects for mental health outcomes. For mental health outcomes, participant age was also statistically associated with effect size. However, this association explained only a limited share of the heterogeneity and should be interpreted cautiously because the age range of included samples was relatively narrow, limiting substantive interpretation </w:t>
+        <w:t xml:space="preserve">Some moderator patterns differed across outcome domains. Most notably, test type showed opposite associations: clinically rated measures yielded smaller effects for social reintegration outcomes but larger effects for mental health outcomes. For mental health outcomes, participant age was also statistically associated with effect size. However, this association explained only a limited share of the heterogeneity and should be interpreted cautiously because the age range of </w:t>
+      </w:r>
+      <w:r>
+        <w:rPr>
+          <w:rFonts w:ascii="Arial" w:hAnsi="Arial" w:cs="Arial"/>
+          <w:sz w:val="20"/>
+          <w:szCs w:val="20"/>
+        </w:rPr>
+        <w:lastRenderedPageBreak/>
+        <w:t>included samples was relatively narrow</w:t>
+      </w:r>
+      <w:r>
+        <w:rPr>
+          <w:rFonts w:ascii="Arial" w:hAnsi="Arial" w:cs="Arial"/>
+          <w:sz w:val="20"/>
+          <w:szCs w:val="20"/>
+        </w:rPr>
+        <w:t xml:space="preserve"> (</w:t>
+      </w:r>
+      <w:r>
+        <w:rPr>
+          <w:rFonts w:ascii="Arial" w:hAnsi="Arial" w:cs="Arial"/>
+          <w:sz w:val="20"/>
+          <w:szCs w:val="20"/>
+        </w:rPr>
+        <w:t>IQR = 39.5–43.6</w:t>
+      </w:r>
+      <w:r>
+        <w:rPr>
+          <w:rFonts w:ascii="Arial" w:hAnsi="Arial" w:cs="Arial"/>
+          <w:sz w:val="20"/>
+          <w:szCs w:val="20"/>
+        </w:rPr>
+        <w:t>)</w:t>
+      </w:r>
+      <w:r>
+        <w:rPr>
+          <w:rFonts w:ascii="Arial" w:hAnsi="Arial" w:cs="Arial"/>
+          <w:sz w:val="20"/>
+          <w:szCs w:val="20"/>
+        </w:rPr>
+        <w:t xml:space="preserve">, limiting substantive interpretation </w:t>
       </w:r>
       <w:r>
         <w:rPr>
@@ -8000,7 +8349,23 @@
           <w:sz w:val="20"/>
           <w:szCs w:val="20"/>
         </w:rPr>
-        <w:t>Taken together, the moderator analyses provided limited evidence that the effectiveness of group-based interventions depends strongly on measured study, sample, or intervention characteristics. Positive average effects were broadly consistent across subgroups, but the remaining heterogeneity</w:t>
+        <w:t xml:space="preserve">Taken together, the moderator analyses provided </w:t>
+      </w:r>
+      <w:r>
+        <w:rPr>
+          <w:rFonts w:ascii="Arial" w:hAnsi="Arial" w:cs="Arial"/>
+          <w:sz w:val="20"/>
+          <w:szCs w:val="20"/>
+        </w:rPr>
+        <w:t>sparse</w:t>
+      </w:r>
+      <w:r>
+        <w:rPr>
+          <w:rFonts w:ascii="Arial" w:hAnsi="Arial" w:cs="Arial"/>
+          <w:sz w:val="20"/>
+          <w:szCs w:val="20"/>
+        </w:rPr>
+        <w:t xml:space="preserve"> evidence that the effectiveness of group-based interventions depends strongly on measured study, sample, or intervention characteristics. Positive average effects were broadly consistent across subgroups, but the remaining heterogeneity</w:t>
       </w:r>
       <w:r>
         <w:rPr>
@@ -8095,58 +8460,19 @@
         <w:contextualSpacing/>
         <w:rPr>
           <w:rFonts w:ascii="Arial" w:hAnsi="Arial" w:cs="Arial"/>
+          <w:color w:val="000000"/>
+          <w:sz w:val="20"/>
+          <w:szCs w:val="20"/>
+        </w:rPr>
+      </w:pPr>
+      <w:r>
+        <w:rPr>
+          <w:rFonts w:ascii="Arial" w:hAnsi="Arial" w:cs="Arial"/>
           <w:b/>
           <w:color w:val="000000"/>
           <w:sz w:val="20"/>
           <w:szCs w:val="20"/>
         </w:rPr>
-      </w:pPr>
-    </w:p>
-    <w:p>
-      <w:pPr>
-        <w:pBdr>
-          <w:top w:val="nil"/>
-          <w:left w:val="nil"/>
-          <w:bottom w:val="nil"/>
-          <w:right w:val="nil"/>
-          <w:between w:val="nil"/>
-        </w:pBdr>
-        <w:contextualSpacing/>
-        <w:rPr>
-          <w:rFonts w:ascii="Arial" w:hAnsi="Arial" w:cs="Arial"/>
-          <w:b/>
-          <w:color w:val="000000"/>
-          <w:sz w:val="20"/>
-          <w:szCs w:val="20"/>
-        </w:rPr>
-      </w:pPr>
-    </w:p>
-    <w:p>
-      <w:pPr>
-        <w:pBdr>
-          <w:top w:val="nil"/>
-          <w:left w:val="nil"/>
-          <w:bottom w:val="nil"/>
-          <w:right w:val="nil"/>
-          <w:between w:val="nil"/>
-        </w:pBdr>
-        <w:contextualSpacing/>
-        <w:rPr>
-          <w:rFonts w:ascii="Arial" w:hAnsi="Arial" w:cs="Arial"/>
-          <w:color w:val="000000"/>
-          <w:sz w:val="20"/>
-          <w:szCs w:val="20"/>
-        </w:rPr>
-      </w:pPr>
-      <w:r>
-        <w:rPr>
-          <w:rFonts w:ascii="Arial" w:hAnsi="Arial" w:cs="Arial"/>
-          <w:b/>
-          <w:color w:val="000000"/>
-          <w:sz w:val="20"/>
-          <w:szCs w:val="20"/>
-        </w:rPr>
-        <w:lastRenderedPageBreak/>
         <w:t>Discussion</w:t>
       </w:r>
       <w:r>
@@ -8273,7 +8599,6 @@
           <w:szCs w:val="20"/>
         </w:rPr>
       </w:pPr>
-      <w:commentRangeStart w:id="3"/>
       <w:r>
         <w:rPr>
           <w:rFonts w:ascii="Arial" w:hAnsi="Arial" w:cs="Arial"/>
@@ -8282,13 +8607,13 @@
         </w:rPr>
         <w:t>We conducted comprehensive moderator analyses to examine whether effects varied by outcome type, participant characteristics, intervention type, test type, preregistration status, research design, control condition, risk of bias, age, sex composition, intensity, duration, and measurement timing. Overall, moderators explained little of the observed heterogeneity. Effects were broadly consistent across subgroups and generally clustered around the overall means. Close to all heterogeneity remained unexplained, indicating that important sources of variation may be unmeasured.</w:t>
       </w:r>
-      <w:commentRangeEnd w:id="3"/>
-      <w:r>
-        <w:rPr>
-          <w:rStyle w:val="CommentReference"/>
-          <w:rFonts w:ascii="Times New Roman" w:eastAsia="Times New Roman" w:hAnsi="Times New Roman" w:cs="Times New Roman"/>
-        </w:rPr>
-        <w:commentReference w:id="3"/>
+      <w:r>
+        <w:rPr>
+          <w:rFonts w:ascii="Arial" w:hAnsi="Arial" w:cs="Arial"/>
+          <w:sz w:val="20"/>
+          <w:szCs w:val="20"/>
+        </w:rPr>
+        <w:t xml:space="preserve"> </w:t>
       </w:r>
     </w:p>
     <w:p>
@@ -8306,7 +8631,71 @@
           <w:sz w:val="20"/>
           <w:szCs w:val="20"/>
         </w:rPr>
-        <w:t>Although not all subgroup meta-analyses were statistically significant, all average subgroup effects consistently favored group-based interventions. This pattern suggests that group-based interventions are unlikely to produce adverse effects at the aggregate level. Consistent with this interpretation, only 9 of 349 effect sizes were negative and statistically different from zero. However, aggregate effects can mask individual-level variation: the absence of average deterioration does not imply that all participants benefited. Some individuals may still experience group-based interventions negatively, and future research should examine this participant-level heterogeneity more directly.</w:t>
+        <w:t xml:space="preserve">Against this general pattern of limited moderator explanatory power, preregistration status stood out. Although preregistration explained only a small share of the heterogeneity, preregistered studies yielded significantly smaller effects than non-preregistered studies. At the same time, the only </w:t>
+      </w:r>
+      <w:r>
+        <w:rPr>
+          <w:rFonts w:ascii="Arial" w:hAnsi="Arial" w:cs="Arial"/>
+          <w:sz w:val="20"/>
+          <w:szCs w:val="20"/>
+        </w:rPr>
+        <w:t>indications</w:t>
+      </w:r>
+      <w:r>
+        <w:rPr>
+          <w:rFonts w:ascii="Arial" w:hAnsi="Arial" w:cs="Arial"/>
+          <w:sz w:val="20"/>
+          <w:szCs w:val="20"/>
+        </w:rPr>
+        <w:t xml:space="preserve"> of selective reporting w</w:t>
+      </w:r>
+      <w:r>
+        <w:rPr>
+          <w:rFonts w:ascii="Arial" w:hAnsi="Arial" w:cs="Arial"/>
+          <w:sz w:val="20"/>
+          <w:szCs w:val="20"/>
+        </w:rPr>
+        <w:t>ere</w:t>
+      </w:r>
+      <w:r>
+        <w:rPr>
+          <w:rFonts w:ascii="Arial" w:hAnsi="Arial" w:cs="Arial"/>
+          <w:sz w:val="20"/>
+          <w:szCs w:val="20"/>
+        </w:rPr>
+        <w:t xml:space="preserve"> found among non-preregistered </w:t>
+      </w:r>
+      <w:r>
+        <w:rPr>
+          <w:rFonts w:ascii="Arial" w:hAnsi="Arial" w:cs="Arial"/>
+          <w:sz w:val="20"/>
+          <w:szCs w:val="20"/>
+        </w:rPr>
+        <w:t xml:space="preserve">social reintegration </w:t>
+      </w:r>
+      <w:r>
+        <w:rPr>
+          <w:rFonts w:ascii="Arial" w:hAnsi="Arial" w:cs="Arial"/>
+          <w:sz w:val="20"/>
+          <w:szCs w:val="20"/>
+        </w:rPr>
+        <w:t xml:space="preserve">effects. This pattern suggests that preregistration may partly distinguish a more conservative and less selectively reported evidence base, while also underscoring that the positive overall effects were not driven by non-preregistered studies alone. </w:t>
+      </w:r>
+      <w:r>
+        <w:rPr>
+          <w:rFonts w:ascii="Arial" w:hAnsi="Arial" w:cs="Arial"/>
+          <w:sz w:val="20"/>
+          <w:szCs w:val="20"/>
+        </w:rPr>
+        <w:t>All types of e</w:t>
+      </w:r>
+      <w:r>
+        <w:rPr>
+          <w:rFonts w:ascii="Arial" w:hAnsi="Arial" w:cs="Arial"/>
+          <w:sz w:val="20"/>
+          <w:szCs w:val="20"/>
+        </w:rPr>
+        <w:t>ffects in preregistered studies remained substantively meaningful, and adjustment for selection among non-preregistered studies did not materially change the overall conclusions.</w:t>
       </w:r>
     </w:p>
     <w:p>
@@ -8324,6 +8713,49 @@
           <w:sz w:val="20"/>
           <w:szCs w:val="20"/>
         </w:rPr>
+        <w:t xml:space="preserve">Although not all subgroup meta-analyses were statistically significant, </w:t>
+      </w:r>
+      <w:r>
+        <w:rPr>
+          <w:rFonts w:ascii="Arial" w:hAnsi="Arial" w:cs="Arial"/>
+          <w:sz w:val="20"/>
+          <w:szCs w:val="20"/>
+        </w:rPr>
+        <w:t>the majority of</w:t>
+      </w:r>
+      <w:r>
+        <w:rPr>
+          <w:rFonts w:ascii="Arial" w:hAnsi="Arial" w:cs="Arial"/>
+          <w:sz w:val="20"/>
+          <w:szCs w:val="20"/>
+        </w:rPr>
+        <w:t xml:space="preserve"> average subgroup effects consistently favored group-based interventions. This pattern suggests that group-based interventions are unlikely to produce adverse effects at the aggregate level. Consistent with this interpretation, only 9 of 349 effect sizes were negative and statistically different from zero. </w:t>
+      </w:r>
+      <w:r>
+        <w:rPr>
+          <w:rFonts w:ascii="Arial" w:hAnsi="Arial" w:cs="Arial"/>
+          <w:sz w:val="20"/>
+          <w:szCs w:val="20"/>
+        </w:rPr>
+        <w:lastRenderedPageBreak/>
+        <w:t>However, aggregate effects can mask individual-level variation: the absence of average deterioration does not imply that all participants benefited. Some individuals may still experience group-based interventions negatively, and future research should examine this participant-level heterogeneity more directly.</w:t>
+      </w:r>
+    </w:p>
+    <w:p>
+      <w:pPr>
+        <w:jc w:val="both"/>
+        <w:rPr>
+          <w:rFonts w:ascii="Arial" w:hAnsi="Arial" w:cs="Arial"/>
+          <w:sz w:val="20"/>
+          <w:szCs w:val="20"/>
+        </w:rPr>
+      </w:pPr>
+      <w:r>
+        <w:rPr>
+          <w:rFonts w:ascii="Arial" w:hAnsi="Arial" w:cs="Arial"/>
+          <w:sz w:val="20"/>
+          <w:szCs w:val="20"/>
+        </w:rPr>
         <w:t xml:space="preserve">Several limitations should be noted. Though we used comprehensive database searches, grey-literature searches, and hand searches, some potentially relevant references could not be obtained in full text. In addition, though we were able to use highly sophisticated meta-analysis methods, 12 eligible studies could not be included in the meta-analysis because effect sizes could not be calculated. However, supplementary analyses found no indication that these studies reached different conclusions from the quantitative synthesis. Finally, although publication-bias tests were consistently reassuring, such tests are imperfect and cannot fully exclude selective reporting. Yet, the high number of preregistered studies might mitigate this issue. </w:t>
       </w:r>
     </w:p>
@@ -8409,7 +8841,6 @@
           <w:sz w:val="20"/>
           <w:szCs w:val="20"/>
         </w:rPr>
-        <w:lastRenderedPageBreak/>
         <w:t>The quality of the evidence was generally strong. Most studies included in the meta-analysis were randomized trials, and many were preregistered. Most effect sizes were rated as having low or moderate risk of bias, and only one study was excluded from the synthesis because of critical risk of bias. Nonetheless, studies were typically small, reflecting the difficulty of recruiting this population. We mitigated some small-study concerns (e.g., the impact of chance bias</w:t>
       </w:r>
       <w:r>
@@ -8744,7 +9175,25 @@
           <w:sz w:val="20"/>
           <w:szCs w:val="20"/>
         </w:rPr>
-        <w:t>Two further clarifications were made. We did not add a ‘critical’ risk-of-bias category to RoB 2, as the tool guidance does not permit modification, and we now distinguish more clearly between primary social reintegration outcomes and secondary mental health outcomes than in the original protocol.</w:t>
+        <w:t xml:space="preserve">Two further clarifications were made. We did not add a ‘critical’ risk-of-bias category to </w:t>
+      </w:r>
+      <w:proofErr w:type="spellStart"/>
+      <w:r>
+        <w:rPr>
+          <w:rFonts w:ascii="Arial" w:hAnsi="Arial" w:cs="Arial"/>
+          <w:sz w:val="20"/>
+          <w:szCs w:val="20"/>
+        </w:rPr>
+        <w:t>RoB</w:t>
+      </w:r>
+      <w:proofErr w:type="spellEnd"/>
+      <w:r>
+        <w:rPr>
+          <w:rFonts w:ascii="Arial" w:hAnsi="Arial" w:cs="Arial"/>
+          <w:sz w:val="20"/>
+          <w:szCs w:val="20"/>
+        </w:rPr>
+        <w:t xml:space="preserve"> 2, as the tool guidance does not permit modification, and we now distinguish more clearly between primary social reintegration outcomes and secondary mental health outcomes than in the original protocol.</w:t>
       </w:r>
     </w:p>
     <w:p>
@@ -8847,16 +9296,7 @@
           <w:sz w:val="20"/>
           <w:szCs w:val="20"/>
         </w:rPr>
-        <w:t xml:space="preserve"> with a well-defined control group. Non-randomized studies had to demonstrate baseline </w:t>
-      </w:r>
-      <w:r>
-        <w:rPr>
-          <w:rFonts w:ascii="Arial" w:hAnsi="Arial" w:cs="Arial"/>
-          <w:sz w:val="20"/>
-          <w:szCs w:val="20"/>
-        </w:rPr>
-        <w:lastRenderedPageBreak/>
-        <w:t>equivalence or adequately control for key confounders. Baseline equivalence was assessed using Cochrane RoB2 for randomized studies and ROBINS-I for non-randomized studies. Single-group pre–post studies and studies comparing two group-based interventions without a non-group control condition were excluded.</w:t>
+        <w:t xml:space="preserve"> with a well-defined control group. Non-randomized studies had to demonstrate baseline equivalence or adequately control for key confounders. Baseline equivalence was assessed using Cochrane RoB2 for randomized studies and ROBINS-I for non-randomized studies. Single-group pre–post studies and studies comparing two group-based interventions without a non-group control condition were excluded.</w:t>
       </w:r>
     </w:p>
     <w:p>
@@ -8985,6 +9425,7 @@
           <w:sz w:val="20"/>
           <w:szCs w:val="20"/>
         </w:rPr>
+        <w:lastRenderedPageBreak/>
         <w:t>Type of control group (C)</w:t>
       </w:r>
     </w:p>
@@ -9108,8 +9549,8 @@
         </w:rPr>
         <w:t xml:space="preserve"> of studies </w:t>
       </w:r>
-      <w:bookmarkStart w:id="4" w:name="ELECTRONIC_SEARCHES"/>
-      <w:bookmarkEnd w:id="4"/>
+      <w:bookmarkStart w:id="3" w:name="ELECTRONIC_SEARCHES"/>
+      <w:bookmarkEnd w:id="3"/>
       <w:r>
         <w:rPr>
           <w:rFonts w:ascii="Arial" w:hAnsi="Arial" w:cs="Arial"/>
@@ -9160,8 +9601,9 @@
           <w:szCs w:val="20"/>
           <w:lang w:eastAsia="da-DK"/>
         </w:rPr>
-        <w:t xml:space="preserve">APA PsycINFO (EBSCO), CINAHL (EBSCO), Sociological Abstracts (ProQuest), Social Services Abstracts (ProQuest), SocINDEX (EBSCO), Academic Search Premier (EBSCO), International Bibliography of the Social Sciences (IBSS) (ProQuest), Science Citation Index (Web of Science Core Collection), Social Sciences Citation Index (Web of Science Core Collection), Cochrane </w:t>
-      </w:r>
+        <w:t xml:space="preserve">APA PsycINFO (EBSCO), CINAHL (EBSCO), Sociological Abstracts (ProQuest), Social Services Abstracts (ProQuest), </w:t>
+      </w:r>
+      <w:proofErr w:type="spellStart"/>
       <w:r>
         <w:rPr>
           <w:rFonts w:ascii="Arial" w:eastAsia="Times New Roman" w:hAnsi="Arial" w:cs="Arial"/>
@@ -9169,8 +9611,17 @@
           <w:szCs w:val="20"/>
           <w:lang w:eastAsia="da-DK"/>
         </w:rPr>
-        <w:lastRenderedPageBreak/>
-        <w:t>Central Register of Controlled Trials (CENTRAL).</w:t>
+        <w:t>SocINDEX</w:t>
+      </w:r>
+      <w:proofErr w:type="spellEnd"/>
+      <w:r>
+        <w:rPr>
+          <w:rFonts w:ascii="Arial" w:eastAsia="Times New Roman" w:hAnsi="Arial" w:cs="Arial"/>
+          <w:sz w:val="20"/>
+          <w:szCs w:val="20"/>
+          <w:lang w:eastAsia="da-DK"/>
+        </w:rPr>
+        <w:t xml:space="preserve"> (EBSCO), Academic Search Premier (EBSCO), International Bibliography of the Social Sciences (IBSS) (ProQuest), Science Citation Index (Web of Science Core Collection), Social Sciences Citation Index (Web of Science Core Collection), Cochrane Central Register of Controlled Trials (CENTRAL).</w:t>
       </w:r>
       <w:r>
         <w:rPr>
@@ -9367,8 +9818,8 @@
         </w:rPr>
         <w:t xml:space="preserve">Studies considered eligible by at least one team member or studies where there was insufficient information in the title and abstract to judge eligibility were retrieved in full text. </w:t>
       </w:r>
-      <w:bookmarkStart w:id="5" w:name="DATA_EXTRACTION"/>
-      <w:bookmarkEnd w:id="5"/>
+      <w:bookmarkStart w:id="4" w:name="DATA_EXTRACTION"/>
+      <w:bookmarkEnd w:id="4"/>
     </w:p>
     <w:p>
       <w:pPr>
@@ -9411,7 +9862,25 @@
           <w:szCs w:val="20"/>
         </w:rPr>
         <w:br/>
-        <w:t>Effect sizes were primarily extracted and calculated by J.K.J and M.H.V, and quality checked by J.S.A in accordance with the prescribed procedures for ensuring reproducible research in statistics developed by Hofner et al.</w:t>
+        <w:t xml:space="preserve">Effect sizes were primarily extracted and calculated by J.K.J and M.H.V, and quality checked by J.S.A in accordance with the prescribed procedures for ensuring reproducible research in statistics developed by </w:t>
+      </w:r>
+      <w:proofErr w:type="spellStart"/>
+      <w:r>
+        <w:rPr>
+          <w:rFonts w:ascii="Arial" w:hAnsi="Arial" w:cs="Arial"/>
+          <w:sz w:val="20"/>
+          <w:szCs w:val="20"/>
+        </w:rPr>
+        <w:t>Hofner</w:t>
+      </w:r>
+      <w:proofErr w:type="spellEnd"/>
+      <w:r>
+        <w:rPr>
+          <w:rFonts w:ascii="Arial" w:hAnsi="Arial" w:cs="Arial"/>
+          <w:sz w:val="20"/>
+          <w:szCs w:val="20"/>
+        </w:rPr>
+        <w:t xml:space="preserve"> et al.</w:t>
       </w:r>
       <w:r>
         <w:rPr>
@@ -9514,7 +9983,26 @@
           <w:sz w:val="20"/>
           <w:szCs w:val="20"/>
         </w:rPr>
-        <w:t>Randomized and cluster-randomized trials were assessed using Cochrane’s RoB 2</w:t>
+        <w:lastRenderedPageBreak/>
+        <w:t xml:space="preserve">Randomized and cluster-randomized trials were assessed using Cochrane’s </w:t>
+      </w:r>
+      <w:proofErr w:type="spellStart"/>
+      <w:r>
+        <w:rPr>
+          <w:rFonts w:ascii="Arial" w:hAnsi="Arial" w:cs="Arial"/>
+          <w:sz w:val="20"/>
+          <w:szCs w:val="20"/>
+        </w:rPr>
+        <w:t>RoB</w:t>
+      </w:r>
+      <w:proofErr w:type="spellEnd"/>
+      <w:r>
+        <w:rPr>
+          <w:rFonts w:ascii="Arial" w:hAnsi="Arial" w:cs="Arial"/>
+          <w:sz w:val="20"/>
+          <w:szCs w:val="20"/>
+        </w:rPr>
+        <w:t xml:space="preserve"> 2</w:t>
       </w:r>
       <w:r>
         <w:rPr>
@@ -9914,16 +10402,7 @@
           <w:sz w:val="20"/>
           <w:szCs w:val="20"/>
         </w:rPr>
-        <w:t xml:space="preserve"> When more than five studies </w:t>
-      </w:r>
-      <w:r>
-        <w:rPr>
-          <w:rFonts w:ascii="Arial" w:hAnsi="Arial" w:cs="Arial"/>
-          <w:sz w:val="20"/>
-          <w:szCs w:val="20"/>
-        </w:rPr>
-        <w:lastRenderedPageBreak/>
-        <w:t>reported effects using the same scale, we computed the population-based standard deviation obtained from the control groups</w:t>
+        <w:t xml:space="preserve"> When more than five studies reported effects using the same scale, we computed the population-based standard deviation obtained from the control groups</w:t>
       </w:r>
       <w:r>
         <w:rPr>
@@ -10546,6 +11025,7 @@
           <w:sz w:val="20"/>
           <w:szCs w:val="20"/>
         </w:rPr>
+        <w:lastRenderedPageBreak/>
         <w:t>Sensitivity analysis</w:t>
       </w:r>
     </w:p>
@@ -10947,7 +11427,25 @@
           <w:sz w:val="20"/>
           <w:szCs w:val="20"/>
         </w:rPr>
-        <w:t>, puniform*</w:t>
+        <w:t xml:space="preserve">, </w:t>
+      </w:r>
+      <w:proofErr w:type="spellStart"/>
+      <w:r>
+        <w:rPr>
+          <w:rFonts w:ascii="Arial" w:hAnsi="Arial" w:cs="Arial"/>
+          <w:sz w:val="20"/>
+          <w:szCs w:val="20"/>
+        </w:rPr>
+        <w:t>puniform</w:t>
+      </w:r>
+      <w:proofErr w:type="spellEnd"/>
+      <w:r>
+        <w:rPr>
+          <w:rFonts w:ascii="Arial" w:hAnsi="Arial" w:cs="Arial"/>
+          <w:sz w:val="20"/>
+          <w:szCs w:val="20"/>
+        </w:rPr>
+        <w:t>*</w:t>
       </w:r>
       <w:r>
         <w:rPr>
@@ -11295,16 +11793,7 @@
           <w:sz w:val="20"/>
           <w:szCs w:val="20"/>
         </w:rPr>
-        <w:t xml:space="preserve">We examined heterogeneity using subgroup and moderator analyses for theoretical, methodological, and bias-related factors. Categorical moderators were analyzed with the partially </w:t>
-      </w:r>
-      <w:r>
-        <w:rPr>
-          <w:rFonts w:ascii="Arial" w:hAnsi="Arial" w:cs="Arial"/>
-          <w:sz w:val="20"/>
-          <w:szCs w:val="20"/>
-        </w:rPr>
-        <w:lastRenderedPageBreak/>
-        <w:t>empirical subgroup correlated-effects plus (PESCE+[-RVE]) models with robust variance estimation and cluster wild bootstrapping</w:t>
+        <w:t>We examined heterogeneity using subgroup and moderator analyses for theoretical, methodological, and bias-related factors. Categorical moderators were analyzed with the partially empirical subgroup correlated-effects plus (PESCE+[-RVE]) models with robust variance estimation and cluster wild bootstrapping</w:t>
       </w:r>
       <w:r>
         <w:rPr>
@@ -11365,7 +11854,7 @@
           <w:szCs w:val="20"/>
         </w:rPr>
       </w:pPr>
-      <w:bookmarkStart w:id="6" w:name="_Toc229405279"/>
+      <w:bookmarkStart w:id="5" w:name="_Toc229405279"/>
       <w:r>
         <w:rPr>
           <w:rFonts w:ascii="Arial" w:hAnsi="Arial" w:cs="Arial"/>
@@ -11374,7 +11863,7 @@
         </w:rPr>
         <w:t>Used software</w:t>
       </w:r>
-      <w:bookmarkEnd w:id="6"/>
+      <w:bookmarkEnd w:id="5"/>
     </w:p>
     <w:p>
       <w:pPr>
@@ -12059,6 +12548,7 @@
         </w:rPr>
         <w:t xml:space="preserve">, and </w:t>
       </w:r>
+      <w:proofErr w:type="spellStart"/>
       <w:r>
         <w:rPr>
           <w:rFonts w:ascii="Arial" w:hAnsi="Arial" w:cs="Arial"/>
@@ -12069,6 +12559,7 @@
         </w:rPr>
         <w:t>puniform</w:t>
       </w:r>
+      <w:proofErr w:type="spellEnd"/>
       <w:r>
         <w:rPr>
           <w:rFonts w:ascii="Arial" w:hAnsi="Arial" w:cs="Arial"/>
@@ -12322,7 +12813,25 @@
           <w:sz w:val="20"/>
           <w:szCs w:val="20"/>
         </w:rPr>
-        <w:t>Appendix B: Data manipulation, RoB visualization, and PRIMED workflow</w:t>
+        <w:t xml:space="preserve">Appendix B: Data manipulation, </w:t>
+      </w:r>
+      <w:proofErr w:type="spellStart"/>
+      <w:r>
+        <w:rPr>
+          <w:rFonts w:ascii="Arial" w:hAnsi="Arial" w:cs="Arial"/>
+          <w:sz w:val="20"/>
+          <w:szCs w:val="20"/>
+        </w:rPr>
+        <w:t>RoB</w:t>
+      </w:r>
+      <w:proofErr w:type="spellEnd"/>
+      <w:r>
+        <w:rPr>
+          <w:rFonts w:ascii="Arial" w:hAnsi="Arial" w:cs="Arial"/>
+          <w:sz w:val="20"/>
+          <w:szCs w:val="20"/>
+        </w:rPr>
+        <w:t xml:space="preserve"> visualization, and PRIMED workflow</w:t>
       </w:r>
     </w:p>
     <w:p>
@@ -12344,6 +12853,7 @@
           <w:sz w:val="20"/>
           <w:szCs w:val="20"/>
         </w:rPr>
+        <w:lastRenderedPageBreak/>
         <w:t>Appendix C: Main results code</w:t>
       </w:r>
     </w:p>
@@ -12518,7 +13028,25 @@
           <w:sz w:val="20"/>
           <w:szCs w:val="20"/>
         </w:rPr>
-        <w:t xml:space="preserve"> as well as research assistants Rune Klitgård and Julie Mulla Reich. </w:t>
+        <w:t xml:space="preserve"> as well as research assistants Rune </w:t>
+      </w:r>
+      <w:proofErr w:type="spellStart"/>
+      <w:r>
+        <w:rPr>
+          <w:rFonts w:ascii="Arial" w:hAnsi="Arial" w:cs="Arial"/>
+          <w:sz w:val="20"/>
+          <w:szCs w:val="20"/>
+        </w:rPr>
+        <w:t>Klitgård</w:t>
+      </w:r>
+      <w:proofErr w:type="spellEnd"/>
+      <w:r>
+        <w:rPr>
+          <w:rFonts w:ascii="Arial" w:hAnsi="Arial" w:cs="Arial"/>
+          <w:sz w:val="20"/>
+          <w:szCs w:val="20"/>
+        </w:rPr>
+        <w:t xml:space="preserve"> and Julie Mulla Reich. </w:t>
       </w:r>
     </w:p>
     <w:p>
@@ -12570,6 +13098,7 @@
     <w:p>
       <w:pPr>
         <w:pStyle w:val="Bibliography"/>
+        <w:spacing w:line="240" w:lineRule="auto"/>
       </w:pPr>
       <w:r>
         <w:rPr>
@@ -12603,6 +13132,9 @@
       </w:r>
       <w:r>
         <w:instrText xml:space="preserve"> INCLUDETEXT "C:\\Users\\B199526\\AppData\\Local\\Temp\\ZOT8BA6.tmp" \c MSRTF </w:instrText>
+      </w:r>
+      <w:r>
+        <w:instrText xml:space="preserve"> \* MERGEFORMAT </w:instrText>
       </w:r>
       <w:r>
         <w:fldChar w:fldCharType="separate"/>
@@ -12638,9 +13170,9 @@
     <w:p>
       <w:pPr>
         <w:pStyle w:val="Bibliography"/>
-      </w:pPr>
-      <w:r>
-        <w:lastRenderedPageBreak/>
+        <w:spacing w:line="240" w:lineRule="auto"/>
+      </w:pPr>
+      <w:r>
         <w:t>2.</w:t>
       </w:r>
       <w:r>
@@ -12671,6 +13203,7 @@
     <w:p>
       <w:pPr>
         <w:pStyle w:val="Bibliography"/>
+        <w:spacing w:line="240" w:lineRule="auto"/>
       </w:pPr>
       <w:r>
         <w:t>3.</w:t>
@@ -12703,6 +13236,7 @@
     <w:p>
       <w:pPr>
         <w:pStyle w:val="Bibliography"/>
+        <w:spacing w:line="240" w:lineRule="auto"/>
       </w:pPr>
       <w:r>
         <w:t>4.</w:t>
@@ -12745,6 +13279,7 @@
     <w:p>
       <w:pPr>
         <w:pStyle w:val="Bibliography"/>
+        <w:spacing w:line="240" w:lineRule="auto"/>
       </w:pPr>
       <w:r>
         <w:t>5.</w:t>
@@ -12777,6 +13312,7 @@
     <w:p>
       <w:pPr>
         <w:pStyle w:val="Bibliography"/>
+        <w:spacing w:line="240" w:lineRule="auto"/>
       </w:pPr>
       <w:r>
         <w:t>6.</w:t>
@@ -12809,6 +13345,7 @@
     <w:p>
       <w:pPr>
         <w:pStyle w:val="Bibliography"/>
+        <w:spacing w:line="240" w:lineRule="auto"/>
       </w:pPr>
       <w:r>
         <w:t>7.</w:t>
@@ -12851,6 +13388,7 @@
     <w:p>
       <w:pPr>
         <w:pStyle w:val="Bibliography"/>
+        <w:spacing w:line="240" w:lineRule="auto"/>
       </w:pPr>
       <w:r>
         <w:t>8.</w:t>
@@ -12893,6 +13431,7 @@
     <w:p>
       <w:pPr>
         <w:pStyle w:val="Bibliography"/>
+        <w:spacing w:line="240" w:lineRule="auto"/>
       </w:pPr>
       <w:r>
         <w:t>9.</w:t>
@@ -12935,6 +13474,7 @@
     <w:p>
       <w:pPr>
         <w:pStyle w:val="Bibliography"/>
+        <w:spacing w:line="240" w:lineRule="auto"/>
       </w:pPr>
       <w:r>
         <w:t>10.</w:t>
@@ -12967,9 +13507,9 @@
     <w:p>
       <w:pPr>
         <w:pStyle w:val="Bibliography"/>
-      </w:pPr>
-      <w:r>
-        <w:lastRenderedPageBreak/>
+        <w:spacing w:line="240" w:lineRule="auto"/>
+      </w:pPr>
+      <w:r>
         <w:t>11.</w:t>
       </w:r>
       <w:r>
@@ -13000,6 +13540,7 @@
     <w:p>
       <w:pPr>
         <w:pStyle w:val="Bibliography"/>
+        <w:spacing w:line="240" w:lineRule="auto"/>
       </w:pPr>
       <w:r>
         <w:t>12.</w:t>
@@ -13032,6 +13573,7 @@
     <w:p>
       <w:pPr>
         <w:pStyle w:val="Bibliography"/>
+        <w:spacing w:line="240" w:lineRule="auto"/>
       </w:pPr>
       <w:r>
         <w:t>13.</w:t>
@@ -13064,6 +13606,7 @@
     <w:p>
       <w:pPr>
         <w:pStyle w:val="Bibliography"/>
+        <w:spacing w:line="240" w:lineRule="auto"/>
       </w:pPr>
       <w:r>
         <w:t>14.</w:t>
@@ -13086,8 +13629,10 @@
     <w:p>
       <w:pPr>
         <w:pStyle w:val="Bibliography"/>
-      </w:pPr>
-      <w:r>
+        <w:spacing w:line="240" w:lineRule="auto"/>
+      </w:pPr>
+      <w:r>
+        <w:lastRenderedPageBreak/>
         <w:t>15.</w:t>
       </w:r>
       <w:r>
@@ -13118,6 +13663,7 @@
     <w:p>
       <w:pPr>
         <w:pStyle w:val="Bibliography"/>
+        <w:spacing w:line="240" w:lineRule="auto"/>
       </w:pPr>
       <w:r>
         <w:t>16.</w:t>
@@ -13140,6 +13686,7 @@
     <w:p>
       <w:pPr>
         <w:pStyle w:val="Bibliography"/>
+        <w:spacing w:line="240" w:lineRule="auto"/>
       </w:pPr>
       <w:r>
         <w:t>17.</w:t>
@@ -13172,6 +13719,7 @@
     <w:p>
       <w:pPr>
         <w:pStyle w:val="Bibliography"/>
+        <w:spacing w:line="240" w:lineRule="auto"/>
       </w:pPr>
       <w:r>
         <w:t>18.</w:t>
@@ -13194,6 +13742,7 @@
     <w:p>
       <w:pPr>
         <w:pStyle w:val="Bibliography"/>
+        <w:spacing w:line="240" w:lineRule="auto"/>
       </w:pPr>
       <w:r>
         <w:t>19.</w:t>
@@ -13236,6 +13785,7 @@
     <w:p>
       <w:pPr>
         <w:pStyle w:val="Bibliography"/>
+        <w:spacing w:line="240" w:lineRule="auto"/>
       </w:pPr>
       <w:r>
         <w:t>20.</w:t>
@@ -13268,9 +13818,9 @@
     <w:p>
       <w:pPr>
         <w:pStyle w:val="Bibliography"/>
-      </w:pPr>
-      <w:r>
-        <w:lastRenderedPageBreak/>
+        <w:spacing w:line="240" w:lineRule="auto"/>
+      </w:pPr>
+      <w:r>
         <w:t>21.</w:t>
       </w:r>
       <w:r>
@@ -13301,6 +13851,7 @@
     <w:p>
       <w:pPr>
         <w:pStyle w:val="Bibliography"/>
+        <w:spacing w:line="240" w:lineRule="auto"/>
       </w:pPr>
       <w:r>
         <w:t>22.</w:t>
@@ -13323,6 +13874,7 @@
     <w:p>
       <w:pPr>
         <w:pStyle w:val="Bibliography"/>
+        <w:spacing w:line="240" w:lineRule="auto"/>
       </w:pPr>
       <w:r>
         <w:t>23.</w:t>
@@ -13355,6 +13907,7 @@
     <w:p>
       <w:pPr>
         <w:pStyle w:val="Bibliography"/>
+        <w:spacing w:line="240" w:lineRule="auto"/>
       </w:pPr>
       <w:r>
         <w:t>24.</w:t>
@@ -13377,6 +13930,7 @@
     <w:p>
       <w:pPr>
         <w:pStyle w:val="Bibliography"/>
+        <w:spacing w:line="240" w:lineRule="auto"/>
       </w:pPr>
       <w:r>
         <w:t>25.</w:t>
@@ -13409,6 +13963,7 @@
     <w:p>
       <w:pPr>
         <w:pStyle w:val="Bibliography"/>
+        <w:spacing w:line="240" w:lineRule="auto"/>
       </w:pPr>
       <w:r>
         <w:t>26.</w:t>
@@ -13441,6 +13996,7 @@
     <w:p>
       <w:pPr>
         <w:pStyle w:val="Bibliography"/>
+        <w:spacing w:line="240" w:lineRule="auto"/>
       </w:pPr>
       <w:r>
         <w:t>27.</w:t>
@@ -13473,6 +14029,7 @@
     <w:p>
       <w:pPr>
         <w:pStyle w:val="Bibliography"/>
+        <w:spacing w:line="240" w:lineRule="auto"/>
       </w:pPr>
       <w:r>
         <w:t>28.</w:t>
@@ -13505,6 +14062,7 @@
     <w:p>
       <w:pPr>
         <w:pStyle w:val="Bibliography"/>
+        <w:spacing w:line="240" w:lineRule="auto"/>
       </w:pPr>
       <w:r>
         <w:t>29.</w:t>
@@ -13537,9 +14095,9 @@
     <w:p>
       <w:pPr>
         <w:pStyle w:val="Bibliography"/>
-      </w:pPr>
-      <w:r>
-        <w:lastRenderedPageBreak/>
+        <w:spacing w:line="240" w:lineRule="auto"/>
+      </w:pPr>
+      <w:r>
         <w:t>30.</w:t>
       </w:r>
       <w:r>
@@ -13570,6 +14128,7 @@
     <w:p>
       <w:pPr>
         <w:pStyle w:val="Bibliography"/>
+        <w:spacing w:line="240" w:lineRule="auto"/>
       </w:pPr>
       <w:r>
         <w:t>31.</w:t>
@@ -13612,6 +14171,7 @@
     <w:p>
       <w:pPr>
         <w:pStyle w:val="Bibliography"/>
+        <w:spacing w:line="240" w:lineRule="auto"/>
       </w:pPr>
       <w:r>
         <w:t>32.</w:t>
@@ -13644,8 +14204,10 @@
     <w:p>
       <w:pPr>
         <w:pStyle w:val="Bibliography"/>
-      </w:pPr>
-      <w:r>
+        <w:spacing w:line="240" w:lineRule="auto"/>
+      </w:pPr>
+      <w:r>
+        <w:lastRenderedPageBreak/>
         <w:t>33.</w:t>
       </w:r>
       <w:r>
@@ -13676,6 +14238,7 @@
     <w:p>
       <w:pPr>
         <w:pStyle w:val="Bibliography"/>
+        <w:spacing w:line="240" w:lineRule="auto"/>
       </w:pPr>
       <w:r>
         <w:t>34.</w:t>
@@ -13718,6 +14281,7 @@
     <w:p>
       <w:pPr>
         <w:pStyle w:val="Bibliography"/>
+        <w:spacing w:line="240" w:lineRule="auto"/>
       </w:pPr>
       <w:r>
         <w:t>35.</w:t>
@@ -13760,6 +14324,7 @@
     <w:p>
       <w:pPr>
         <w:pStyle w:val="Bibliography"/>
+        <w:spacing w:line="240" w:lineRule="auto"/>
       </w:pPr>
       <w:r>
         <w:t>36.</w:t>
@@ -13792,17 +14357,14 @@
     <w:p>
       <w:pPr>
         <w:pStyle w:val="Bibliography"/>
+        <w:spacing w:line="240" w:lineRule="auto"/>
       </w:pPr>
       <w:r>
         <w:t>37.</w:t>
       </w:r>
       <w:r>
         <w:tab/>
-        <w:t xml:space="preserve">Hagen, R., Nordahl, H. M., Kristiansen, L. &amp; Morken, G. A Randomized Trial of Cognitive Group Therapy vs. Waiting List for Patients with Co-Morbid Psychiatric Disorders: Effect of </w:t>
-      </w:r>
-      <w:r>
-        <w:lastRenderedPageBreak/>
-        <w:t xml:space="preserve">Cognitive Group Therapy after Treatment and Six and Twelve Months Follow-Up. </w:t>
+        <w:t xml:space="preserve">Hagen, R., Nordahl, H. M., Kristiansen, L. &amp; Morken, G. A Randomized Trial of Cognitive Group Therapy vs. Waiting List for Patients with Co-Morbid Psychiatric Disorders: Effect of Cognitive Group Therapy after Treatment and Six and Twelve Months Follow-Up. </w:t>
       </w:r>
       <w:r>
         <w:rPr>
@@ -13828,6 +14390,7 @@
     <w:p>
       <w:pPr>
         <w:pStyle w:val="Bibliography"/>
+        <w:spacing w:line="240" w:lineRule="auto"/>
       </w:pPr>
       <w:r>
         <w:t>38.</w:t>
@@ -13860,6 +14423,7 @@
     <w:p>
       <w:pPr>
         <w:pStyle w:val="Bibliography"/>
+        <w:spacing w:line="240" w:lineRule="auto"/>
       </w:pPr>
       <w:r>
         <w:t>39.</w:t>
@@ -13902,6 +14466,7 @@
     <w:p>
       <w:pPr>
         <w:pStyle w:val="Bibliography"/>
+        <w:spacing w:line="240" w:lineRule="auto"/>
       </w:pPr>
       <w:r>
         <w:t>40.</w:t>
@@ -13944,6 +14509,7 @@
     <w:p>
       <w:pPr>
         <w:pStyle w:val="Bibliography"/>
+        <w:spacing w:line="240" w:lineRule="auto"/>
       </w:pPr>
       <w:r>
         <w:t>41.</w:t>
@@ -13976,6 +14542,7 @@
     <w:p>
       <w:pPr>
         <w:pStyle w:val="Bibliography"/>
+        <w:spacing w:line="240" w:lineRule="auto"/>
       </w:pPr>
       <w:r>
         <w:t>42.</w:t>
@@ -14018,6 +14585,7 @@
     <w:p>
       <w:pPr>
         <w:pStyle w:val="Bibliography"/>
+        <w:spacing w:line="240" w:lineRule="auto"/>
       </w:pPr>
       <w:r>
         <w:t>43.</w:t>
@@ -14050,6 +14618,7 @@
     <w:p>
       <w:pPr>
         <w:pStyle w:val="Bibliography"/>
+        <w:spacing w:line="240" w:lineRule="auto"/>
       </w:pPr>
       <w:r>
         <w:t>44.</w:t>
@@ -14082,9 +14651,9 @@
     <w:p>
       <w:pPr>
         <w:pStyle w:val="Bibliography"/>
-      </w:pPr>
-      <w:r>
-        <w:lastRenderedPageBreak/>
+        <w:spacing w:line="240" w:lineRule="auto"/>
+      </w:pPr>
+      <w:r>
         <w:t>45.</w:t>
       </w:r>
       <w:r>
@@ -14115,6 +14684,7 @@
     <w:p>
       <w:pPr>
         <w:pStyle w:val="Bibliography"/>
+        <w:spacing w:line="240" w:lineRule="auto"/>
       </w:pPr>
       <w:r>
         <w:t>46.</w:t>
@@ -14157,6 +14727,7 @@
     <w:p>
       <w:pPr>
         <w:pStyle w:val="Bibliography"/>
+        <w:spacing w:line="240" w:lineRule="auto"/>
       </w:pPr>
       <w:r>
         <w:t>47.</w:t>
@@ -14189,8 +14760,10 @@
     <w:p>
       <w:pPr>
         <w:pStyle w:val="Bibliography"/>
-      </w:pPr>
-      <w:r>
+        <w:spacing w:line="240" w:lineRule="auto"/>
+      </w:pPr>
+      <w:r>
+        <w:lastRenderedPageBreak/>
         <w:t>48.</w:t>
       </w:r>
       <w:r>
@@ -14231,6 +14804,7 @@
     <w:p>
       <w:pPr>
         <w:pStyle w:val="Bibliography"/>
+        <w:spacing w:line="240" w:lineRule="auto"/>
       </w:pPr>
       <w:r>
         <w:t>49.</w:t>
@@ -14263,6 +14837,7 @@
     <w:p>
       <w:pPr>
         <w:pStyle w:val="Bibliography"/>
+        <w:spacing w:line="240" w:lineRule="auto"/>
       </w:pPr>
       <w:r>
         <w:t>50.</w:t>
@@ -14305,6 +14880,7 @@
     <w:p>
       <w:pPr>
         <w:pStyle w:val="Bibliography"/>
+        <w:spacing w:line="240" w:lineRule="auto"/>
       </w:pPr>
       <w:r>
         <w:t>51.</w:t>
@@ -14347,6 +14923,7 @@
     <w:p>
       <w:pPr>
         <w:pStyle w:val="Bibliography"/>
+        <w:spacing w:line="240" w:lineRule="auto"/>
       </w:pPr>
       <w:r>
         <w:t>52.</w:t>
@@ -14379,9 +14956,9 @@
     <w:p>
       <w:pPr>
         <w:pStyle w:val="Bibliography"/>
-      </w:pPr>
-      <w:r>
-        <w:lastRenderedPageBreak/>
+        <w:spacing w:line="240" w:lineRule="auto"/>
+      </w:pPr>
+      <w:r>
         <w:t>53.</w:t>
       </w:r>
       <w:r>
@@ -14422,6 +14999,7 @@
     <w:p>
       <w:pPr>
         <w:pStyle w:val="Bibliography"/>
+        <w:spacing w:line="240" w:lineRule="auto"/>
       </w:pPr>
       <w:r>
         <w:t>54.</w:t>
@@ -14464,6 +15042,7 @@
     <w:p>
       <w:pPr>
         <w:pStyle w:val="Bibliography"/>
+        <w:spacing w:line="240" w:lineRule="auto"/>
       </w:pPr>
       <w:r>
         <w:t>55.</w:t>
@@ -14506,6 +15085,7 @@
     <w:p>
       <w:pPr>
         <w:pStyle w:val="Bibliography"/>
+        <w:spacing w:line="240" w:lineRule="auto"/>
       </w:pPr>
       <w:r>
         <w:t>56.</w:t>
@@ -14548,6 +15128,7 @@
     <w:p>
       <w:pPr>
         <w:pStyle w:val="Bibliography"/>
+        <w:spacing w:line="240" w:lineRule="auto"/>
       </w:pPr>
       <w:r>
         <w:t>57.</w:t>
@@ -14590,6 +15171,7 @@
     <w:p>
       <w:pPr>
         <w:pStyle w:val="Bibliography"/>
+        <w:spacing w:line="240" w:lineRule="auto"/>
       </w:pPr>
       <w:r>
         <w:t>58.</w:t>
@@ -14632,6 +15214,7 @@
     <w:p>
       <w:pPr>
         <w:pStyle w:val="Bibliography"/>
+        <w:spacing w:line="240" w:lineRule="auto"/>
       </w:pPr>
       <w:r>
         <w:t>59.</w:t>
@@ -14674,6 +15257,7 @@
     <w:p>
       <w:pPr>
         <w:pStyle w:val="Bibliography"/>
+        <w:spacing w:line="240" w:lineRule="auto"/>
       </w:pPr>
       <w:r>
         <w:t>60.</w:t>
@@ -14716,6 +15300,7 @@
     <w:p>
       <w:pPr>
         <w:pStyle w:val="Bibliography"/>
+        <w:spacing w:line="240" w:lineRule="auto"/>
       </w:pPr>
       <w:r>
         <w:t>61.</w:t>
@@ -14758,6 +15343,7 @@
     <w:p>
       <w:pPr>
         <w:pStyle w:val="Bibliography"/>
+        <w:spacing w:line="240" w:lineRule="auto"/>
       </w:pPr>
       <w:r>
         <w:t>62.</w:t>
@@ -14800,9 +15386,9 @@
     <w:p>
       <w:pPr>
         <w:pStyle w:val="Bibliography"/>
-      </w:pPr>
-      <w:r>
-        <w:lastRenderedPageBreak/>
+        <w:spacing w:line="240" w:lineRule="auto"/>
+      </w:pPr>
+      <w:r>
         <w:t>63.</w:t>
       </w:r>
       <w:r>
@@ -14843,6 +15429,7 @@
     <w:p>
       <w:pPr>
         <w:pStyle w:val="Bibliography"/>
+        <w:spacing w:line="240" w:lineRule="auto"/>
       </w:pPr>
       <w:r>
         <w:t>64.</w:t>
@@ -14885,6 +15472,7 @@
     <w:p>
       <w:pPr>
         <w:pStyle w:val="Bibliography"/>
+        <w:spacing w:line="240" w:lineRule="auto"/>
       </w:pPr>
       <w:r>
         <w:t>65.</w:t>
@@ -14927,6 +15515,7 @@
     <w:p>
       <w:pPr>
         <w:pStyle w:val="Bibliography"/>
+        <w:spacing w:line="240" w:lineRule="auto"/>
       </w:pPr>
       <w:r>
         <w:t>66.</w:t>
@@ -14969,8 +15558,10 @@
     <w:p>
       <w:pPr>
         <w:pStyle w:val="Bibliography"/>
-      </w:pPr>
-      <w:r>
+        <w:spacing w:line="240" w:lineRule="auto"/>
+      </w:pPr>
+      <w:r>
+        <w:lastRenderedPageBreak/>
         <w:t>67.</w:t>
       </w:r>
       <w:r>
@@ -15011,6 +15602,7 @@
     <w:p>
       <w:pPr>
         <w:pStyle w:val="Bibliography"/>
+        <w:spacing w:line="240" w:lineRule="auto"/>
       </w:pPr>
       <w:r>
         <w:t>68.</w:t>
@@ -15043,6 +15635,7 @@
     <w:p>
       <w:pPr>
         <w:pStyle w:val="Bibliography"/>
+        <w:spacing w:line="240" w:lineRule="auto"/>
       </w:pPr>
       <w:r>
         <w:t>69.</w:t>
@@ -15075,6 +15668,7 @@
     <w:p>
       <w:pPr>
         <w:pStyle w:val="Bibliography"/>
+        <w:spacing w:line="240" w:lineRule="auto"/>
       </w:pPr>
       <w:r>
         <w:t>70.</w:t>
@@ -15107,6 +15701,7 @@
     <w:p>
       <w:pPr>
         <w:pStyle w:val="Bibliography"/>
+        <w:spacing w:line="240" w:lineRule="auto"/>
       </w:pPr>
       <w:r>
         <w:t>71.</w:t>
@@ -15139,9 +15734,9 @@
     <w:p>
       <w:pPr>
         <w:pStyle w:val="Bibliography"/>
-      </w:pPr>
-      <w:r>
-        <w:lastRenderedPageBreak/>
+        <w:spacing w:line="240" w:lineRule="auto"/>
+      </w:pPr>
+      <w:r>
         <w:t>72.</w:t>
       </w:r>
       <w:r>
@@ -15182,6 +15777,7 @@
     <w:p>
       <w:pPr>
         <w:pStyle w:val="Bibliography"/>
+        <w:spacing w:line="240" w:lineRule="auto"/>
       </w:pPr>
       <w:r>
         <w:t>73.</w:t>
@@ -15224,6 +15820,7 @@
     <w:p>
       <w:pPr>
         <w:pStyle w:val="Bibliography"/>
+        <w:spacing w:line="240" w:lineRule="auto"/>
       </w:pPr>
       <w:r>
         <w:t>74.</w:t>
@@ -15256,6 +15853,7 @@
     <w:p>
       <w:pPr>
         <w:pStyle w:val="Bibliography"/>
+        <w:spacing w:line="240" w:lineRule="auto"/>
       </w:pPr>
       <w:r>
         <w:t>75.</w:t>
@@ -15288,6 +15886,7 @@
     <w:p>
       <w:pPr>
         <w:pStyle w:val="Bibliography"/>
+        <w:spacing w:line="240" w:lineRule="auto"/>
       </w:pPr>
       <w:r>
         <w:t>76.</w:t>
@@ -15320,6 +15919,7 @@
     <w:p>
       <w:pPr>
         <w:pStyle w:val="Bibliography"/>
+        <w:spacing w:line="240" w:lineRule="auto"/>
       </w:pPr>
       <w:r>
         <w:t>77.</w:t>
@@ -15352,6 +15952,7 @@
     <w:p>
       <w:pPr>
         <w:pStyle w:val="Bibliography"/>
+        <w:spacing w:line="240" w:lineRule="auto"/>
       </w:pPr>
       <w:r>
         <w:t>78.</w:t>
@@ -15384,6 +15985,7 @@
     <w:p>
       <w:pPr>
         <w:pStyle w:val="Bibliography"/>
+        <w:spacing w:line="240" w:lineRule="auto"/>
       </w:pPr>
       <w:r>
         <w:t>79.</w:t>
@@ -15416,9 +16018,9 @@
     <w:p>
       <w:pPr>
         <w:pStyle w:val="Bibliography"/>
-      </w:pPr>
-      <w:r>
-        <w:lastRenderedPageBreak/>
+        <w:spacing w:line="240" w:lineRule="auto"/>
+      </w:pPr>
+      <w:r>
         <w:t>80.</w:t>
       </w:r>
       <w:r>
@@ -15449,6 +16051,7 @@
     <w:p>
       <w:pPr>
         <w:pStyle w:val="Bibliography"/>
+        <w:spacing w:line="240" w:lineRule="auto"/>
       </w:pPr>
       <w:r>
         <w:t>81.</w:t>
@@ -15491,6 +16094,7 @@
     <w:p>
       <w:pPr>
         <w:pStyle w:val="Bibliography"/>
+        <w:spacing w:line="240" w:lineRule="auto"/>
       </w:pPr>
       <w:r>
         <w:t>82.</w:t>
@@ -15533,8 +16137,10 @@
     <w:p>
       <w:pPr>
         <w:pStyle w:val="Bibliography"/>
-      </w:pPr>
-      <w:r>
+        <w:spacing w:line="240" w:lineRule="auto"/>
+      </w:pPr>
+      <w:r>
+        <w:lastRenderedPageBreak/>
         <w:t>83.</w:t>
       </w:r>
       <w:r>
@@ -15575,6 +16181,7 @@
     <w:p>
       <w:pPr>
         <w:pStyle w:val="Bibliography"/>
+        <w:spacing w:line="240" w:lineRule="auto"/>
       </w:pPr>
       <w:r>
         <w:t>84.</w:t>
@@ -15607,6 +16214,7 @@
     <w:p>
       <w:pPr>
         <w:pStyle w:val="Bibliography"/>
+        <w:spacing w:line="240" w:lineRule="auto"/>
       </w:pPr>
       <w:r>
         <w:t>85.</w:t>
@@ -15639,6 +16247,7 @@
     <w:p>
       <w:pPr>
         <w:pStyle w:val="Bibliography"/>
+        <w:spacing w:line="240" w:lineRule="auto"/>
       </w:pPr>
       <w:r>
         <w:t>86.</w:t>
@@ -15681,6 +16290,7 @@
     <w:p>
       <w:pPr>
         <w:pStyle w:val="Bibliography"/>
+        <w:spacing w:line="240" w:lineRule="auto"/>
       </w:pPr>
       <w:r>
         <w:t>87.</w:t>
@@ -15723,6 +16333,7 @@
     <w:p>
       <w:pPr>
         <w:pStyle w:val="Bibliography"/>
+        <w:spacing w:line="240" w:lineRule="auto"/>
       </w:pPr>
       <w:r>
         <w:t>88.</w:t>
@@ -15765,9 +16376,9 @@
     <w:p>
       <w:pPr>
         <w:pStyle w:val="Bibliography"/>
-      </w:pPr>
-      <w:r>
-        <w:lastRenderedPageBreak/>
+        <w:spacing w:line="240" w:lineRule="auto"/>
+      </w:pPr>
+      <w:r>
         <w:t>89.</w:t>
       </w:r>
       <w:r>
@@ -15798,6 +16409,7 @@
     <w:p>
       <w:pPr>
         <w:pStyle w:val="Bibliography"/>
+        <w:spacing w:line="240" w:lineRule="auto"/>
       </w:pPr>
       <w:r>
         <w:t>90.</w:t>
@@ -15840,6 +16452,7 @@
     <w:p>
       <w:pPr>
         <w:pStyle w:val="Bibliography"/>
+        <w:spacing w:line="240" w:lineRule="auto"/>
       </w:pPr>
       <w:r>
         <w:t>91.</w:t>
@@ -15882,6 +16495,7 @@
     <w:p>
       <w:pPr>
         <w:pStyle w:val="Bibliography"/>
+        <w:spacing w:line="240" w:lineRule="auto"/>
       </w:pPr>
       <w:r>
         <w:t>92.</w:t>
@@ -15924,6 +16538,7 @@
     <w:p>
       <w:pPr>
         <w:pStyle w:val="Bibliography"/>
+        <w:spacing w:line="240" w:lineRule="auto"/>
       </w:pPr>
       <w:r>
         <w:t>93.</w:t>
@@ -15966,6 +16581,7 @@
     <w:p>
       <w:pPr>
         <w:pStyle w:val="Bibliography"/>
+        <w:spacing w:line="240" w:lineRule="auto"/>
       </w:pPr>
       <w:r>
         <w:t>94.</w:t>
@@ -16008,6 +16624,7 @@
     <w:p>
       <w:pPr>
         <w:pStyle w:val="Bibliography"/>
+        <w:spacing w:line="240" w:lineRule="auto"/>
       </w:pPr>
       <w:r>
         <w:t>95.</w:t>
@@ -16040,6 +16657,7 @@
     <w:p>
       <w:pPr>
         <w:pStyle w:val="Bibliography"/>
+        <w:spacing w:line="240" w:lineRule="auto"/>
       </w:pPr>
       <w:r>
         <w:t>96.</w:t>
@@ -16082,9 +16700,9 @@
     <w:p>
       <w:pPr>
         <w:pStyle w:val="Bibliography"/>
-      </w:pPr>
-      <w:r>
-        <w:lastRenderedPageBreak/>
+        <w:spacing w:line="240" w:lineRule="auto"/>
+      </w:pPr>
+      <w:r>
         <w:t>97.</w:t>
       </w:r>
       <w:r>
@@ -16125,6 +16743,7 @@
     <w:p>
       <w:pPr>
         <w:pStyle w:val="Bibliography"/>
+        <w:spacing w:line="240" w:lineRule="auto"/>
       </w:pPr>
       <w:r>
         <w:t>98.</w:t>
@@ -16157,6 +16776,7 @@
     <w:p>
       <w:pPr>
         <w:pStyle w:val="Bibliography"/>
+        <w:spacing w:line="240" w:lineRule="auto"/>
       </w:pPr>
       <w:r>
         <w:t>99.</w:t>
@@ -16179,8 +16799,10 @@
     <w:p>
       <w:pPr>
         <w:pStyle w:val="Bibliography"/>
-      </w:pPr>
-      <w:r>
+        <w:spacing w:line="240" w:lineRule="auto"/>
+      </w:pPr>
+      <w:r>
+        <w:lastRenderedPageBreak/>
         <w:t>100.</w:t>
       </w:r>
       <w:r>
@@ -16201,6 +16823,7 @@
     <w:p>
       <w:pPr>
         <w:pStyle w:val="Bibliography"/>
+        <w:spacing w:line="240" w:lineRule="auto"/>
       </w:pPr>
       <w:r>
         <w:t>101.</w:t>
@@ -16233,6 +16856,7 @@
     <w:p>
       <w:pPr>
         <w:pStyle w:val="Bibliography"/>
+        <w:spacing w:line="240" w:lineRule="auto"/>
       </w:pPr>
       <w:r>
         <w:t>102.</w:t>
@@ -16255,6 +16879,7 @@
     <w:p>
       <w:pPr>
         <w:pStyle w:val="Bibliography"/>
+        <w:spacing w:line="240" w:lineRule="auto"/>
       </w:pPr>
       <w:r>
         <w:t>103.</w:t>
@@ -16297,6 +16922,7 @@
     <w:p>
       <w:pPr>
         <w:pStyle w:val="Bibliography"/>
+        <w:spacing w:line="240" w:lineRule="auto"/>
       </w:pPr>
       <w:r>
         <w:t>104.</w:t>
@@ -16329,9 +16955,9 @@
     <w:p>
       <w:pPr>
         <w:pStyle w:val="Bibliography"/>
-      </w:pPr>
-      <w:r>
-        <w:lastRenderedPageBreak/>
+        <w:spacing w:line="240" w:lineRule="auto"/>
+      </w:pPr>
+      <w:r>
         <w:t>105.</w:t>
       </w:r>
       <w:r>
@@ -16372,6 +16998,7 @@
     <w:p>
       <w:pPr>
         <w:pStyle w:val="Bibliography"/>
+        <w:spacing w:line="240" w:lineRule="auto"/>
       </w:pPr>
       <w:r>
         <w:t>106.</w:t>
@@ -16404,6 +17031,7 @@
     <w:p>
       <w:pPr>
         <w:pStyle w:val="Bibliography"/>
+        <w:spacing w:line="240" w:lineRule="auto"/>
       </w:pPr>
       <w:r>
         <w:t>107.</w:t>
@@ -16436,6 +17064,7 @@
     <w:p>
       <w:pPr>
         <w:pStyle w:val="Bibliography"/>
+        <w:spacing w:line="240" w:lineRule="auto"/>
       </w:pPr>
       <w:r>
         <w:t>108.</w:t>
@@ -16458,6 +17087,7 @@
     <w:p>
       <w:pPr>
         <w:pStyle w:val="Bibliography"/>
+        <w:spacing w:line="240" w:lineRule="auto"/>
       </w:pPr>
       <w:r>
         <w:t>109.</w:t>
@@ -16480,6 +17110,7 @@
     <w:p>
       <w:pPr>
         <w:pStyle w:val="Bibliography"/>
+        <w:spacing w:line="240" w:lineRule="auto"/>
       </w:pPr>
       <w:r>
         <w:t>110.</w:t>
@@ -16512,6 +17143,7 @@
     <w:p>
       <w:pPr>
         <w:pStyle w:val="Bibliography"/>
+        <w:spacing w:line="240" w:lineRule="auto"/>
       </w:pPr>
       <w:r>
         <w:t>111.</w:t>
@@ -16524,6 +17156,7 @@
     <w:p>
       <w:pPr>
         <w:pStyle w:val="Bibliography"/>
+        <w:spacing w:line="240" w:lineRule="auto"/>
       </w:pPr>
       <w:r>
         <w:t>112.</w:t>
@@ -16536,6 +17169,7 @@
     <w:p>
       <w:pPr>
         <w:pStyle w:val="Bibliography"/>
+        <w:spacing w:line="240" w:lineRule="auto"/>
       </w:pPr>
       <w:r>
         <w:t>113.</w:t>
@@ -16568,9 +17202,9 @@
     <w:p>
       <w:pPr>
         <w:pStyle w:val="Bibliography"/>
-      </w:pPr>
-      <w:r>
-        <w:lastRenderedPageBreak/>
+        <w:spacing w:line="240" w:lineRule="auto"/>
+      </w:pPr>
+      <w:r>
         <w:t>114.</w:t>
       </w:r>
       <w:r>
@@ -16581,6 +17215,7 @@
     <w:p>
       <w:pPr>
         <w:pStyle w:val="Bibliography"/>
+        <w:spacing w:line="240" w:lineRule="auto"/>
       </w:pPr>
       <w:r>
         <w:t>115.</w:t>
@@ -16603,6 +17238,7 @@
     <w:p>
       <w:pPr>
         <w:pStyle w:val="Bibliography"/>
+        <w:spacing w:line="240" w:lineRule="auto"/>
       </w:pPr>
       <w:r>
         <w:t>116.</w:t>
@@ -16635,6 +17271,7 @@
     <w:p>
       <w:pPr>
         <w:pStyle w:val="Bibliography"/>
+        <w:spacing w:line="240" w:lineRule="auto"/>
       </w:pPr>
       <w:r>
         <w:t>117.</w:t>
@@ -16667,8 +17304,10 @@
     <w:p>
       <w:pPr>
         <w:pStyle w:val="Bibliography"/>
-      </w:pPr>
-      <w:r>
+        <w:spacing w:line="240" w:lineRule="auto"/>
+      </w:pPr>
+      <w:r>
+        <w:lastRenderedPageBreak/>
         <w:t>118.</w:t>
       </w:r>
       <w:r>
@@ -16699,6 +17338,7 @@
     <w:p>
       <w:pPr>
         <w:pStyle w:val="Bibliography"/>
+        <w:spacing w:line="240" w:lineRule="auto"/>
       </w:pPr>
       <w:r>
         <w:t>119.</w:t>
@@ -16731,6 +17371,7 @@
     <w:p>
       <w:pPr>
         <w:pStyle w:val="Bibliography"/>
+        <w:spacing w:line="240" w:lineRule="auto"/>
       </w:pPr>
       <w:r>
         <w:t>120.</w:t>
@@ -16753,6 +17394,7 @@
     <w:p>
       <w:pPr>
         <w:pStyle w:val="Bibliography"/>
+        <w:spacing w:line="240" w:lineRule="auto"/>
       </w:pPr>
       <w:r>
         <w:t>121.</w:t>
@@ -16785,6 +17427,7 @@
     <w:p>
       <w:pPr>
         <w:pStyle w:val="Bibliography"/>
+        <w:spacing w:line="240" w:lineRule="auto"/>
       </w:pPr>
       <w:r>
         <w:t>122.</w:t>
@@ -16817,9 +17460,9 @@
     <w:p>
       <w:pPr>
         <w:pStyle w:val="Bibliography"/>
-      </w:pPr>
-      <w:r>
-        <w:lastRenderedPageBreak/>
+        <w:spacing w:line="240" w:lineRule="auto"/>
+      </w:pPr>
+      <w:r>
         <w:t>123.</w:t>
       </w:r>
       <w:r>
@@ -16850,6 +17493,7 @@
     <w:p>
       <w:pPr>
         <w:pStyle w:val="Bibliography"/>
+        <w:spacing w:line="240" w:lineRule="auto"/>
       </w:pPr>
       <w:r>
         <w:t>124.</w:t>
@@ -16882,6 +17526,7 @@
     <w:p>
       <w:pPr>
         <w:pStyle w:val="Bibliography"/>
+        <w:spacing w:line="240" w:lineRule="auto"/>
       </w:pPr>
       <w:r>
         <w:t>125.</w:t>
@@ -16904,6 +17549,7 @@
     <w:p>
       <w:pPr>
         <w:pStyle w:val="Bibliography"/>
+        <w:spacing w:line="240" w:lineRule="auto"/>
       </w:pPr>
       <w:r>
         <w:t>126.</w:t>
@@ -16926,6 +17572,7 @@
     <w:p>
       <w:pPr>
         <w:pStyle w:val="Bibliography"/>
+        <w:spacing w:line="240" w:lineRule="auto"/>
       </w:pPr>
       <w:r>
         <w:t>127.</w:t>
@@ -16958,6 +17605,7 @@
     <w:p>
       <w:pPr>
         <w:pStyle w:val="Bibliography"/>
+        <w:spacing w:line="240" w:lineRule="auto"/>
       </w:pPr>
       <w:r>
         <w:t>128.</w:t>
@@ -16990,6 +17638,7 @@
     <w:p>
       <w:pPr>
         <w:pStyle w:val="Bibliography"/>
+        <w:spacing w:line="240" w:lineRule="auto"/>
       </w:pPr>
       <w:r>
         <w:t>129.</w:t>
@@ -17002,6 +17651,7 @@
     <w:p>
       <w:pPr>
         <w:pStyle w:val="Bibliography"/>
+        <w:spacing w:line="240" w:lineRule="auto"/>
       </w:pPr>
       <w:r>
         <w:t>130.</w:t>
@@ -17034,6 +17684,7 @@
     <w:p>
       <w:pPr>
         <w:pStyle w:val="Bibliography"/>
+        <w:spacing w:line="240" w:lineRule="auto"/>
       </w:pPr>
       <w:r>
         <w:t>131.</w:t>
@@ -17066,9 +17717,9 @@
     <w:p>
       <w:pPr>
         <w:pStyle w:val="Bibliography"/>
-      </w:pPr>
-      <w:r>
-        <w:lastRenderedPageBreak/>
+        <w:spacing w:line="240" w:lineRule="auto"/>
+      </w:pPr>
+      <w:r>
         <w:t>132.</w:t>
       </w:r>
       <w:r>
@@ -17099,6 +17750,7 @@
     <w:p>
       <w:pPr>
         <w:pStyle w:val="Bibliography"/>
+        <w:spacing w:line="240" w:lineRule="auto"/>
       </w:pPr>
       <w:r>
         <w:t>133.</w:t>
@@ -17141,6 +17793,7 @@
     <w:p>
       <w:pPr>
         <w:pStyle w:val="Bibliography"/>
+        <w:spacing w:line="240" w:lineRule="auto"/>
       </w:pPr>
       <w:r>
         <w:t>134.</w:t>
@@ -17163,6 +17816,7 @@
     <w:p>
       <w:pPr>
         <w:pStyle w:val="Bibliography"/>
+        <w:spacing w:line="240" w:lineRule="auto"/>
       </w:pPr>
       <w:r>
         <w:t>135.</w:t>
@@ -17195,6 +17849,7 @@
     <w:p>
       <w:pPr>
         <w:pStyle w:val="Bibliography"/>
+        <w:spacing w:line="240" w:lineRule="auto"/>
       </w:pPr>
       <w:r>
         <w:t>136.</w:t>
@@ -17207,6 +17862,7 @@
     <w:p>
       <w:pPr>
         <w:pStyle w:val="Bibliography"/>
+        <w:spacing w:line="240" w:lineRule="auto"/>
       </w:pPr>
       <w:r>
         <w:t>137.</w:t>
@@ -17219,8 +17875,10 @@
     <w:p>
       <w:pPr>
         <w:pStyle w:val="Bibliography"/>
-      </w:pPr>
-      <w:r>
+        <w:spacing w:line="240" w:lineRule="auto"/>
+      </w:pPr>
+      <w:r>
+        <w:lastRenderedPageBreak/>
         <w:t>138.</w:t>
       </w:r>
       <w:r>
@@ -17231,6 +17889,7 @@
     <w:p>
       <w:pPr>
         <w:pStyle w:val="Bibliography"/>
+        <w:spacing w:line="240" w:lineRule="auto"/>
       </w:pPr>
       <w:r>
         <w:t>139.</w:t>
@@ -17243,6 +17902,7 @@
     <w:p>
       <w:pPr>
         <w:pStyle w:val="Bibliography"/>
+        <w:spacing w:line="240" w:lineRule="auto"/>
       </w:pPr>
       <w:r>
         <w:t>140.</w:t>
@@ -17265,6 +17925,7 @@
     <w:p>
       <w:pPr>
         <w:pStyle w:val="Bibliography"/>
+        <w:spacing w:line="240" w:lineRule="auto"/>
       </w:pPr>
       <w:r>
         <w:t>141.</w:t>
@@ -17277,6 +17938,7 @@
     <w:p>
       <w:pPr>
         <w:pStyle w:val="Bibliography"/>
+        <w:spacing w:line="240" w:lineRule="auto"/>
       </w:pPr>
       <w:r>
         <w:t>142.</w:t>
@@ -17299,6 +17961,7 @@
     <w:p>
       <w:pPr>
         <w:pStyle w:val="Bibliography"/>
+        <w:ind w:left="0" w:firstLine="0"/>
         <w:rPr>
           <w:rFonts w:ascii="Arial" w:hAnsi="Arial" w:cs="Arial"/>
           <w:color w:val="000000"/>
@@ -17318,17 +17981,6 @@
         </w:rPr>
         <w:fldChar w:fldCharType="end"/>
       </w:r>
-    </w:p>
-    <w:p>
-      <w:pPr>
-        <w:rPr>
-          <w:rFonts w:ascii="Arial" w:hAnsi="Arial" w:cs="Arial"/>
-          <w:b/>
-          <w:color w:val="000000"/>
-          <w:sz w:val="20"/>
-          <w:szCs w:val="20"/>
-        </w:rPr>
-      </w:pPr>
       <w:r>
         <w:rPr>
           <w:rFonts w:ascii="Arial" w:hAnsi="Arial" w:cs="Arial"/>
@@ -27461,11 +28113,19 @@
                 <w:rFonts w:ascii="Arial" w:hAnsi="Arial" w:cs="Arial"/>
               </w:rPr>
             </w:pPr>
-            <w:r>
-              <w:rPr>
-                <w:rFonts w:ascii="Arial" w:hAnsi="Arial" w:cs="Arial"/>
-              </w:rPr>
-              <w:t>Posttest only ES</w:t>
+            <w:proofErr w:type="spellStart"/>
+            <w:r>
+              <w:rPr>
+                <w:rFonts w:ascii="Arial" w:hAnsi="Arial" w:cs="Arial"/>
+              </w:rPr>
+              <w:t>Posttest</w:t>
+            </w:r>
+            <w:proofErr w:type="spellEnd"/>
+            <w:r>
+              <w:rPr>
+                <w:rFonts w:ascii="Arial" w:hAnsi="Arial" w:cs="Arial"/>
+              </w:rPr>
+              <w:t xml:space="preserve"> only ES</w:t>
             </w:r>
           </w:p>
         </w:tc>
@@ -27625,7 +28285,21 @@
               <w:rPr>
                 <w:rFonts w:ascii="Arial" w:hAnsi="Arial" w:cs="Arial"/>
               </w:rPr>
-              <w:t>Pre-posttest/covariate adj. ES</w:t>
+              <w:t>Pre-</w:t>
+            </w:r>
+            <w:proofErr w:type="spellStart"/>
+            <w:r>
+              <w:rPr>
+                <w:rFonts w:ascii="Arial" w:hAnsi="Arial" w:cs="Arial"/>
+              </w:rPr>
+              <w:t>posttest</w:t>
+            </w:r>
+            <w:proofErr w:type="spellEnd"/>
+            <w:r>
+              <w:rPr>
+                <w:rFonts w:ascii="Arial" w:hAnsi="Arial" w:cs="Arial"/>
+              </w:rPr>
+              <w:t>/covariate adj. ES</w:t>
             </w:r>
           </w:p>
         </w:tc>
@@ -28170,43 +28844,24 @@
       </w:r>
     </w:p>
   </w:comment>
-  <w:comment w:id="3" w:author="Mikkel Helding Vembye" w:date="2026-06-29T15:14:00Z" w:initials="MHV">
-    <w:p>
-      <w:pPr>
-        <w:pStyle w:val="CommentText"/>
-      </w:pPr>
-      <w:r>
-        <w:rPr>
-          <w:rStyle w:val="CommentReference"/>
-        </w:rPr>
-        <w:annotationRef/>
-      </w:r>
-      <w:r>
-        <w:t>Add difference between prereg and non-prereg</w:t>
-      </w:r>
-    </w:p>
-  </w:comment>
 </w:comments>
 </file>
 
 <file path=word/commentsExtended.xml><?xml version="1.0" encoding="utf-8"?>
 <w15:commentsEx xmlns:wpc="http://schemas.microsoft.com/office/word/2010/wordprocessingCanvas" xmlns:cx="http://schemas.microsoft.com/office/drawing/2014/chartex" xmlns:cx1="http://schemas.microsoft.com/office/drawing/2015/9/8/chartex" xmlns:cx2="http://schemas.microsoft.com/office/drawing/2015/10/21/chartex" xmlns:cx3="http://schemas.microsoft.com/office/drawing/2016/5/9/chartex" xmlns:cx4="http://schemas.microsoft.com/office/drawing/2016/5/10/chartex" xmlns:cx5="http://schemas.microsoft.com/office/drawing/2016/5/11/chartex" xmlns:cx6="http://schemas.microsoft.com/office/drawing/2016/5/12/chartex" xmlns:cx7="http://schemas.microsoft.com/office/drawing/2016/5/13/chartex" xmlns:cx8="http://schemas.microsoft.com/office/drawing/2016/5/14/chartex" xmlns:mc="http://schemas.openxmlformats.org/markup-compatibility/2006" xmlns:aink="http://schemas.microsoft.com/office/drawing/2016/ink" xmlns:am3d="http://schemas.microsoft.com/office/drawing/2017/model3d" xmlns:o="urn:schemas-microsoft-com:office:office" xmlns:oel="http://schemas.microsoft.com/office/2019/extlst" xmlns:r="http://schemas.openxmlformats.org/officeDocument/2006/relationships" xmlns:m="http://schemas.openxmlformats.org/officeDocument/2006/math" xmlns:v="urn:schemas-microsoft-com:vml" xmlns:wp14="http://schemas.microsoft.com/office/word/2010/wordprocessingDrawing" xmlns:wp="http://schemas.openxmlformats.org/drawingml/2006/wordprocessingDrawing" xmlns:w10="urn:schemas-microsoft-com:office:word" xmlns:w="http://schemas.openxmlformats.org/wordprocessingml/2006/main" xmlns:w14="http://schemas.microsoft.com/office/word/2010/wordml" xmlns:w15="http://schemas.microsoft.com/office/word/2012/wordml" xmlns:w16cex="http://schemas.microsoft.com/office/word/2018/wordml/cex" xmlns:w16cid="http://schemas.microsoft.com/office/word/2016/wordml/cid" xmlns:w16="http://schemas.microsoft.com/office/word/2018/wordml" xmlns:w16sdtdh="http://schemas.microsoft.com/office/word/2020/wordml/sdtdatahash" xmlns:w16se="http://schemas.microsoft.com/office/word/2015/wordml/symex" xmlns:wpg="http://schemas.microsoft.com/office/word/2010/wordprocessingGroup" xmlns:wpi="http://schemas.microsoft.com/office/word/2010/wordprocessingInk" xmlns:wne="http://schemas.microsoft.com/office/word/2006/wordml" xmlns:wps="http://schemas.microsoft.com/office/word/2010/wordprocessingShape" mc:Ignorable="w14 w15 w16se w16cid w16 w16cex w16sdtdh wp14">
   <w15:commentEx w15:paraId="4E02AA3A" w15:done="0"/>
-  <w15:commentEx w15:paraId="0F832B6C" w15:done="0"/>
 </w15:commentsEx>
 </file>
 
 <file path=word/commentsExtensible.xml><?xml version="1.0" encoding="utf-8"?>
 <w16cex:commentsExtensible xmlns:wpc="http://schemas.microsoft.com/office/word/2010/wordprocessingCanvas" xmlns:cx="http://schemas.microsoft.com/office/drawing/2014/chartex" xmlns:cx1="http://schemas.microsoft.com/office/drawing/2015/9/8/chartex" xmlns:cx2="http://schemas.microsoft.com/office/drawing/2015/10/21/chartex" xmlns:cx3="http://schemas.microsoft.com/office/drawing/2016/5/9/chartex" xmlns:cx4="http://schemas.microsoft.com/office/drawing/2016/5/10/chartex" xmlns:cx5="http://schemas.microsoft.com/office/drawing/2016/5/11/chartex" xmlns:cx6="http://schemas.microsoft.com/office/drawing/2016/5/12/chartex" xmlns:cx7="http://schemas.microsoft.com/office/drawing/2016/5/13/chartex" xmlns:cx8="http://schemas.microsoft.com/office/drawing/2016/5/14/chartex" xmlns:cr="http://schemas.microsoft.com/office/comments/2020/reactions" xmlns:mc="http://schemas.openxmlformats.org/markup-compatibility/2006" xmlns:aink="http://schemas.microsoft.com/office/drawing/2016/ink" xmlns:am3d="http://schemas.microsoft.com/office/drawing/2017/model3d" xmlns:o="urn:schemas-microsoft-com:office:office" xmlns:oel="http://schemas.microsoft.com/office/2019/extlst" xmlns:r="http://schemas.openxmlformats.org/officeDocument/2006/relationships" xmlns:m="http://schemas.openxmlformats.org/officeDocument/2006/math" xmlns:v="urn:schemas-microsoft-com:vml" xmlns:wp14="http://schemas.microsoft.com/office/word/2010/wordprocessingDrawing" xmlns:wp="http://schemas.openxmlformats.org/drawingml/2006/wordprocessingDrawing" xmlns:w10="urn:schemas-microsoft-com:office:word" xmlns:w="http://schemas.openxmlformats.org/wordprocessingml/2006/main" xmlns:w14="http://schemas.microsoft.com/office/word/2010/wordml" xmlns:w15="http://schemas.microsoft.com/office/word/2012/wordml" xmlns:w16cex="http://schemas.microsoft.com/office/word/2018/wordml/cex" xmlns:w16cid="http://schemas.microsoft.com/office/word/2016/wordml/cid" xmlns:w16="http://schemas.microsoft.com/office/word/2018/wordml" xmlns:w16sdtdh="http://schemas.microsoft.com/office/word/2020/wordml/sdtdatahash" xmlns:w16se="http://schemas.microsoft.com/office/word/2015/wordml/symex" xmlns:wpg="http://schemas.microsoft.com/office/word/2010/wordprocessingGroup" xmlns:wpi="http://schemas.microsoft.com/office/word/2010/wordprocessingInk" xmlns:wne="http://schemas.microsoft.com/office/word/2006/wordml" xmlns:wps="http://schemas.microsoft.com/office/word/2010/wordprocessingShape" mc:Ignorable="w14 w15 w16se w16cid w16 w16cex w16sdtdh cr wp14">
   <w16cex:commentExtensible w16cex:durableId="52EFF0A9" w16cex:dateUtc="2026-06-15T07:56:00Z"/>
-  <w16cex:commentExtensible w16cex:durableId="4065B294" w16cex:dateUtc="2026-06-29T13:14:00Z"/>
 </w16cex:commentsExtensible>
 </file>
 
 <file path=word/commentsIds.xml><?xml version="1.0" encoding="utf-8"?>
 <w16cid:commentsIds xmlns:wpc="http://schemas.microsoft.com/office/word/2010/wordprocessingCanvas" xmlns:cx="http://schemas.microsoft.com/office/drawing/2014/chartex" xmlns:cx1="http://schemas.microsoft.com/office/drawing/2015/9/8/chartex" xmlns:cx2="http://schemas.microsoft.com/office/drawing/2015/10/21/chartex" xmlns:cx3="http://schemas.microsoft.com/office/drawing/2016/5/9/chartex" xmlns:cx4="http://schemas.microsoft.com/office/drawing/2016/5/10/chartex" xmlns:cx5="http://schemas.microsoft.com/office/drawing/2016/5/11/chartex" xmlns:cx6="http://schemas.microsoft.com/office/drawing/2016/5/12/chartex" xmlns:cx7="http://schemas.microsoft.com/office/drawing/2016/5/13/chartex" xmlns:cx8="http://schemas.microsoft.com/office/drawing/2016/5/14/chartex" xmlns:mc="http://schemas.openxmlformats.org/markup-compatibility/2006" xmlns:aink="http://schemas.microsoft.com/office/drawing/2016/ink" xmlns:am3d="http://schemas.microsoft.com/office/drawing/2017/model3d" xmlns:o="urn:schemas-microsoft-com:office:office" xmlns:oel="http://schemas.microsoft.com/office/2019/extlst" xmlns:r="http://schemas.openxmlformats.org/officeDocument/2006/relationships" xmlns:m="http://schemas.openxmlformats.org/officeDocument/2006/math" xmlns:v="urn:schemas-microsoft-com:vml" xmlns:wp14="http://schemas.microsoft.com/office/word/2010/wordprocessingDrawing" xmlns:wp="http://schemas.openxmlformats.org/drawingml/2006/wordprocessingDrawing" xmlns:w10="urn:schemas-microsoft-com:office:word" xmlns:w="http://schemas.openxmlformats.org/wordprocessingml/2006/main" xmlns:w14="http://schemas.microsoft.com/office/word/2010/wordml" xmlns:w15="http://schemas.microsoft.com/office/word/2012/wordml" xmlns:w16cex="http://schemas.microsoft.com/office/word/2018/wordml/cex" xmlns:w16cid="http://schemas.microsoft.com/office/word/2016/wordml/cid" xmlns:w16="http://schemas.microsoft.com/office/word/2018/wordml" xmlns:w16sdtdh="http://schemas.microsoft.com/office/word/2020/wordml/sdtdatahash" xmlns:w16se="http://schemas.microsoft.com/office/word/2015/wordml/symex" xmlns:wpg="http://schemas.microsoft.com/office/word/2010/wordprocessingGroup" xmlns:wpi="http://schemas.microsoft.com/office/word/2010/wordprocessingInk" xmlns:wne="http://schemas.microsoft.com/office/word/2006/wordml" xmlns:wps="http://schemas.microsoft.com/office/word/2010/wordprocessingShape" mc:Ignorable="w14 w15 w16se w16cid w16 w16cex w16sdtdh wp14">
   <w16cid:commentId w16cid:paraId="4E02AA3A" w16cid:durableId="52EFF0A9"/>
-  <w16cid:commentId w16cid:paraId="0F832B6C" w16cid:durableId="4065B294"/>
 </w16cid:commentsIds>
 </file>
 
@@ -29139,6 +29794,7 @@
   <w:style w:type="character" w:default="1" w:styleId="DefaultParagraphFont">
     <w:name w:val="Default Paragraph Font"/>
     <w:uiPriority w:val="1"/>
+    <w:semiHidden/>
     <w:unhideWhenUsed/>
   </w:style>
   <w:style w:type="table" w:default="1" w:styleId="TableNormal">
